--- a/Labs/lab14 curveTracer Calibrate/curveTracer Calibrate Document.docx
+++ b/Labs/lab14 curveTracer Calibrate/curveTracer Calibrate Document.docx
@@ -997,14 +997,27 @@
       <w:r>
         <w:t xml:space="preserve">Figure </w:t>
       </w:r>
-      <w:fldSimple w:instr=" SEQ Figure \* ARABIC ">
-        <w:r>
-          <w:rPr>
-            <w:noProof/>
-          </w:rPr>
-          <w:t>1</w:t>
-        </w:r>
-      </w:fldSimple>
+      <w:r>
+        <w:fldChar w:fldCharType="begin"/>
+      </w:r>
+      <w:r>
+        <w:instrText xml:space="preserve"> SEQ Figure \* ARABIC </w:instrText>
+      </w:r>
+      <w:r>
+        <w:fldChar w:fldCharType="separate"/>
+      </w:r>
+      <w:r>
+        <w:rPr>
+          <w:noProof/>
+        </w:rPr>
+        <w:t>1</w:t>
+      </w:r>
+      <w:r>
+        <w:rPr>
+          <w:noProof/>
+        </w:rPr>
+        <w:fldChar w:fldCharType="end"/>
+      </w:r>
       <w:bookmarkEnd w:id="3"/>
       <w:r>
         <w:t xml:space="preserve">: </w:t>
@@ -1021,6 +1034,7 @@
       <w:r>
         <w:t xml:space="preserve">The signals needed to generate the characteristic family of curves for a BJT under test include </w:t>
       </w:r>
+      <w:proofErr w:type="spellStart"/>
       <w:r>
         <w:t>I</w:t>
       </w:r>
@@ -1030,9 +1044,11 @@
         </w:rPr>
         <w:t>b</w:t>
       </w:r>
+      <w:proofErr w:type="spellEnd"/>
       <w:r>
         <w:t xml:space="preserve">, the base current, </w:t>
       </w:r>
+      <w:proofErr w:type="spellStart"/>
       <w:r>
         <w:t>I</w:t>
       </w:r>
@@ -1042,6 +1058,7 @@
         </w:rPr>
         <w:t>c</w:t>
       </w:r>
+      <w:proofErr w:type="spellEnd"/>
       <w:r>
         <w:t xml:space="preserve"> the collector current</w:t>
       </w:r>
@@ -1051,6 +1068,7 @@
       <w:r>
         <w:t xml:space="preserve"> and </w:t>
       </w:r>
+      <w:proofErr w:type="spellStart"/>
       <w:r>
         <w:t>V</w:t>
       </w:r>
@@ -1066,6 +1084,7 @@
         </w:rPr>
         <w:t>e</w:t>
       </w:r>
+      <w:proofErr w:type="spellEnd"/>
       <w:r>
         <w:t xml:space="preserve"> the collector emitter voltage.  (Right) </w:t>
       </w:r>
@@ -1078,6 +1097,7 @@
         </w:rPr>
         <w:t xml:space="preserve"> </w:t>
       </w:r>
+      <w:proofErr w:type="spellStart"/>
       <w:r>
         <w:rPr>
           <w:iCs w:val="0"/>
@@ -1089,21 +1109,37 @@
           <w:iCs w:val="0"/>
           <w:vertAlign w:val="subscript"/>
         </w:rPr>
-        <w:t xml:space="preserve">c </w:t>
-      </w:r>
-      <w:r>
-        <w:rPr>
-          <w:iCs w:val="0"/>
-        </w:rPr>
-        <w:t>vs. V</w:t>
-      </w:r>
+        <w:t>c</w:t>
+      </w:r>
+      <w:proofErr w:type="spellEnd"/>
       <w:r>
         <w:rPr>
           <w:iCs w:val="0"/>
           <w:vertAlign w:val="subscript"/>
         </w:rPr>
+        <w:t xml:space="preserve"> </w:t>
+      </w:r>
+      <w:r>
+        <w:rPr>
+          <w:iCs w:val="0"/>
+        </w:rPr>
+        <w:t xml:space="preserve">vs. </w:t>
+      </w:r>
+      <w:proofErr w:type="spellStart"/>
+      <w:r>
+        <w:rPr>
+          <w:iCs w:val="0"/>
+        </w:rPr>
+        <w:t>V</w:t>
+      </w:r>
+      <w:r>
+        <w:rPr>
+          <w:iCs w:val="0"/>
+          <w:vertAlign w:val="subscript"/>
+        </w:rPr>
         <w:t>ce</w:t>
       </w:r>
+      <w:proofErr w:type="spellEnd"/>
       <w:r>
         <w:rPr>
           <w:iCs w:val="0"/>
@@ -1409,14 +1445,27 @@
       <w:r>
         <w:t xml:space="preserve">Figure </w:t>
       </w:r>
-      <w:fldSimple w:instr=" SEQ Figure \* ARABIC ">
-        <w:r>
-          <w:rPr>
-            <w:noProof/>
-          </w:rPr>
-          <w:t>2</w:t>
-        </w:r>
-      </w:fldSimple>
+      <w:r>
+        <w:fldChar w:fldCharType="begin"/>
+      </w:r>
+      <w:r>
+        <w:instrText xml:space="preserve"> SEQ Figure \* ARABIC </w:instrText>
+      </w:r>
+      <w:r>
+        <w:fldChar w:fldCharType="separate"/>
+      </w:r>
+      <w:r>
+        <w:rPr>
+          <w:noProof/>
+        </w:rPr>
+        <w:t>2</w:t>
+      </w:r>
+      <w:r>
+        <w:rPr>
+          <w:noProof/>
+        </w:rPr>
+        <w:fldChar w:fldCharType="end"/>
+      </w:r>
       <w:bookmarkEnd w:id="4"/>
       <w:r>
         <w:t>: The output stage of the BJT curve tracer uses a current mirro</w:t>
@@ -1477,8 +1526,13 @@
       <w:r>
         <w:t xml:space="preserve"> </w:t>
       </w:r>
-      <w:r>
-        <w:t xml:space="preserve">kΩ resistor, setting the base current.  </w:t>
+      <w:proofErr w:type="spellStart"/>
+      <w:r>
+        <w:t>kΩ</w:t>
+      </w:r>
+      <w:proofErr w:type="spellEnd"/>
+      <w:r>
+        <w:t xml:space="preserve"> resistor, setting the base current.  </w:t>
       </w:r>
     </w:p>
     <w:p>
@@ -1549,13 +1603,7 @@
         <w:t xml:space="preserve"> the</w:t>
       </w:r>
       <w:r>
-        <w:t xml:space="preserve"> collector emitter voltage against the collector current</w:t>
-      </w:r>
-      <w:r>
-        <w:t xml:space="preserve"> is needed</w:t>
-      </w:r>
-      <w:r>
-        <w:t xml:space="preserve">.  This </w:t>
+        <w:t xml:space="preserve"> collector emitter voltage against the collector current.  This </w:t>
       </w:r>
       <w:r>
         <w:t xml:space="preserve">need </w:t>
@@ -1871,14 +1919,27 @@
       <w:r>
         <w:t xml:space="preserve">Figure </w:t>
       </w:r>
-      <w:fldSimple w:instr=" SEQ Figure \* ARABIC ">
-        <w:r>
-          <w:rPr>
-            <w:noProof/>
-          </w:rPr>
-          <w:t>3</w:t>
-        </w:r>
-      </w:fldSimple>
+      <w:r>
+        <w:fldChar w:fldCharType="begin"/>
+      </w:r>
+      <w:r>
+        <w:instrText xml:space="preserve"> SEQ Figure \* ARABIC </w:instrText>
+      </w:r>
+      <w:r>
+        <w:fldChar w:fldCharType="separate"/>
+      </w:r>
+      <w:r>
+        <w:rPr>
+          <w:noProof/>
+        </w:rPr>
+        <w:t>3</w:t>
+      </w:r>
+      <w:r>
+        <w:rPr>
+          <w:noProof/>
+        </w:rPr>
+        <w:fldChar w:fldCharType="end"/>
+      </w:r>
       <w:bookmarkEnd w:id="5"/>
       <w:r>
         <w:t xml:space="preserve">: A pair of signals on Channel 1 and </w:t>
@@ -1952,7 +2013,15 @@
         <w:fldChar w:fldCharType="end"/>
       </w:r>
       <w:r>
-        <w:t xml:space="preserve">, a blue circle is placed at (x,y) = (2V, </w:t>
+        <w:t>, a blue circle is placed at (</w:t>
+      </w:r>
+      <w:proofErr w:type="spellStart"/>
+      <w:r>
+        <w:t>x,y</w:t>
+      </w:r>
+      <w:proofErr w:type="spellEnd"/>
+      <w:r>
+        <w:t xml:space="preserve">) = (2V, </w:t>
       </w:r>
       <w:r>
         <w:t>0</w:t>
@@ -2196,14 +2265,27 @@
       <w:r>
         <w:t xml:space="preserve">Table </w:t>
       </w:r>
-      <w:fldSimple w:instr=" SEQ Table \* ARABIC ">
-        <w:r>
-          <w:rPr>
-            <w:noProof/>
-          </w:rPr>
-          <w:t>1</w:t>
-        </w:r>
-      </w:fldSimple>
+      <w:r>
+        <w:fldChar w:fldCharType="begin"/>
+      </w:r>
+      <w:r>
+        <w:instrText xml:space="preserve"> SEQ Table \* ARABIC </w:instrText>
+      </w:r>
+      <w:r>
+        <w:fldChar w:fldCharType="separate"/>
+      </w:r>
+      <w:r>
+        <w:rPr>
+          <w:noProof/>
+        </w:rPr>
+        <w:t>1</w:t>
+      </w:r>
+      <w:r>
+        <w:rPr>
+          <w:noProof/>
+        </w:rPr>
+        <w:fldChar w:fldCharType="end"/>
+      </w:r>
       <w:bookmarkEnd w:id="6"/>
       <w:r>
         <w:t xml:space="preserve">: The X,Y values of the curve in </w:t>
@@ -3205,14 +3287,27 @@
       <w:r>
         <w:t xml:space="preserve">Figure </w:t>
       </w:r>
-      <w:fldSimple w:instr=" SEQ Figure \* ARABIC ">
-        <w:r>
-          <w:rPr>
-            <w:noProof/>
-          </w:rPr>
-          <w:t>4</w:t>
-        </w:r>
-      </w:fldSimple>
+      <w:r>
+        <w:fldChar w:fldCharType="begin"/>
+      </w:r>
+      <w:r>
+        <w:instrText xml:space="preserve"> SEQ Figure \* ARABIC </w:instrText>
+      </w:r>
+      <w:r>
+        <w:fldChar w:fldCharType="separate"/>
+      </w:r>
+      <w:r>
+        <w:rPr>
+          <w:noProof/>
+        </w:rPr>
+        <w:t>4</w:t>
+      </w:r>
+      <w:r>
+        <w:rPr>
+          <w:noProof/>
+        </w:rPr>
+        <w:fldChar w:fldCharType="end"/>
+      </w:r>
       <w:bookmarkEnd w:id="8"/>
       <w:r>
         <w:t xml:space="preserve">: The oscilloscope </w:t>
@@ -3253,7 +3348,13 @@
         <w:rPr>
           <w:bCs/>
         </w:rPr>
-        <w:t>us to convert the picture on the oscilloscope screen to numerical values are</w:t>
+        <w:t xml:space="preserve">us to convert the picture on the oscilloscope screen to numerical values </w:t>
+      </w:r>
+      <w:r>
+        <w:rPr>
+          <w:bCs/>
+        </w:rPr>
+        <w:t>is</w:t>
       </w:r>
       <w:r>
         <w:rPr>
@@ -3396,14 +3497,27 @@
       <w:r>
         <w:t xml:space="preserve">Figure </w:t>
       </w:r>
-      <w:fldSimple w:instr=" SEQ Figure \* ARABIC ">
-        <w:r>
-          <w:rPr>
-            <w:noProof/>
-          </w:rPr>
-          <w:t>5</w:t>
-        </w:r>
-      </w:fldSimple>
+      <w:r>
+        <w:fldChar w:fldCharType="begin"/>
+      </w:r>
+      <w:r>
+        <w:instrText xml:space="preserve"> SEQ Figure \* ARABIC </w:instrText>
+      </w:r>
+      <w:r>
+        <w:fldChar w:fldCharType="separate"/>
+      </w:r>
+      <w:r>
+        <w:rPr>
+          <w:noProof/>
+        </w:rPr>
+        <w:t>5</w:t>
+      </w:r>
+      <w:r>
+        <w:rPr>
+          <w:noProof/>
+        </w:rPr>
+        <w:fldChar w:fldCharType="end"/>
+      </w:r>
       <w:bookmarkEnd w:id="9"/>
       <w:r>
         <w:t xml:space="preserve">: The circuit </w:t>
@@ -3457,7 +3571,7 @@
     </w:p>
     <w:p>
       <w:r>
-        <w:t>You will connect the Channel 1</w:t>
+        <w:t>You will connect Channel 1</w:t>
       </w:r>
       <w:r>
         <w:t xml:space="preserve"> of the oscilloscope to C</w:t>
@@ -3521,6 +3635,7 @@
       <w:r>
         <w:t xml:space="preserve"> Since the emitter of the DUT is at ground, CH_X is measuring </w:t>
       </w:r>
+      <w:proofErr w:type="spellStart"/>
       <w:r>
         <w:rPr>
           <w:i/>
@@ -3536,6 +3651,7 @@
         </w:rPr>
         <w:t>ce</w:t>
       </w:r>
+      <w:proofErr w:type="spellEnd"/>
       <w:r>
         <w:t xml:space="preserve"> of the DUT.  </w:t>
       </w:r>
@@ -3680,16 +3796,29 @@
               <w:pStyle w:val="Caption"/>
               <w:keepNext/>
             </w:pPr>
-            <w:fldSimple w:instr=" SEQ Equation \* ARABIC ">
-              <w:bookmarkStart w:id="10" w:name="_Ref96286407"/>
-              <w:r>
-                <w:rPr>
-                  <w:noProof/>
-                </w:rPr>
-                <w:t>1</w:t>
-              </w:r>
-              <w:bookmarkEnd w:id="10"/>
-            </w:fldSimple>
+            <w:r>
+              <w:fldChar w:fldCharType="begin"/>
+            </w:r>
+            <w:r>
+              <w:instrText xml:space="preserve"> SEQ Equation \* ARABIC </w:instrText>
+            </w:r>
+            <w:r>
+              <w:fldChar w:fldCharType="separate"/>
+            </w:r>
+            <w:bookmarkStart w:id="10" w:name="_Ref96286407"/>
+            <w:r>
+              <w:rPr>
+                <w:noProof/>
+              </w:rPr>
+              <w:t>1</w:t>
+            </w:r>
+            <w:bookmarkEnd w:id="10"/>
+            <w:r>
+              <w:rPr>
+                <w:noProof/>
+              </w:rPr>
+              <w:fldChar w:fldCharType="end"/>
+            </w:r>
           </w:p>
         </w:tc>
       </w:tr>
@@ -3728,7 +3857,7 @@
     </w:p>
     <w:p>
       <w:r>
-        <w:t>You will connect the Channel 2</w:t>
+        <w:t>You will connect Channel 2</w:t>
       </w:r>
       <w:r>
         <w:t xml:space="preserve"> of the oscilloscope to </w:t>
@@ -3795,6 +3924,7 @@
       <w:r>
         <w:t xml:space="preserve"> Since the current out of Q4 is the collector current, </w:t>
       </w:r>
+      <w:proofErr w:type="spellStart"/>
       <w:r>
         <w:t>i</w:t>
       </w:r>
@@ -3804,9 +3934,11 @@
         </w:rPr>
         <w:t>c</w:t>
       </w:r>
+      <w:proofErr w:type="spellEnd"/>
       <w:r>
         <w:t xml:space="preserve">, of the DUT then the current output of Q5 is also equal to </w:t>
       </w:r>
+      <w:proofErr w:type="spellStart"/>
       <w:r>
         <w:rPr>
           <w:i/>
@@ -3822,6 +3954,7 @@
         </w:rPr>
         <w:t>c</w:t>
       </w:r>
+      <w:proofErr w:type="spellEnd"/>
       <w:r>
         <w:t xml:space="preserve">.  Thus, </w:t>
       </w:r>
@@ -4055,16 +4188,29 @@
               <w:pStyle w:val="Caption"/>
               <w:keepNext/>
             </w:pPr>
-            <w:fldSimple w:instr=" SEQ Equation \* ARABIC ">
-              <w:bookmarkStart w:id="11" w:name="_Ref82953684"/>
-              <w:r>
-                <w:rPr>
-                  <w:noProof/>
-                </w:rPr>
-                <w:t>2</w:t>
-              </w:r>
-              <w:bookmarkEnd w:id="11"/>
-            </w:fldSimple>
+            <w:r>
+              <w:fldChar w:fldCharType="begin"/>
+            </w:r>
+            <w:r>
+              <w:instrText xml:space="preserve"> SEQ Equation \* ARABIC </w:instrText>
+            </w:r>
+            <w:r>
+              <w:fldChar w:fldCharType="separate"/>
+            </w:r>
+            <w:bookmarkStart w:id="11" w:name="_Ref82953684"/>
+            <w:r>
+              <w:rPr>
+                <w:noProof/>
+              </w:rPr>
+              <w:t>2</w:t>
+            </w:r>
+            <w:bookmarkEnd w:id="11"/>
+            <w:r>
+              <w:rPr>
+                <w:noProof/>
+              </w:rPr>
+              <w:fldChar w:fldCharType="end"/>
+            </w:r>
           </w:p>
         </w:tc>
       </w:tr>
@@ -4311,14 +4457,27 @@
               <w:pStyle w:val="Caption"/>
               <w:keepNext/>
             </w:pPr>
-            <w:fldSimple w:instr=" SEQ Equation \* ARABIC ">
-              <w:r>
-                <w:rPr>
-                  <w:noProof/>
-                </w:rPr>
-                <w:t>3</w:t>
-              </w:r>
-            </w:fldSimple>
+            <w:r>
+              <w:fldChar w:fldCharType="begin"/>
+            </w:r>
+            <w:r>
+              <w:instrText xml:space="preserve"> SEQ Equation \* ARABIC </w:instrText>
+            </w:r>
+            <w:r>
+              <w:fldChar w:fldCharType="separate"/>
+            </w:r>
+            <w:r>
+              <w:rPr>
+                <w:noProof/>
+              </w:rPr>
+              <w:t>3</w:t>
+            </w:r>
+            <w:r>
+              <w:rPr>
+                <w:noProof/>
+              </w:rPr>
+              <w:fldChar w:fldCharType="end"/>
+            </w:r>
           </w:p>
         </w:tc>
       </w:tr>
@@ -4349,7 +4508,11 @@
         <w:t xml:space="preserve"> two</w:t>
       </w:r>
       <w:r>
-        <w:t xml:space="preserve"> ideas just presented to determine V</w:t>
+        <w:t xml:space="preserve"> ideas just presented to determine </w:t>
+      </w:r>
+      <w:proofErr w:type="spellStart"/>
+      <w:r>
+        <w:t>V</w:t>
       </w:r>
       <w:r>
         <w:rPr>
@@ -4357,8 +4520,13 @@
         </w:rPr>
         <w:t>ce</w:t>
       </w:r>
-      <w:r>
-        <w:t xml:space="preserve"> and i</w:t>
+      <w:proofErr w:type="spellEnd"/>
+      <w:r>
+        <w:t xml:space="preserve"> and </w:t>
+      </w:r>
+      <w:proofErr w:type="spellStart"/>
+      <w:r>
+        <w:t>i</w:t>
       </w:r>
       <w:r>
         <w:rPr>
@@ -4366,6 +4534,7 @@
         </w:rPr>
         <w:t>c</w:t>
       </w:r>
+      <w:proofErr w:type="spellEnd"/>
       <w:r>
         <w:t xml:space="preserve"> of the points marked in </w:t>
       </w:r>
@@ -4420,16 +4589,37 @@
     </w:p>
     <w:p>
       <w:r>
-        <w:t>Now the orange square is located 1 division to the right of the red square, hence has a</w:t>
+        <w:t>Now</w:t>
+      </w:r>
+      <w:r>
+        <w:t>,</w:t>
+      </w:r>
+      <w:r>
+        <w:t xml:space="preserve"> the orange square is located 1 division to the right of the red square, hence</w:t>
+      </w:r>
+      <w:r>
+        <w:t xml:space="preserve"> it has</w:t>
+      </w:r>
+      <w:r>
+        <w:t xml:space="preserve"> a</w:t>
       </w:r>
       <w:r>
         <w:t>n</w:t>
       </w:r>
       <w:r>
-        <w:t xml:space="preserve"> x-axis voltage of 1V.  </w:t>
-      </w:r>
-      <w:r>
-        <w:t>Thus,</w:t>
+        <w:t xml:space="preserve"> x-axis voltage of 1V</w:t>
+      </w:r>
+      <w:r>
+        <w:t>;</w:t>
+      </w:r>
+      <w:r>
+        <w:t xml:space="preserve"> </w:t>
+      </w:r>
+      <w:r>
+        <w:t>t</w:t>
+      </w:r>
+      <w:r>
+        <w:t>hus,</w:t>
       </w:r>
       <w:r>
         <w:t xml:space="preserve"> by </w:t>
@@ -4438,7 +4628,11 @@
         <w:t>E</w:t>
       </w:r>
       <w:r>
-        <w:t>quation 1, V</w:t>
+        <w:t xml:space="preserve">quation 1, </w:t>
+      </w:r>
+      <w:proofErr w:type="spellStart"/>
+      <w:r>
+        <w:t>V</w:t>
       </w:r>
       <w:r>
         <w:rPr>
@@ -4446,6 +4640,7 @@
         </w:rPr>
         <w:t>ce</w:t>
       </w:r>
+      <w:proofErr w:type="spellEnd"/>
       <w:r>
         <w:t xml:space="preserve"> </w:t>
       </w:r>
@@ -4453,7 +4648,47 @@
         <w:t xml:space="preserve">= 1V. </w:t>
       </w:r>
       <w:r>
-        <w:t>The orange square is 4 divisions above the red square, hence has a y-axis voltage of 4division * 0.2V/division = 0.8V.  Hence, by Equation 4, i</w:t>
+        <w:t>The orange square is 4 divisions above the red square, hence</w:t>
+      </w:r>
+      <w:r>
+        <w:t>, it</w:t>
+      </w:r>
+      <w:r>
+        <w:t xml:space="preserve"> has a y-axis voltage of 4</w:t>
+      </w:r>
+      <w:r>
+        <w:t xml:space="preserve"> </w:t>
+      </w:r>
+      <w:r>
+        <w:t>division</w:t>
+      </w:r>
+      <w:r>
+        <w:t>s</w:t>
+      </w:r>
+      <w:r>
+        <w:t xml:space="preserve"> * 0.2V/division = 0.8V</w:t>
+      </w:r>
+      <w:r>
+        <w:t>;</w:t>
+      </w:r>
+      <w:r>
+        <w:t xml:space="preserve"> </w:t>
+      </w:r>
+      <w:r>
+        <w:t>h</w:t>
+      </w:r>
+      <w:r>
+        <w:t>ence</w:t>
+      </w:r>
+      <w:r>
+        <w:t>,</w:t>
+      </w:r>
+      <w:r>
+        <w:t xml:space="preserve"> by Equation 4, </w:t>
+      </w:r>
+      <w:proofErr w:type="spellStart"/>
+      <w:r>
+        <w:t>i</w:t>
       </w:r>
       <w:r>
         <w:rPr>
@@ -4461,6 +4696,7 @@
         </w:rPr>
         <w:t>c</w:t>
       </w:r>
+      <w:proofErr w:type="spellEnd"/>
       <w:r>
         <w:t xml:space="preserve"> = 0.8V * 10mA/volt = 8mA.</w:t>
       </w:r>
@@ -4537,17 +4773,34 @@
       <w:r>
         <w:t xml:space="preserve">Figure </w:t>
       </w:r>
-      <w:fldSimple w:instr=" SEQ Figure \* ARABIC ">
-        <w:r>
-          <w:rPr>
-            <w:noProof/>
-          </w:rPr>
-          <w:t>6</w:t>
-        </w:r>
-      </w:fldSimple>
+      <w:r>
+        <w:fldChar w:fldCharType="begin"/>
+      </w:r>
+      <w:r>
+        <w:instrText xml:space="preserve"> SEQ Figure \* ARABIC </w:instrText>
+      </w:r>
+      <w:r>
+        <w:fldChar w:fldCharType="separate"/>
+      </w:r>
+      <w:r>
+        <w:rPr>
+          <w:noProof/>
+        </w:rPr>
+        <w:t>6</w:t>
+      </w:r>
+      <w:r>
+        <w:rPr>
+          <w:noProof/>
+        </w:rPr>
+        <w:fldChar w:fldCharType="end"/>
+      </w:r>
       <w:bookmarkEnd w:id="13"/>
       <w:r>
-        <w:t>: A family of curves with colored squares marking points to determine V</w:t>
+        <w:t xml:space="preserve">: A family of curves with colored squares marking points to determine </w:t>
+      </w:r>
+      <w:proofErr w:type="spellStart"/>
+      <w:r>
+        <w:t>V</w:t>
       </w:r>
       <w:r>
         <w:rPr>
@@ -4555,8 +4808,13 @@
         </w:rPr>
         <w:t>ce</w:t>
       </w:r>
-      <w:r>
-        <w:t xml:space="preserve"> and i</w:t>
+      <w:proofErr w:type="spellEnd"/>
+      <w:r>
+        <w:t xml:space="preserve"> and </w:t>
+      </w:r>
+      <w:proofErr w:type="spellStart"/>
+      <w:r>
+        <w:t>i</w:t>
       </w:r>
       <w:r>
         <w:rPr>
@@ -4564,6 +4822,7 @@
         </w:rPr>
         <w:t>c</w:t>
       </w:r>
+      <w:proofErr w:type="spellEnd"/>
       <w:r>
         <w:t>.</w:t>
       </w:r>
@@ -4586,14 +4845,27 @@
         <w:lastRenderedPageBreak/>
         <w:t xml:space="preserve">Table </w:t>
       </w:r>
-      <w:fldSimple w:instr=" SEQ Table \* ARABIC ">
-        <w:r>
-          <w:rPr>
-            <w:noProof/>
-          </w:rPr>
-          <w:t>2</w:t>
-        </w:r>
-      </w:fldSimple>
+      <w:r>
+        <w:fldChar w:fldCharType="begin"/>
+      </w:r>
+      <w:r>
+        <w:instrText xml:space="preserve"> SEQ Table \* ARABIC </w:instrText>
+      </w:r>
+      <w:r>
+        <w:fldChar w:fldCharType="separate"/>
+      </w:r>
+      <w:r>
+        <w:rPr>
+          <w:noProof/>
+        </w:rPr>
+        <w:t>2</w:t>
+      </w:r>
+      <w:r>
+        <w:rPr>
+          <w:noProof/>
+        </w:rPr>
+        <w:fldChar w:fldCharType="end"/>
+      </w:r>
       <w:bookmarkEnd w:id="14"/>
       <w:r>
         <w:t xml:space="preserve">: Complete the table using the information in </w:t>
@@ -4678,6 +4950,7 @@
             <w:pPr>
               <w:ind w:left="0" w:firstLine="0"/>
             </w:pPr>
+            <w:proofErr w:type="spellStart"/>
             <w:r>
               <w:t>V</w:t>
             </w:r>
@@ -4687,6 +4960,7 @@
               </w:rPr>
               <w:t>ce</w:t>
             </w:r>
+            <w:proofErr w:type="spellEnd"/>
           </w:p>
         </w:tc>
         <w:tc>
@@ -4716,6 +4990,7 @@
             <w:pPr>
               <w:ind w:left="0" w:firstLine="0"/>
             </w:pPr>
+            <w:proofErr w:type="spellStart"/>
             <w:r>
               <w:t>i</w:t>
             </w:r>
@@ -4725,6 +5000,7 @@
               </w:rPr>
               <w:t>c</w:t>
             </w:r>
+            <w:proofErr w:type="spellEnd"/>
           </w:p>
         </w:tc>
       </w:tr>
@@ -5316,16 +5592,29 @@
               <w:pStyle w:val="Caption"/>
               <w:keepNext/>
             </w:pPr>
-            <w:fldSimple w:instr=" SEQ Equation \* ARABIC ">
-              <w:bookmarkStart w:id="15" w:name="_Ref82953727"/>
-              <w:r>
-                <w:rPr>
-                  <w:noProof/>
-                </w:rPr>
-                <w:t>4</w:t>
-              </w:r>
-              <w:bookmarkEnd w:id="15"/>
-            </w:fldSimple>
+            <w:r>
+              <w:fldChar w:fldCharType="begin"/>
+            </w:r>
+            <w:r>
+              <w:instrText xml:space="preserve"> SEQ Equation \* ARABIC </w:instrText>
+            </w:r>
+            <w:r>
+              <w:fldChar w:fldCharType="separate"/>
+            </w:r>
+            <w:bookmarkStart w:id="15" w:name="_Ref82953727"/>
+            <w:r>
+              <w:rPr>
+                <w:noProof/>
+              </w:rPr>
+              <w:t>4</w:t>
+            </w:r>
+            <w:bookmarkEnd w:id="15"/>
+            <w:r>
+              <w:rPr>
+                <w:noProof/>
+              </w:rPr>
+              <w:fldChar w:fldCharType="end"/>
+            </w:r>
           </w:p>
         </w:tc>
       </w:tr>
@@ -5368,6 +5657,7 @@
         </w:rPr>
         <w:t xml:space="preserve"> </w:t>
       </w:r>
+      <w:proofErr w:type="spellStart"/>
       <w:r>
         <w:rPr>
           <w:i/>
@@ -5383,6 +5673,7 @@
         </w:rPr>
         <w:t>b</w:t>
       </w:r>
+      <w:proofErr w:type="spellEnd"/>
       <w:r>
         <w:t xml:space="preserve"> yields Equation </w:t>
       </w:r>
@@ -5556,16 +5847,29 @@
               <w:pStyle w:val="Caption"/>
               <w:keepNext/>
             </w:pPr>
-            <w:fldSimple w:instr=" SEQ Equation \* ARABIC ">
-              <w:bookmarkStart w:id="16" w:name="_Ref82953742"/>
-              <w:r>
-                <w:rPr>
-                  <w:noProof/>
-                </w:rPr>
-                <w:t>5</w:t>
-              </w:r>
-              <w:bookmarkEnd w:id="16"/>
-            </w:fldSimple>
+            <w:r>
+              <w:fldChar w:fldCharType="begin"/>
+            </w:r>
+            <w:r>
+              <w:instrText xml:space="preserve"> SEQ Equation \* ARABIC </w:instrText>
+            </w:r>
+            <w:r>
+              <w:fldChar w:fldCharType="separate"/>
+            </w:r>
+            <w:bookmarkStart w:id="16" w:name="_Ref82953742"/>
+            <w:r>
+              <w:rPr>
+                <w:noProof/>
+              </w:rPr>
+              <w:t>5</w:t>
+            </w:r>
+            <w:bookmarkEnd w:id="16"/>
+            <w:r>
+              <w:rPr>
+                <w:noProof/>
+              </w:rPr>
+              <w:fldChar w:fldCharType="end"/>
+            </w:r>
           </w:p>
         </w:tc>
       </w:tr>
@@ -6152,14 +6456,27 @@
       <w:r>
         <w:t xml:space="preserve">Figure </w:t>
       </w:r>
-      <w:fldSimple w:instr=" SEQ Figure \* ARABIC ">
-        <w:r>
-          <w:rPr>
-            <w:noProof/>
-          </w:rPr>
-          <w:t>7</w:t>
-        </w:r>
-      </w:fldSimple>
+      <w:r>
+        <w:fldChar w:fldCharType="begin"/>
+      </w:r>
+      <w:r>
+        <w:instrText xml:space="preserve"> SEQ Figure \* ARABIC </w:instrText>
+      </w:r>
+      <w:r>
+        <w:fldChar w:fldCharType="separate"/>
+      </w:r>
+      <w:r>
+        <w:rPr>
+          <w:noProof/>
+        </w:rPr>
+        <w:t>7</w:t>
+      </w:r>
+      <w:r>
+        <w:rPr>
+          <w:noProof/>
+        </w:rPr>
+        <w:fldChar w:fldCharType="end"/>
+      </w:r>
       <w:bookmarkEnd w:id="18"/>
       <w:r>
         <w:t xml:space="preserve">: Measuring the </w:t>
@@ -6314,14 +6631,27 @@
       <w:r>
         <w:t xml:space="preserve">Table </w:t>
       </w:r>
-      <w:fldSimple w:instr=" SEQ Table \* ARABIC ">
-        <w:r>
-          <w:rPr>
-            <w:noProof/>
-          </w:rPr>
-          <w:t>3</w:t>
-        </w:r>
-      </w:fldSimple>
+      <w:r>
+        <w:fldChar w:fldCharType="begin"/>
+      </w:r>
+      <w:r>
+        <w:instrText xml:space="preserve"> SEQ Table \* ARABIC </w:instrText>
+      </w:r>
+      <w:r>
+        <w:fldChar w:fldCharType="separate"/>
+      </w:r>
+      <w:r>
+        <w:rPr>
+          <w:noProof/>
+        </w:rPr>
+        <w:t>3</w:t>
+      </w:r>
+      <w:r>
+        <w:rPr>
+          <w:noProof/>
+        </w:rPr>
+        <w:fldChar w:fldCharType="end"/>
+      </w:r>
       <w:bookmarkStart w:id="21" w:name="_Hlk83234397"/>
       <w:bookmarkEnd w:id="20"/>
       <w:r>
@@ -6451,6 +6781,7 @@
                 <w:bCs/>
               </w:rPr>
             </w:pPr>
+            <w:proofErr w:type="spellStart"/>
             <w:r>
               <w:rPr>
                 <w:b/>
@@ -6470,6 +6801,7 @@
               </w:rPr>
               <w:t>b</w:t>
             </w:r>
+            <w:proofErr w:type="spellEnd"/>
             <w:r>
               <w:rPr>
                 <w:b/>
@@ -6972,7 +7304,11 @@
         <w:fldChar w:fldCharType="end"/>
       </w:r>
       <w:r>
-        <w:t xml:space="preserve"> to compute the base current, i</w:t>
+        <w:t xml:space="preserve"> to compute the base current, </w:t>
+      </w:r>
+      <w:proofErr w:type="spellStart"/>
+      <w:r>
+        <w:t>i</w:t>
       </w:r>
       <w:r>
         <w:rPr>
@@ -6980,6 +7316,7 @@
         </w:rPr>
         <w:t>b</w:t>
       </w:r>
+      <w:proofErr w:type="spellEnd"/>
       <w:r>
         <w:t xml:space="preserve">, using Equation </w:t>
       </w:r>
@@ -7087,7 +7424,13 @@
         <w:t>By completing the BJT performance card, you will be able to determine t</w:t>
       </w:r>
       <w:r>
-        <w:t xml:space="preserve">wo important parameters of the BJT under test, the DC gain and the Early voltage.    To determine these parameters, download and open </w:t>
+        <w:t>wo important parameters of the BJT under test, the DC gain and the Early voltage.</w:t>
+      </w:r>
+      <w:r>
+        <w:t xml:space="preserve"> </w:t>
+      </w:r>
+      <w:r>
+        <w:t xml:space="preserve">To determine these parameters, download and open </w:t>
       </w:r>
       <w:r>
         <w:t>the bjtPerformanceCard</w:t>
@@ -7194,6 +7537,7 @@
         </w:rPr>
         <w:t xml:space="preserve"> to fill in the </w:t>
       </w:r>
+      <w:proofErr w:type="spellStart"/>
       <w:r>
         <w:rPr>
           <w:i/>
@@ -7211,6 +7555,7 @@
         </w:rPr>
         <w:t>b</w:t>
       </w:r>
+      <w:proofErr w:type="spellEnd"/>
       <w:r>
         <w:rPr>
           <w:i/>
@@ -7368,7 +7713,15 @@
         <w:t xml:space="preserve"> save a personal copy of </w:t>
       </w:r>
       <w:r>
-        <w:t>the bjtPerformanceCard document with this information typed in permanently.</w:t>
+        <w:t xml:space="preserve">the </w:t>
+      </w:r>
+      <w:proofErr w:type="spellStart"/>
+      <w:r>
+        <w:t>bjtPerformanceCard</w:t>
+      </w:r>
+      <w:proofErr w:type="spellEnd"/>
+      <w:r>
+        <w:t xml:space="preserve"> document with this information typed in permanently.</w:t>
       </w:r>
       <w:r>
         <w:t xml:space="preserve">  </w:t>
@@ -7430,14 +7783,27 @@
       <w:r>
         <w:t xml:space="preserve">Figure </w:t>
       </w:r>
-      <w:fldSimple w:instr=" SEQ Figure \* ARABIC ">
-        <w:r>
-          <w:rPr>
-            <w:noProof/>
-          </w:rPr>
-          <w:t>8</w:t>
-        </w:r>
-      </w:fldSimple>
+      <w:r>
+        <w:fldChar w:fldCharType="begin"/>
+      </w:r>
+      <w:r>
+        <w:instrText xml:space="preserve"> SEQ Figure \* ARABIC </w:instrText>
+      </w:r>
+      <w:r>
+        <w:fldChar w:fldCharType="separate"/>
+      </w:r>
+      <w:r>
+        <w:rPr>
+          <w:noProof/>
+        </w:rPr>
+        <w:t>8</w:t>
+      </w:r>
+      <w:r>
+        <w:rPr>
+          <w:noProof/>
+        </w:rPr>
+        <w:fldChar w:fldCharType="end"/>
+      </w:r>
       <w:bookmarkEnd w:id="22"/>
       <w:r>
         <w:t xml:space="preserve">: The BJT Performance card you will </w:t>
@@ -7602,6 +7968,7 @@
               </w:rPr>
               <w:t xml:space="preserve"> </w:t>
             </w:r>
+            <w:proofErr w:type="spellStart"/>
             <w:r>
               <w:rPr>
                 <w:b w:val="0"/>
@@ -7609,6 +7976,7 @@
               </w:rPr>
               <w:t>ms</w:t>
             </w:r>
+            <w:proofErr w:type="spellEnd"/>
           </w:p>
         </w:tc>
       </w:tr>
@@ -8074,14 +8442,27 @@
       <w:r>
         <w:t xml:space="preserve">Figure </w:t>
       </w:r>
-      <w:fldSimple w:instr=" SEQ Figure \* ARABIC ">
-        <w:r>
-          <w:rPr>
-            <w:noProof/>
-          </w:rPr>
-          <w:t>9</w:t>
-        </w:r>
-      </w:fldSimple>
+      <w:r>
+        <w:fldChar w:fldCharType="begin"/>
+      </w:r>
+      <w:r>
+        <w:instrText xml:space="preserve"> SEQ Figure \* ARABIC </w:instrText>
+      </w:r>
+      <w:r>
+        <w:fldChar w:fldCharType="separate"/>
+      </w:r>
+      <w:r>
+        <w:rPr>
+          <w:noProof/>
+        </w:rPr>
+        <w:t>9</w:t>
+      </w:r>
+      <w:r>
+        <w:rPr>
+          <w:noProof/>
+        </w:rPr>
+        <w:fldChar w:fldCharType="end"/>
+      </w:r>
       <w:bookmarkEnd w:id="23"/>
       <w:r>
         <w:t>: The oscilloscope output with a DUT in normal mode</w:t>
@@ -8100,6 +8481,7 @@
       <w:r>
         <w:t xml:space="preserve"> you will need to put the oscilloscope into X/Y mode. Find the </w:t>
       </w:r>
+      <w:proofErr w:type="spellStart"/>
       <w:r>
         <w:rPr>
           <w:b/>
@@ -8107,6 +8489,7 @@
         </w:rPr>
         <w:t>Horiz</w:t>
       </w:r>
+      <w:proofErr w:type="spellEnd"/>
       <w:r>
         <w:t xml:space="preserve"> button and then use the softkey menu to select X</w:t>
       </w:r>
@@ -8167,17 +8550,38 @@
       <w:r>
         <w:t xml:space="preserve">Figure </w:t>
       </w:r>
-      <w:fldSimple w:instr=" SEQ Figure \* ARABIC ">
-        <w:r>
-          <w:rPr>
-            <w:noProof/>
-          </w:rPr>
-          <w:t>10</w:t>
-        </w:r>
-      </w:fldSimple>
+      <w:r>
+        <w:fldChar w:fldCharType="begin"/>
+      </w:r>
+      <w:r>
+        <w:instrText xml:space="preserve"> SEQ Figure \* ARABIC </w:instrText>
+      </w:r>
+      <w:r>
+        <w:fldChar w:fldCharType="separate"/>
+      </w:r>
+      <w:r>
+        <w:rPr>
+          <w:noProof/>
+        </w:rPr>
+        <w:t>10</w:t>
+      </w:r>
+      <w:r>
+        <w:rPr>
+          <w:noProof/>
+        </w:rPr>
+        <w:fldChar w:fldCharType="end"/>
+      </w:r>
       <w:bookmarkEnd w:id="24"/>
       <w:r>
-        <w:t>: Display showing the placement of the Horiz button.</w:t>
+        <w:t xml:space="preserve">: Display showing the placement of the </w:t>
+      </w:r>
+      <w:proofErr w:type="spellStart"/>
+      <w:r>
+        <w:t>Horiz</w:t>
+      </w:r>
+      <w:proofErr w:type="spellEnd"/>
+      <w:r>
+        <w:t xml:space="preserve"> button.</w:t>
       </w:r>
     </w:p>
     <w:p>
@@ -8219,7 +8623,7 @@
         </w:rPr>
         <w:lastRenderedPageBreak/>
         <w:drawing>
-          <wp:inline distT="0" distB="0" distL="0" distR="0" wp14:anchorId="4F88E10A" wp14:editId="1FCAAFB5">
+          <wp:inline distT="0" distB="0" distL="0" distR="0" wp14:anchorId="4F88E10A" wp14:editId="04096EF1">
             <wp:extent cx="2743200" cy="1754065"/>
             <wp:effectExtent l="0" t="0" r="0" b="0"/>
             <wp:docPr id="1" name="Picture 1"/>
@@ -8276,14 +8680,27 @@
       <w:r>
         <w:t xml:space="preserve">Figure </w:t>
       </w:r>
-      <w:fldSimple w:instr=" SEQ Figure \* ARABIC ">
-        <w:r>
-          <w:rPr>
-            <w:noProof/>
-          </w:rPr>
-          <w:t>11</w:t>
-        </w:r>
-      </w:fldSimple>
+      <w:r>
+        <w:fldChar w:fldCharType="begin"/>
+      </w:r>
+      <w:r>
+        <w:instrText xml:space="preserve"> SEQ Figure \* ARABIC </w:instrText>
+      </w:r>
+      <w:r>
+        <w:fldChar w:fldCharType="separate"/>
+      </w:r>
+      <w:r>
+        <w:rPr>
+          <w:noProof/>
+        </w:rPr>
+        <w:t>11</w:t>
+      </w:r>
+      <w:r>
+        <w:rPr>
+          <w:noProof/>
+        </w:rPr>
+        <w:fldChar w:fldCharType="end"/>
+      </w:r>
       <w:bookmarkEnd w:id="25"/>
       <w:r>
         <w:t>: X-Y mode when first ena</w:t>
@@ -8330,7 +8747,7 @@
           <w:noProof/>
         </w:rPr>
         <w:drawing>
-          <wp:inline distT="0" distB="0" distL="0" distR="0" wp14:anchorId="70D8E959" wp14:editId="2CCBC17D">
+          <wp:inline distT="0" distB="0" distL="0" distR="0" wp14:anchorId="70D8E959" wp14:editId="26A0DB4A">
             <wp:extent cx="2743200" cy="1754065"/>
             <wp:effectExtent l="0" t="0" r="0" b="0"/>
             <wp:docPr id="19" name="Picture 19"/>
@@ -8387,14 +8804,27 @@
       <w:r>
         <w:t xml:space="preserve">Figure </w:t>
       </w:r>
-      <w:fldSimple w:instr=" SEQ Figure \* ARABIC ">
-        <w:r>
-          <w:rPr>
-            <w:noProof/>
-          </w:rPr>
-          <w:t>12</w:t>
-        </w:r>
-      </w:fldSimple>
+      <w:r>
+        <w:fldChar w:fldCharType="begin"/>
+      </w:r>
+      <w:r>
+        <w:instrText xml:space="preserve"> SEQ Figure \* ARABIC </w:instrText>
+      </w:r>
+      <w:r>
+        <w:fldChar w:fldCharType="separate"/>
+      </w:r>
+      <w:r>
+        <w:rPr>
+          <w:noProof/>
+        </w:rPr>
+        <w:t>12</w:t>
+      </w:r>
+      <w:r>
+        <w:rPr>
+          <w:noProof/>
+        </w:rPr>
+        <w:fldChar w:fldCharType="end"/>
+      </w:r>
       <w:bookmarkEnd w:id="26"/>
       <w:r>
         <w:t>: Use the Channel 1/</w:t>
@@ -8468,7 +8898,7 @@
           <w:noProof/>
         </w:rPr>
         <w:drawing>
-          <wp:inline distT="0" distB="0" distL="0" distR="0" wp14:anchorId="72714103" wp14:editId="01DD95E2">
+          <wp:inline distT="0" distB="0" distL="0" distR="0" wp14:anchorId="72714103" wp14:editId="79F77DC5">
             <wp:extent cx="2743200" cy="1754066"/>
             <wp:effectExtent l="0" t="0" r="0" b="0"/>
             <wp:docPr id="25" name="Picture 25"/>
@@ -8525,14 +8955,27 @@
       <w:r>
         <w:t xml:space="preserve">Figure </w:t>
       </w:r>
-      <w:fldSimple w:instr=" SEQ Figure \* ARABIC ">
-        <w:r>
-          <w:rPr>
-            <w:noProof/>
-          </w:rPr>
-          <w:t>13</w:t>
-        </w:r>
-      </w:fldSimple>
+      <w:r>
+        <w:fldChar w:fldCharType="begin"/>
+      </w:r>
+      <w:r>
+        <w:instrText xml:space="preserve"> SEQ Figure \* ARABIC </w:instrText>
+      </w:r>
+      <w:r>
+        <w:fldChar w:fldCharType="separate"/>
+      </w:r>
+      <w:r>
+        <w:rPr>
+          <w:noProof/>
+        </w:rPr>
+        <w:t>13</w:t>
+      </w:r>
+      <w:r>
+        <w:rPr>
+          <w:noProof/>
+        </w:rPr>
+        <w:fldChar w:fldCharType="end"/>
+      </w:r>
       <w:bookmarkEnd w:id="27"/>
       <w:r>
         <w:t>: Use the Channel 1/2 offs</w:t>
@@ -8643,7 +9086,7 @@
         </w:rPr>
         <w:lastRenderedPageBreak/>
         <w:drawing>
-          <wp:anchor distT="0" distB="0" distL="114300" distR="114300" simplePos="0" relativeHeight="251660288" behindDoc="0" locked="0" layoutInCell="1" allowOverlap="1" wp14:anchorId="44ABC0DE" wp14:editId="69587717">
+          <wp:anchor distT="0" distB="0" distL="114300" distR="114300" simplePos="0" relativeHeight="251660288" behindDoc="0" locked="0" layoutInCell="1" allowOverlap="1" wp14:anchorId="44ABC0DE" wp14:editId="3A6619C5">
             <wp:simplePos x="0" y="0"/>
             <wp:positionH relativeFrom="column">
               <wp:posOffset>3055620</wp:posOffset>
@@ -8710,7 +9153,7 @@
           <w:noProof/>
         </w:rPr>
         <w:drawing>
-          <wp:inline distT="0" distB="0" distL="0" distR="0" wp14:anchorId="1A6A59AC" wp14:editId="6C2BDA09">
+          <wp:inline distT="0" distB="0" distL="0" distR="0" wp14:anchorId="1A6A59AC" wp14:editId="0B1EDF38">
             <wp:extent cx="2743200" cy="1754945"/>
             <wp:effectExtent l="0" t="0" r="0" b="0"/>
             <wp:docPr id="2057669509" name="Picture 1"/>
@@ -8767,14 +9210,27 @@
       <w:r>
         <w:t xml:space="preserve">Figure </w:t>
       </w:r>
-      <w:fldSimple w:instr=" SEQ Figure \* ARABIC ">
-        <w:r>
-          <w:rPr>
-            <w:noProof/>
-          </w:rPr>
-          <w:t>14</w:t>
-        </w:r>
-      </w:fldSimple>
+      <w:r>
+        <w:fldChar w:fldCharType="begin"/>
+      </w:r>
+      <w:r>
+        <w:instrText xml:space="preserve"> SEQ Figure \* ARABIC </w:instrText>
+      </w:r>
+      <w:r>
+        <w:fldChar w:fldCharType="separate"/>
+      </w:r>
+      <w:r>
+        <w:rPr>
+          <w:noProof/>
+        </w:rPr>
+        <w:t>14</w:t>
+      </w:r>
+      <w:r>
+        <w:rPr>
+          <w:noProof/>
+        </w:rPr>
+        <w:fldChar w:fldCharType="end"/>
+      </w:r>
       <w:bookmarkEnd w:id="28"/>
       <w:r>
         <w:t xml:space="preserve">: Use the intensity (left) or High Resolution Mode to </w:t>
@@ -8820,7 +9276,15 @@
         <w:ind w:left="0" w:firstLine="0"/>
       </w:pPr>
       <w:r>
-        <w:t>You will need to measure the collector current for each curve at Vce = 1v.  Start by enabling the cursor function by pressing the Cursor hard key.  Pressing the Cursor so</w:t>
+        <w:t xml:space="preserve">You will need to measure the collector current for each curve at </w:t>
+      </w:r>
+      <w:proofErr w:type="spellStart"/>
+      <w:r>
+        <w:t>Vce</w:t>
+      </w:r>
+      <w:proofErr w:type="spellEnd"/>
+      <w:r>
+        <w:t xml:space="preserve"> = 1v.  Start by enabling the cursor function by pressing the Cursor hard key.  Pressing the Cursor so</w:t>
       </w:r>
       <w:r>
         <w:t>ft key brings up a menu of the four</w:t>
@@ -8832,7 +9296,15 @@
         <w:t>change</w:t>
       </w:r>
       <w:r>
-        <w:t xml:space="preserve"> the active cursor using the adjust knob (has a green illuminate circular arrow next to it).  You can adjust the position of the active cursors using the Measure knob.  Start by adjusting the X1 and Y1 cursors to 0v (look at the lower right area of the display to see the voltage of each cursor).  Next adjust the X2 cursor to 1v; this makes the X2 cursor lie at Vce = 1V.  Finally adjust the Y2 cursor to the intersection of the X2 cursor and the curve you whose collector current you want to measure.</w:t>
+        <w:t xml:space="preserve"> the active cursor using the adjust knob (has a green illuminate circular arrow next to it).  You can adjust the position of the active cursors using the Measure knob.  Start by adjusting the X1 and Y1 cursors to 0v (look at the lower right area of the display to see the voltage of each cursor).  Next adjust the X2 cursor to 1v; this makes the X2 cursor lie at </w:t>
+      </w:r>
+      <w:proofErr w:type="spellStart"/>
+      <w:r>
+        <w:t>Vce</w:t>
+      </w:r>
+      <w:proofErr w:type="spellEnd"/>
+      <w:r>
+        <w:t xml:space="preserve"> = 1V.  Finally adjust the Y2 cursor to the intersection of the X2 cursor and the curve you whose collector current you want to measure.</w:t>
       </w:r>
     </w:p>
     <w:p>
@@ -8902,14 +9374,27 @@
       <w:r>
         <w:t xml:space="preserve">Figure </w:t>
       </w:r>
-      <w:fldSimple w:instr=" SEQ Figure \* ARABIC ">
-        <w:r>
-          <w:rPr>
-            <w:noProof/>
-          </w:rPr>
-          <w:t>15</w:t>
-        </w:r>
-      </w:fldSimple>
+      <w:r>
+        <w:fldChar w:fldCharType="begin"/>
+      </w:r>
+      <w:r>
+        <w:instrText xml:space="preserve"> SEQ Figure \* ARABIC </w:instrText>
+      </w:r>
+      <w:r>
+        <w:fldChar w:fldCharType="separate"/>
+      </w:r>
+      <w:r>
+        <w:rPr>
+          <w:noProof/>
+        </w:rPr>
+        <w:t>15</w:t>
+      </w:r>
+      <w:r>
+        <w:rPr>
+          <w:noProof/>
+        </w:rPr>
+        <w:fldChar w:fldCharType="end"/>
+      </w:r>
       <w:bookmarkEnd w:id="29"/>
       <w:r>
         <w:t>: Using the cursors to measure the collector current of the 3rd curve.</w:t>
@@ -9141,7 +9626,14 @@
         <w:rPr>
           <w:color w:val="00B050"/>
         </w:rPr>
-        <w:t>recording the voltage of each curve as it passes V</w:t>
+        <w:t xml:space="preserve">recording the voltage of each curve as it passes </w:t>
+      </w:r>
+      <w:proofErr w:type="spellStart"/>
+      <w:r>
+        <w:rPr>
+          <w:color w:val="00B050"/>
+        </w:rPr>
+        <w:t>V</w:t>
       </w:r>
       <w:r>
         <w:rPr>
@@ -9150,6 +9642,7 @@
         </w:rPr>
         <w:t>ce</w:t>
       </w:r>
+      <w:proofErr w:type="spellEnd"/>
       <w:r>
         <w:rPr>
           <w:color w:val="00B050"/>
@@ -9173,14 +9666,27 @@
       <w:r>
         <w:t xml:space="preserve">Table </w:t>
       </w:r>
-      <w:fldSimple w:instr=" SEQ Table \* ARABIC ">
-        <w:r>
-          <w:rPr>
-            <w:noProof/>
-          </w:rPr>
-          <w:t>4</w:t>
-        </w:r>
-      </w:fldSimple>
+      <w:r>
+        <w:fldChar w:fldCharType="begin"/>
+      </w:r>
+      <w:r>
+        <w:instrText xml:space="preserve"> SEQ Table \* ARABIC </w:instrText>
+      </w:r>
+      <w:r>
+        <w:fldChar w:fldCharType="separate"/>
+      </w:r>
+      <w:r>
+        <w:rPr>
+          <w:noProof/>
+        </w:rPr>
+        <w:t>4</w:t>
+      </w:r>
+      <w:r>
+        <w:rPr>
+          <w:noProof/>
+        </w:rPr>
+        <w:fldChar w:fldCharType="end"/>
+      </w:r>
       <w:bookmarkEnd w:id="30"/>
       <w:r>
         <w:t xml:space="preserve">: The Gain Calculation table filled in using the information from </w:t>
@@ -9340,6 +9846,7 @@
                 <w:bCs/>
               </w:rPr>
             </w:pPr>
+            <w:proofErr w:type="spellStart"/>
             <w:r>
               <w:rPr>
                 <w:b/>
@@ -9359,6 +9866,7 @@
               </w:rPr>
               <w:t>c</w:t>
             </w:r>
+            <w:proofErr w:type="spellEnd"/>
             <w:r>
               <w:t>(mA)</w:t>
             </w:r>
@@ -9378,6 +9886,7 @@
                 <w:iCs/>
               </w:rPr>
             </w:pPr>
+            <w:proofErr w:type="spellStart"/>
             <w:r>
               <w:rPr>
                 <w:b/>
@@ -9397,8 +9906,17 @@
               </w:rPr>
               <w:t>b</w:t>
             </w:r>
-            <w:r>
-              <w:t>(uA)</w:t>
+            <w:proofErr w:type="spellEnd"/>
+            <w:r>
+              <w:t>(</w:t>
+            </w:r>
+            <w:proofErr w:type="spellStart"/>
+            <w:r>
+              <w:t>uA</w:t>
+            </w:r>
+            <w:proofErr w:type="spellEnd"/>
+            <w:r>
+              <w:t>)</w:t>
             </w:r>
           </w:p>
         </w:tc>
@@ -9414,6 +9932,7 @@
                 <w:bCs/>
               </w:rPr>
             </w:pPr>
+            <w:proofErr w:type="spellStart"/>
             <w:r>
               <w:rPr>
                 <w:b/>
@@ -9433,6 +9952,7 @@
               </w:rPr>
               <w:t>c</w:t>
             </w:r>
+            <w:proofErr w:type="spellEnd"/>
             <w:r>
               <w:rPr>
                 <w:b/>
@@ -9461,6 +9981,7 @@
               </w:rPr>
               <w:t xml:space="preserve"> </w:t>
             </w:r>
+            <w:proofErr w:type="spellStart"/>
             <w:r>
               <w:rPr>
                 <w:b/>
@@ -9480,6 +10001,7 @@
               </w:rPr>
               <w:t>b</w:t>
             </w:r>
+            <w:proofErr w:type="spellEnd"/>
           </w:p>
         </w:tc>
       </w:tr>
@@ -10002,6 +10524,7 @@
         </w:rPr>
         <w:t xml:space="preserve">in the collector current column, </w:t>
       </w:r>
+      <w:proofErr w:type="spellStart"/>
       <w:r>
         <w:rPr>
           <w:i/>
@@ -10019,6 +10542,7 @@
         </w:rPr>
         <w:t>c</w:t>
       </w:r>
+      <w:proofErr w:type="spellEnd"/>
       <w:r>
         <w:rPr>
           <w:i/>
@@ -10174,7 +10698,14 @@
         <w:rPr>
           <w:color w:val="00B050"/>
         </w:rPr>
-        <w:t xml:space="preserve"> into the i</w:t>
+        <w:t xml:space="preserve"> into the </w:t>
+      </w:r>
+      <w:proofErr w:type="spellStart"/>
+      <w:r>
+        <w:rPr>
+          <w:color w:val="00B050"/>
+        </w:rPr>
+        <w:t>i</w:t>
       </w:r>
       <w:r>
         <w:rPr>
@@ -10183,6 +10714,7 @@
         </w:rPr>
         <w:t>b</w:t>
       </w:r>
+      <w:proofErr w:type="spellEnd"/>
       <w:r>
         <w:rPr>
           <w:color w:val="00B050"/>
@@ -10228,6 +10760,7 @@
         </w:rPr>
         <w:t xml:space="preserve"> the </w:t>
       </w:r>
+      <w:proofErr w:type="spellStart"/>
       <w:r>
         <w:rPr>
           <w:i/>
@@ -10245,6 +10778,7 @@
         </w:rPr>
         <w:t>c</w:t>
       </w:r>
+      <w:proofErr w:type="spellEnd"/>
       <w:r>
         <w:rPr>
           <w:i/>
@@ -10270,6 +10804,7 @@
         </w:rPr>
         <w:t xml:space="preserve"> </w:t>
       </w:r>
+      <w:proofErr w:type="spellStart"/>
       <w:r>
         <w:rPr>
           <w:i/>
@@ -10287,6 +10822,7 @@
         </w:rPr>
         <w:t>b</w:t>
       </w:r>
+      <w:proofErr w:type="spellEnd"/>
       <w:r>
         <w:rPr>
           <w:i/>
@@ -10329,7 +10865,35 @@
         <w:rPr>
           <w:color w:val="00B050"/>
         </w:rPr>
-        <w:t xml:space="preserve">  Make sure you account for the change in units; mA for the collector current and uA for the base current.</w:t>
+        <w:t xml:space="preserve">  Make sure </w:t>
+      </w:r>
+      <w:proofErr w:type="spellStart"/>
+      <w:r>
+        <w:rPr>
+          <w:color w:val="00B050"/>
+        </w:rPr>
+        <w:t>you</w:t>
+      </w:r>
+      <w:proofErr w:type="spellEnd"/>
+      <w:r>
+        <w:rPr>
+          <w:color w:val="00B050"/>
+        </w:rPr>
+        <w:t xml:space="preserve"> account for the change in units; mA for the collector current and </w:t>
+      </w:r>
+      <w:proofErr w:type="spellStart"/>
+      <w:r>
+        <w:rPr>
+          <w:color w:val="00B050"/>
+        </w:rPr>
+        <w:t>uA</w:t>
+      </w:r>
+      <w:proofErr w:type="spellEnd"/>
+      <w:r>
+        <w:rPr>
+          <w:color w:val="00B050"/>
+        </w:rPr>
+        <w:t xml:space="preserve"> for the base current.</w:t>
       </w:r>
     </w:p>
     <w:p>
@@ -10389,7 +10953,19 @@
         <w:t xml:space="preserve">e almost-horizontal portion of the characteristic curve </w:t>
       </w:r>
       <w:r>
-        <w:t>will intersect the horizontal axis, the Early voltage.  In the black curve</w:t>
+        <w:t xml:space="preserve">and where it </w:t>
+      </w:r>
+      <w:r>
+        <w:t>will intersect the horizontal axis</w:t>
+      </w:r>
+      <w:r>
+        <w:t xml:space="preserve">. </w:t>
+      </w:r>
+      <w:r>
+        <w:t>T</w:t>
+      </w:r>
+      <w:r>
+        <w:t>he black curve</w:t>
       </w:r>
       <w:r>
         <w:t xml:space="preserve"> in</w:t>
@@ -10517,14 +11093,27 @@
       <w:r>
         <w:t xml:space="preserve">Figure </w:t>
       </w:r>
-      <w:fldSimple w:instr=" SEQ Figure \* ARABIC ">
-        <w:r>
-          <w:rPr>
-            <w:noProof/>
-          </w:rPr>
-          <w:t>16</w:t>
-        </w:r>
-      </w:fldSimple>
+      <w:r>
+        <w:fldChar w:fldCharType="begin"/>
+      </w:r>
+      <w:r>
+        <w:instrText xml:space="preserve"> SEQ Figure \* ARABIC </w:instrText>
+      </w:r>
+      <w:r>
+        <w:fldChar w:fldCharType="separate"/>
+      </w:r>
+      <w:r>
+        <w:rPr>
+          <w:noProof/>
+        </w:rPr>
+        <w:t>16</w:t>
+      </w:r>
+      <w:r>
+        <w:rPr>
+          <w:noProof/>
+        </w:rPr>
+        <w:fldChar w:fldCharType="end"/>
+      </w:r>
       <w:bookmarkEnd w:id="31"/>
       <w:r>
         <w:t>: Calculating the Early voltage requires working with the red and blue similar triangles.</w:t>
@@ -10674,7 +11263,13 @@
         <w:t>o</w:t>
       </w:r>
       <w:r>
-        <w:t>.  This gives us the final equation for the Early voltage in terms of the data gather from the oscilloscope using the cursor function.</w:t>
+        <w:t>.  This gives us the final equation for the Early voltage in terms of the data gather</w:t>
+      </w:r>
+      <w:r>
+        <w:t>ed</w:t>
+      </w:r>
+      <w:r>
+        <w:t xml:space="preserve"> from the oscilloscope using the cursor function.</w:t>
       </w:r>
     </w:p>
     <w:p>
@@ -10853,14 +11448,27 @@
       <w:r>
         <w:t xml:space="preserve">Figure </w:t>
       </w:r>
-      <w:fldSimple w:instr=" SEQ Figure \* ARABIC ">
-        <w:r>
-          <w:rPr>
-            <w:noProof/>
-          </w:rPr>
-          <w:t>17</w:t>
-        </w:r>
-      </w:fldSimple>
+      <w:r>
+        <w:fldChar w:fldCharType="begin"/>
+      </w:r>
+      <w:r>
+        <w:instrText xml:space="preserve"> SEQ Figure \* ARABIC </w:instrText>
+      </w:r>
+      <w:r>
+        <w:fldChar w:fldCharType="separate"/>
+      </w:r>
+      <w:r>
+        <w:rPr>
+          <w:noProof/>
+        </w:rPr>
+        <w:t>17</w:t>
+      </w:r>
+      <w:r>
+        <w:rPr>
+          <w:noProof/>
+        </w:rPr>
+        <w:fldChar w:fldCharType="end"/>
+      </w:r>
       <w:bookmarkEnd w:id="32"/>
       <w:r>
         <w:t>: Measuring the Early voltage of the 6</w:t>
@@ -10877,10 +11485,16 @@
     </w:p>
     <w:p>
       <w:r>
-        <w:t xml:space="preserve">The right side of the screen provides all the information that you will need to fill in the information in Table 4.  To take the remaining measurements, leave the X1 and X2 cursors, and adjust the Y1 and Y2 cursors to measure the slope of the remaining curves.  As before, you may want to use change the vertical offset to move </w:t>
-      </w:r>
-      <w:r>
-        <w:t>the curves and make to see them</w:t>
+        <w:t xml:space="preserve">The right side of the screen provides all the information that you will need to fill in the information in Table 4.  To take the remaining measurements, leave the X1 and X2 cursors, and adjust the Y1 and Y2 cursors to measure the slope of the remaining curves.  </w:t>
+      </w:r>
+      <w:r>
+        <w:t>Y</w:t>
+      </w:r>
+      <w:r>
+        <w:t xml:space="preserve">ou may want to change the vertical offset to </w:t>
+      </w:r>
+      <w:r>
+        <w:t>better see the curves.</w:t>
       </w:r>
     </w:p>
     <w:p>
@@ -10933,7 +11547,19 @@
         <w:t>sloping</w:t>
       </w:r>
       <w:r>
-        <w:t xml:space="preserve"> upwards.  Use the cursor function and align the X1 and Y1 cursors at the left end of the active region, where the curve is flat.  Next align the X2 and Y2 cursors on the right end of the active region.  You can use the X1 and X2 flags at the bottom of the screen and the Y1, Y2 flags on the right side of the screen to interpret the values shown on the right</w:t>
+        <w:t xml:space="preserve"> upwards.  Use the cursor function and align the X1 and Y1 cursors at the left end of the active region, where the curve is flat.  Next align the X2 and Y2 cursors on the right end of the active region.  You can use the X1 and X2 </w:t>
+      </w:r>
+      <w:r>
+        <w:t>markers</w:t>
+      </w:r>
+      <w:r>
+        <w:t xml:space="preserve"> at the bottom of the screen and the Y1, Y2 </w:t>
+      </w:r>
+      <w:r>
+        <w:t>markers</w:t>
+      </w:r>
+      <w:r>
+        <w:t xml:space="preserve"> on the right side of the screen to interpret the values shown on the right</w:t>
       </w:r>
       <w:r>
         <w:t>-s</w:t>
@@ -10960,14 +11586,27 @@
       <w:r>
         <w:t xml:space="preserve">Table </w:t>
       </w:r>
-      <w:fldSimple w:instr=" SEQ Table \* ARABIC ">
-        <w:r>
-          <w:rPr>
-            <w:noProof/>
-          </w:rPr>
-          <w:t>5</w:t>
-        </w:r>
-      </w:fldSimple>
+      <w:r>
+        <w:fldChar w:fldCharType="begin"/>
+      </w:r>
+      <w:r>
+        <w:instrText xml:space="preserve"> SEQ Table \* ARABIC </w:instrText>
+      </w:r>
+      <w:r>
+        <w:fldChar w:fldCharType="separate"/>
+      </w:r>
+      <w:r>
+        <w:rPr>
+          <w:noProof/>
+        </w:rPr>
+        <w:t>5</w:t>
+      </w:r>
+      <w:r>
+        <w:rPr>
+          <w:noProof/>
+        </w:rPr>
+        <w:fldChar w:fldCharType="end"/>
+      </w:r>
       <w:bookmarkEnd w:id="33"/>
       <w:r>
         <w:t>: The Ealy Voltage table partially filled in using the data from</w:t>
@@ -11489,7 +12128,15 @@
         <w:ind w:left="0" w:firstLine="0"/>
       </w:pPr>
       <w:r>
-        <w:t>Hint, use Ctrl+click to follow links.  This also works for all the Figures and Tables in these labs.</w:t>
+        <w:t xml:space="preserve">Hint, use </w:t>
+      </w:r>
+      <w:proofErr w:type="spellStart"/>
+      <w:r>
+        <w:t>Ctrl+click</w:t>
+      </w:r>
+      <w:proofErr w:type="spellEnd"/>
+      <w:r>
+        <w:t xml:space="preserve"> to follow links.  This also works for all the Figures and Tables in these labs.</w:t>
       </w:r>
     </w:p>
     <w:p>

--- a/Labs/lab14 curveTracer Calibrate/curveTracer Calibrate Document.docx
+++ b/Labs/lab14 curveTracer Calibrate/curveTracer Calibrate Document.docx
@@ -1,6 +1,6 @@
 
 <file path=word/document.xml><?xml version="1.0" encoding="utf-8"?>
-<w:document xmlns:wpc="http://schemas.microsoft.com/office/word/2010/wordprocessingCanvas" xmlns:cx="http://schemas.microsoft.com/office/drawing/2014/chartex" xmlns:cx1="http://schemas.microsoft.com/office/drawing/2015/9/8/chartex" xmlns:cx2="http://schemas.microsoft.com/office/drawing/2015/10/21/chartex" xmlns:cx3="http://schemas.microsoft.com/office/drawing/2016/5/9/chartex" xmlns:cx4="http://schemas.microsoft.com/office/drawing/2016/5/10/chartex" xmlns:cx5="http://schemas.microsoft.com/office/drawing/2016/5/11/chartex" xmlns:cx6="http://schemas.microsoft.com/office/drawing/2016/5/12/chartex" xmlns:cx7="http://schemas.microsoft.com/office/drawing/2016/5/13/chartex" xmlns:cx8="http://schemas.microsoft.com/office/drawing/2016/5/14/chartex" xmlns:mc="http://schemas.openxmlformats.org/markup-compatibility/2006" xmlns:aink="http://schemas.microsoft.com/office/drawing/2016/ink" xmlns:am3d="http://schemas.microsoft.com/office/drawing/2017/model3d" xmlns:o="urn:schemas-microsoft-com:office:office" xmlns:oel="http://schemas.microsoft.com/office/2019/extlst" xmlns:r="http://schemas.openxmlformats.org/officeDocument/2006/relationships" xmlns:m="http://schemas.openxmlformats.org/officeDocument/2006/math" xmlns:v="urn:schemas-microsoft-com:vml" xmlns:wp14="http://schemas.microsoft.com/office/word/2010/wordprocessingDrawing" xmlns:wp="http://schemas.openxmlformats.org/drawingml/2006/wordprocessingDrawing" xmlns:w10="urn:schemas-microsoft-com:office:word" xmlns:w="http://schemas.openxmlformats.org/wordprocessingml/2006/main" xmlns:w14="http://schemas.microsoft.com/office/word/2010/wordml" xmlns:w15="http://schemas.microsoft.com/office/word/2012/wordml" xmlns:w16cex="http://schemas.microsoft.com/office/word/2018/wordml/cex" xmlns:w16cid="http://schemas.microsoft.com/office/word/2016/wordml/cid" xmlns:w16="http://schemas.microsoft.com/office/word/2018/wordml" xmlns:w16du="http://schemas.microsoft.com/office/word/2023/wordml/word16du" xmlns:w16sdtdh="http://schemas.microsoft.com/office/word/2020/wordml/sdtdatahash" xmlns:w16se="http://schemas.microsoft.com/office/word/2015/wordml/symex" xmlns:wpg="http://schemas.microsoft.com/office/word/2010/wordprocessingGroup" xmlns:wpi="http://schemas.microsoft.com/office/word/2010/wordprocessingInk" xmlns:wne="http://schemas.microsoft.com/office/word/2006/wordml" xmlns:wps="http://schemas.microsoft.com/office/word/2010/wordprocessingShape" mc:Ignorable="w14 w15 w16se w16cid w16 w16cex w16sdtdh w16du wp14">
+<w:document xmlns:wpc="http://schemas.microsoft.com/office/word/2010/wordprocessingCanvas" xmlns:cx="http://schemas.microsoft.com/office/drawing/2014/chartex" xmlns:cx1="http://schemas.microsoft.com/office/drawing/2015/9/8/chartex" xmlns:cx2="http://schemas.microsoft.com/office/drawing/2015/10/21/chartex" xmlns:cx3="http://schemas.microsoft.com/office/drawing/2016/5/9/chartex" xmlns:cx4="http://schemas.microsoft.com/office/drawing/2016/5/10/chartex" xmlns:cx5="http://schemas.microsoft.com/office/drawing/2016/5/11/chartex" xmlns:cx6="http://schemas.microsoft.com/office/drawing/2016/5/12/chartex" xmlns:cx7="http://schemas.microsoft.com/office/drawing/2016/5/13/chartex" xmlns:cx8="http://schemas.microsoft.com/office/drawing/2016/5/14/chartex" xmlns:mc="http://schemas.openxmlformats.org/markup-compatibility/2006" xmlns:aink="http://schemas.microsoft.com/office/drawing/2016/ink" xmlns:am3d="http://schemas.microsoft.com/office/drawing/2017/model3d" xmlns:o="urn:schemas-microsoft-com:office:office" xmlns:oel="http://schemas.microsoft.com/office/2019/extlst" xmlns:r="http://schemas.openxmlformats.org/officeDocument/2006/relationships" xmlns:m="http://schemas.openxmlformats.org/officeDocument/2006/math" xmlns:v="urn:schemas-microsoft-com:vml" xmlns:wp14="http://schemas.microsoft.com/office/word/2010/wordprocessingDrawing" xmlns:wp="http://schemas.openxmlformats.org/drawingml/2006/wordprocessingDrawing" xmlns:w10="urn:schemas-microsoft-com:office:word" xmlns:w="http://schemas.openxmlformats.org/wordprocessingml/2006/main" xmlns:w14="http://schemas.microsoft.com/office/word/2010/wordml" xmlns:w15="http://schemas.microsoft.com/office/word/2012/wordml" xmlns:w16cex="http://schemas.microsoft.com/office/word/2018/wordml/cex" xmlns:w16cid="http://schemas.microsoft.com/office/word/2016/wordml/cid" xmlns:w16="http://schemas.microsoft.com/office/word/2018/wordml" xmlns:w16du="http://schemas.microsoft.com/office/word/2023/wordml/word16du" xmlns:w16sdtdh="http://schemas.microsoft.com/office/word/2020/wordml/sdtdatahash" xmlns:w16sdtfl="http://schemas.microsoft.com/office/word/2024/wordml/sdtformatlock" xmlns:w16se="http://schemas.microsoft.com/office/word/2015/wordml/symex" xmlns:wpg="http://schemas.microsoft.com/office/word/2010/wordprocessingGroup" xmlns:wpi="http://schemas.microsoft.com/office/word/2010/wordprocessingInk" xmlns:wne="http://schemas.microsoft.com/office/word/2006/wordml" xmlns:wps="http://schemas.microsoft.com/office/word/2010/wordprocessingShape" mc:Ignorable="w14 w15 w16se w16cid w16 w16cex w16sdtdh w16sdtfl w16du wp14">
   <w:body>
     <w:p>
       <w:pPr>
@@ -790,7 +790,7 @@
         <w:spacing w:before="100" w:beforeAutospacing="1" w:after="100" w:afterAutospacing="1" w:line="240" w:lineRule="auto"/>
         <w:ind w:left="-5"/>
       </w:pPr>
-      <w:bookmarkStart w:id="1" w:name="_Hlk81765466"/>
+      <w:bookmarkStart w:id="2" w:name="_Hlk81765466"/>
       <w:r>
         <w:t xml:space="preserve">The outcome of this lab is to complete the assembly of the BJT curve tracer and display the characteristic curve of a BJT on an oscilloscope display.  Through this process you will achieve the following learning </w:t>
       </w:r>
@@ -834,11 +834,11 @@
           <w:numId w:val="32"/>
         </w:numPr>
       </w:pPr>
-      <w:bookmarkStart w:id="2" w:name="_Hlk184385869"/>
+      <w:bookmarkStart w:id="3" w:name="_Hlk184385869"/>
       <w:r>
         <w:t>Use laboratory test and measurement equipment to analyze electronic circuits.</w:t>
       </w:r>
-      <w:bookmarkEnd w:id="2"/>
+      <w:bookmarkEnd w:id="3"/>
     </w:p>
     <w:p>
       <w:pPr>
@@ -993,32 +993,19 @@
         <w:pStyle w:val="Caption"/>
         <w:ind w:left="0" w:firstLine="0"/>
       </w:pPr>
-      <w:bookmarkStart w:id="3" w:name="_Ref81770083"/>
+      <w:bookmarkStart w:id="4" w:name="_Ref81770083"/>
       <w:r>
         <w:t xml:space="preserve">Figure </w:t>
       </w:r>
-      <w:r>
-        <w:fldChar w:fldCharType="begin"/>
-      </w:r>
-      <w:r>
-        <w:instrText xml:space="preserve"> SEQ Figure \* ARABIC </w:instrText>
-      </w:r>
-      <w:r>
-        <w:fldChar w:fldCharType="separate"/>
-      </w:r>
-      <w:r>
-        <w:rPr>
-          <w:noProof/>
-        </w:rPr>
-        <w:t>1</w:t>
-      </w:r>
-      <w:r>
-        <w:rPr>
-          <w:noProof/>
-        </w:rPr>
-        <w:fldChar w:fldCharType="end"/>
-      </w:r>
-      <w:bookmarkEnd w:id="3"/>
+      <w:fldSimple w:instr=" SEQ Figure \* ARABIC ">
+        <w:r>
+          <w:rPr>
+            <w:noProof/>
+          </w:rPr>
+          <w:t>1</w:t>
+        </w:r>
+      </w:fldSimple>
+      <w:bookmarkEnd w:id="4"/>
       <w:r>
         <w:t xml:space="preserve">: </w:t>
       </w:r>
@@ -1288,7 +1275,15 @@
         </w:numPr>
       </w:pPr>
       <w:r>
-        <w:t xml:space="preserve">Then, while doing the sweep, </w:t>
+        <w:t xml:space="preserve">Then, while doing the </w:t>
+      </w:r>
+      <w:proofErr w:type="gramStart"/>
+      <w:r>
+        <w:t>sweep</w:t>
+      </w:r>
+      <w:proofErr w:type="gramEnd"/>
+      <w:r>
+        <w:t xml:space="preserve">, </w:t>
       </w:r>
       <w:r>
         <w:rPr>
@@ -1441,32 +1436,19 @@
       <w:pPr>
         <w:pStyle w:val="Caption"/>
       </w:pPr>
-      <w:bookmarkStart w:id="4" w:name="_Ref96034981"/>
+      <w:bookmarkStart w:id="5" w:name="_Ref96034981"/>
       <w:r>
         <w:t xml:space="preserve">Figure </w:t>
       </w:r>
-      <w:r>
-        <w:fldChar w:fldCharType="begin"/>
-      </w:r>
-      <w:r>
-        <w:instrText xml:space="preserve"> SEQ Figure \* ARABIC </w:instrText>
-      </w:r>
-      <w:r>
-        <w:fldChar w:fldCharType="separate"/>
-      </w:r>
-      <w:r>
-        <w:rPr>
-          <w:noProof/>
-        </w:rPr>
-        <w:t>2</w:t>
-      </w:r>
-      <w:r>
-        <w:rPr>
-          <w:noProof/>
-        </w:rPr>
-        <w:fldChar w:fldCharType="end"/>
-      </w:r>
-      <w:bookmarkEnd w:id="4"/>
+      <w:fldSimple w:instr=" SEQ Figure \* ARABIC ">
+        <w:r>
+          <w:rPr>
+            <w:noProof/>
+          </w:rPr>
+          <w:t>2</w:t>
+        </w:r>
+      </w:fldSimple>
+      <w:bookmarkEnd w:id="5"/>
       <w:r>
         <w:t>: The output stage of the BJT curve tracer uses a current mirro</w:t>
       </w:r>
@@ -1637,7 +1619,15 @@
         <w:t>s</w:t>
       </w:r>
       <w:r>
-        <w:t xml:space="preserve"> in time-base mode, </w:t>
+        <w:t xml:space="preserve"> in time-</w:t>
+      </w:r>
+      <w:proofErr w:type="gramStart"/>
+      <w:r>
+        <w:t>base</w:t>
+      </w:r>
+      <w:proofErr w:type="gramEnd"/>
+      <w:r>
+        <w:t xml:space="preserve"> mode, </w:t>
       </w:r>
       <w:r>
         <w:t>meaning</w:t>
@@ -1708,19 +1698,43 @@
         <w:t xml:space="preserve">interaction </w:t>
       </w:r>
       <w:r>
-        <w:t xml:space="preserve">sounds really weird and </w:t>
+        <w:t xml:space="preserve">sounds </w:t>
+      </w:r>
+      <w:proofErr w:type="gramStart"/>
+      <w:r>
+        <w:t>really weird</w:t>
+      </w:r>
+      <w:proofErr w:type="gramEnd"/>
+      <w:r>
+        <w:t xml:space="preserve"> and </w:t>
       </w:r>
       <w:r>
         <w:t>counter intuitive</w:t>
       </w:r>
       <w:r>
-        <w:t>.  However, you can do some pretty useful things with an oscilloscope in X/Y mode, like draw</w:t>
+        <w:t xml:space="preserve">.  However, you can do some </w:t>
+      </w:r>
+      <w:proofErr w:type="gramStart"/>
+      <w:r>
+        <w:t>pretty useful</w:t>
+      </w:r>
+      <w:proofErr w:type="gramEnd"/>
+      <w:r>
+        <w:t xml:space="preserve"> things with an oscilloscope in X/Y mode, like draw</w:t>
       </w:r>
       <w:r>
         <w:t>ing</w:t>
       </w:r>
       <w:r>
-        <w:t xml:space="preserve"> the family of curves for a BJT.  To explore this idea further, let’s work the following example.  Use t</w:t>
+        <w:t xml:space="preserve"> the family of curves for a BJT.  To explore this idea further, let’s </w:t>
+      </w:r>
+      <w:proofErr w:type="gramStart"/>
+      <w:r>
+        <w:t>work</w:t>
+      </w:r>
+      <w:proofErr w:type="gramEnd"/>
+      <w:r>
+        <w:t xml:space="preserve"> the following example.  Use t</w:t>
       </w:r>
       <w:r>
         <w:t xml:space="preserve">he </w:t>
@@ -1762,8 +1776,13 @@
         <w:t xml:space="preserve"> </w:t>
       </w:r>
       <w:r>
-        <w:t>to determine what is displayed with the oscilloscope is</w:t>
-      </w:r>
+        <w:t xml:space="preserve">to determine what is displayed with the </w:t>
+      </w:r>
+      <w:proofErr w:type="gramStart"/>
+      <w:r>
+        <w:t>oscilloscope is</w:t>
+      </w:r>
+      <w:proofErr w:type="gramEnd"/>
       <w:r>
         <w:t xml:space="preserve"> X</w:t>
       </w:r>
@@ -1915,32 +1934,24 @@
       <w:pPr>
         <w:pStyle w:val="Caption"/>
       </w:pPr>
-      <w:bookmarkStart w:id="5" w:name="_Ref81843149"/>
-      <w:r>
-        <w:t xml:space="preserve">Figure </w:t>
-      </w:r>
-      <w:r>
-        <w:fldChar w:fldCharType="begin"/>
-      </w:r>
-      <w:r>
-        <w:instrText xml:space="preserve"> SEQ Figure \* ARABIC </w:instrText>
-      </w:r>
-      <w:r>
-        <w:fldChar w:fldCharType="separate"/>
-      </w:r>
-      <w:r>
-        <w:rPr>
-          <w:noProof/>
-        </w:rPr>
-        <w:t>3</w:t>
-      </w:r>
-      <w:r>
-        <w:rPr>
-          <w:noProof/>
-        </w:rPr>
-        <w:fldChar w:fldCharType="end"/>
-      </w:r>
-      <w:bookmarkEnd w:id="5"/>
+      <w:bookmarkStart w:id="6" w:name="_Ref81843149"/>
+      <w:r>
+        <w:t>Fi</w:t>
+      </w:r>
+      <w:bookmarkStart w:id="7" w:name="Figure3"/>
+      <w:bookmarkEnd w:id="7"/>
+      <w:r>
+        <w:t xml:space="preserve">gure </w:t>
+      </w:r>
+      <w:fldSimple w:instr=" SEQ Figure \* ARABIC ">
+        <w:r>
+          <w:rPr>
+            <w:noProof/>
+          </w:rPr>
+          <w:t>3</w:t>
+        </w:r>
+      </w:fldSimple>
+      <w:bookmarkEnd w:id="6"/>
       <w:r>
         <w:t xml:space="preserve">: A pair of signals on Channel 1 and </w:t>
       </w:r>
@@ -1989,7 +2000,15 @@
         <w:t>2=0V.</w:t>
       </w:r>
       <w:r>
-        <w:t xml:space="preserve">  So in the right half of </w:t>
+        <w:t xml:space="preserve">  </w:t>
+      </w:r>
+      <w:proofErr w:type="gramStart"/>
+      <w:r>
+        <w:t>So</w:t>
+      </w:r>
+      <w:proofErr w:type="gramEnd"/>
+      <w:r>
+        <w:t xml:space="preserve"> in the right half of </w:t>
       </w:r>
       <w:r>
         <w:fldChar w:fldCharType="begin"/>
@@ -2016,10 +2035,12 @@
         <w:t>, a blue circle is placed at (</w:t>
       </w:r>
       <w:proofErr w:type="spellStart"/>
+      <w:proofErr w:type="gramStart"/>
       <w:r>
         <w:t>x,y</w:t>
       </w:r>
       <w:proofErr w:type="spellEnd"/>
+      <w:proofErr w:type="gramEnd"/>
       <w:r>
         <w:t xml:space="preserve">) = (2V, </w:t>
       </w:r>
@@ -2103,7 +2124,7 @@
       <w:r>
         <w:t>determine what the user would see.</w:t>
       </w:r>
-      <w:bookmarkEnd w:id="1"/>
+      <w:bookmarkEnd w:id="2"/>
       <w:r>
         <w:t xml:space="preserve"> </w:t>
       </w:r>
@@ -2261,59 +2282,56 @@
         <w:pStyle w:val="Caption"/>
         <w:keepNext/>
       </w:pPr>
-      <w:bookmarkStart w:id="6" w:name="_Ref82975531"/>
+      <w:bookmarkStart w:id="8" w:name="_Ref82975531"/>
       <w:r>
         <w:t xml:space="preserve">Table </w:t>
       </w:r>
+      <w:fldSimple w:instr=" SEQ Table \* ARABIC ">
+        <w:r>
+          <w:rPr>
+            <w:noProof/>
+          </w:rPr>
+          <w:t>1</w:t>
+        </w:r>
+      </w:fldSimple>
+      <w:bookmarkEnd w:id="8"/>
+      <w:r>
+        <w:t xml:space="preserve">: The </w:t>
+      </w:r>
+      <w:proofErr w:type="gramStart"/>
+      <w:r>
+        <w:t>X,Y</w:t>
+      </w:r>
+      <w:proofErr w:type="gramEnd"/>
+      <w:r>
+        <w:t xml:space="preserve"> values of the curve in </w:t>
+      </w:r>
       <w:r>
         <w:fldChar w:fldCharType="begin"/>
       </w:r>
       <w:r>
-        <w:instrText xml:space="preserve"> SEQ Table \* ARABIC </w:instrText>
+        <w:instrText xml:space="preserve"> REF _Ref81843149 \h </w:instrText>
       </w:r>
       <w:r>
         <w:fldChar w:fldCharType="separate"/>
       </w:r>
       <w:r>
+        <w:t xml:space="preserve">Figure </w:t>
+      </w:r>
+      <w:r>
         <w:rPr>
           <w:noProof/>
         </w:rPr>
-        <w:t>1</w:t>
-      </w:r>
-      <w:r>
-        <w:rPr>
-          <w:noProof/>
-        </w:rPr>
+        <w:t>3</w:t>
+      </w:r>
+      <w:r>
         <w:fldChar w:fldCharType="end"/>
       </w:r>
-      <w:bookmarkEnd w:id="6"/>
-      <w:r>
-        <w:t xml:space="preserve">: The X,Y values of the curve in </w:t>
-      </w:r>
-      <w:r>
-        <w:fldChar w:fldCharType="begin"/>
-      </w:r>
-      <w:r>
-        <w:instrText xml:space="preserve"> REF _Ref81843149 \h </w:instrText>
-      </w:r>
-      <w:r>
-        <w:fldChar w:fldCharType="separate"/>
-      </w:r>
-      <w:r>
-        <w:t xml:space="preserve">Figure </w:t>
-      </w:r>
-      <w:r>
-        <w:rPr>
-          <w:noProof/>
-        </w:rPr>
-        <w:t>3</w:t>
-      </w:r>
-      <w:r>
-        <w:fldChar w:fldCharType="end"/>
-      </w:r>
       <w:r>
         <w:t>.</w:t>
       </w:r>
+      <w:bookmarkStart w:id="9" w:name="Table1"/>
+      <w:bookmarkEnd w:id="9"/>
     </w:p>
     <w:tbl>
       <w:tblPr>
@@ -2713,7 +2731,7 @@
           <w:szCs w:val="36"/>
         </w:rPr>
       </w:pPr>
-      <w:bookmarkStart w:id="7" w:name="_Hlk137032396"/>
+      <w:bookmarkStart w:id="10" w:name="_Hlk137032396"/>
       <w:r>
         <w:rPr>
           <w:szCs w:val="36"/>
@@ -2727,7 +2745,7 @@
         <w:t>Axis Scale for BJT Curve Tracer</w:t>
       </w:r>
     </w:p>
-    <w:bookmarkEnd w:id="7"/>
+    <w:bookmarkEnd w:id="10"/>
     <w:p>
       <w:pPr>
         <w:ind w:left="0" w:firstLine="0"/>
@@ -3283,32 +3301,19 @@
           <w:bCs/>
         </w:rPr>
       </w:pPr>
-      <w:bookmarkStart w:id="8" w:name="_Ref96287399"/>
+      <w:bookmarkStart w:id="11" w:name="_Ref96287399"/>
       <w:r>
         <w:t xml:space="preserve">Figure </w:t>
       </w:r>
-      <w:r>
-        <w:fldChar w:fldCharType="begin"/>
-      </w:r>
-      <w:r>
-        <w:instrText xml:space="preserve"> SEQ Figure \* ARABIC </w:instrText>
-      </w:r>
-      <w:r>
-        <w:fldChar w:fldCharType="separate"/>
-      </w:r>
-      <w:r>
-        <w:rPr>
-          <w:noProof/>
-        </w:rPr>
-        <w:t>4</w:t>
-      </w:r>
-      <w:r>
-        <w:rPr>
-          <w:noProof/>
-        </w:rPr>
-        <w:fldChar w:fldCharType="end"/>
-      </w:r>
-      <w:bookmarkEnd w:id="8"/>
+      <w:fldSimple w:instr=" SEQ Figure \* ARABIC ">
+        <w:r>
+          <w:rPr>
+            <w:noProof/>
+          </w:rPr>
+          <w:t>4</w:t>
+        </w:r>
+      </w:fldSimple>
+      <w:bookmarkEnd w:id="11"/>
       <w:r>
         <w:t xml:space="preserve">: The oscilloscope </w:t>
       </w:r>
@@ -3493,32 +3498,19 @@
       <w:pPr>
         <w:pStyle w:val="Caption"/>
       </w:pPr>
-      <w:bookmarkStart w:id="9" w:name="_Ref96349174"/>
+      <w:bookmarkStart w:id="12" w:name="_Ref96349174"/>
       <w:r>
         <w:t xml:space="preserve">Figure </w:t>
       </w:r>
-      <w:r>
-        <w:fldChar w:fldCharType="begin"/>
-      </w:r>
-      <w:r>
-        <w:instrText xml:space="preserve"> SEQ Figure \* ARABIC </w:instrText>
-      </w:r>
-      <w:r>
-        <w:fldChar w:fldCharType="separate"/>
-      </w:r>
-      <w:r>
-        <w:rPr>
-          <w:noProof/>
-        </w:rPr>
-        <w:t>5</w:t>
-      </w:r>
-      <w:r>
-        <w:rPr>
-          <w:noProof/>
-        </w:rPr>
-        <w:fldChar w:fldCharType="end"/>
-      </w:r>
-      <w:bookmarkEnd w:id="9"/>
+      <w:fldSimple w:instr=" SEQ Figure \* ARABIC ">
+        <w:r>
+          <w:rPr>
+            <w:noProof/>
+          </w:rPr>
+          <w:t>5</w:t>
+        </w:r>
+      </w:fldSimple>
+      <w:bookmarkEnd w:id="12"/>
       <w:r>
         <w:t xml:space="preserve">: The circuit </w:t>
       </w:r>
@@ -3796,29 +3788,16 @@
               <w:pStyle w:val="Caption"/>
               <w:keepNext/>
             </w:pPr>
-            <w:r>
-              <w:fldChar w:fldCharType="begin"/>
-            </w:r>
-            <w:r>
-              <w:instrText xml:space="preserve"> SEQ Equation \* ARABIC </w:instrText>
-            </w:r>
-            <w:r>
-              <w:fldChar w:fldCharType="separate"/>
-            </w:r>
-            <w:bookmarkStart w:id="10" w:name="_Ref96286407"/>
-            <w:r>
-              <w:rPr>
-                <w:noProof/>
-              </w:rPr>
-              <w:t>1</w:t>
-            </w:r>
-            <w:bookmarkEnd w:id="10"/>
-            <w:r>
-              <w:rPr>
-                <w:noProof/>
-              </w:rPr>
-              <w:fldChar w:fldCharType="end"/>
-            </w:r>
+            <w:fldSimple w:instr=" SEQ Equation \* ARABIC ">
+              <w:bookmarkStart w:id="13" w:name="_Ref96286407"/>
+              <w:r>
+                <w:rPr>
+                  <w:noProof/>
+                </w:rPr>
+                <w:t>1</w:t>
+              </w:r>
+              <w:bookmarkEnd w:id="13"/>
+            </w:fldSimple>
           </w:p>
         </w:tc>
       </w:tr>
@@ -4188,29 +4167,16 @@
               <w:pStyle w:val="Caption"/>
               <w:keepNext/>
             </w:pPr>
-            <w:r>
-              <w:fldChar w:fldCharType="begin"/>
-            </w:r>
-            <w:r>
-              <w:instrText xml:space="preserve"> SEQ Equation \* ARABIC </w:instrText>
-            </w:r>
-            <w:r>
-              <w:fldChar w:fldCharType="separate"/>
-            </w:r>
-            <w:bookmarkStart w:id="11" w:name="_Ref82953684"/>
-            <w:r>
-              <w:rPr>
-                <w:noProof/>
-              </w:rPr>
-              <w:t>2</w:t>
-            </w:r>
-            <w:bookmarkEnd w:id="11"/>
-            <w:r>
-              <w:rPr>
-                <w:noProof/>
-              </w:rPr>
-              <w:fldChar w:fldCharType="end"/>
-            </w:r>
+            <w:fldSimple w:instr=" SEQ Equation \* ARABIC ">
+              <w:bookmarkStart w:id="14" w:name="_Ref82953684"/>
+              <w:r>
+                <w:rPr>
+                  <w:noProof/>
+                </w:rPr>
+                <w:t>2</w:t>
+              </w:r>
+              <w:bookmarkEnd w:id="14"/>
+            </w:fldSimple>
           </w:p>
         </w:tc>
       </w:tr>
@@ -4245,7 +4211,15 @@
         <w:t>the collector current</w:t>
       </w:r>
       <w:r>
-        <w:t xml:space="preserve"> is easy enough.  The equality in Equation 4 is formed by replacing 100Ω with its Ohm’s law equivalent 10mA/V.</w:t>
+        <w:t xml:space="preserve"> is easy enough.  </w:t>
+      </w:r>
+      <w:proofErr w:type="gramStart"/>
+      <w:r>
+        <w:t>The equality in Equation</w:t>
+      </w:r>
+      <w:proofErr w:type="gramEnd"/>
+      <w:r>
+        <w:t xml:space="preserve"> 4 is formed by replacing 100Ω with its Ohm’s law equivalent 10mA/V.</w:t>
       </w:r>
     </w:p>
     <w:tbl>
@@ -4457,27 +4431,14 @@
               <w:pStyle w:val="Caption"/>
               <w:keepNext/>
             </w:pPr>
-            <w:r>
-              <w:fldChar w:fldCharType="begin"/>
-            </w:r>
-            <w:r>
-              <w:instrText xml:space="preserve"> SEQ Equation \* ARABIC </w:instrText>
-            </w:r>
-            <w:r>
-              <w:fldChar w:fldCharType="separate"/>
-            </w:r>
-            <w:r>
-              <w:rPr>
-                <w:noProof/>
-              </w:rPr>
-              <w:t>3</w:t>
-            </w:r>
-            <w:r>
-              <w:rPr>
-                <w:noProof/>
-              </w:rPr>
-              <w:fldChar w:fldCharType="end"/>
-            </w:r>
+            <w:fldSimple w:instr=" SEQ Equation \* ARABIC ">
+              <w:r>
+                <w:rPr>
+                  <w:noProof/>
+                </w:rPr>
+                <w:t>3</w:t>
+              </w:r>
+            </w:fldSimple>
           </w:p>
         </w:tc>
       </w:tr>
@@ -4494,12 +4455,12 @@
       <w:pPr>
         <w:pStyle w:val="Heading2"/>
       </w:pPr>
-      <w:bookmarkStart w:id="12" w:name="_Hlk137032373"/>
+      <w:bookmarkStart w:id="15" w:name="_Hlk137032373"/>
       <w:r>
         <w:t>Test Your Understanding</w:t>
       </w:r>
     </w:p>
-    <w:bookmarkEnd w:id="12"/>
+    <w:bookmarkEnd w:id="15"/>
     <w:p>
       <w:r>
         <w:t>Let’s try to use the</w:t>
@@ -4560,7 +4521,15 @@
         <w:fldChar w:fldCharType="end"/>
       </w:r>
       <w:r>
-        <w:t>.  Do this by first converting the position of the square into voltage.  You need to know two things in order to perform this conversion.</w:t>
+        <w:t xml:space="preserve">.  Do this by first converting the position of the square into voltage.  You need to know two things </w:t>
+      </w:r>
+      <w:proofErr w:type="gramStart"/>
+      <w:r>
+        <w:t>in order to</w:t>
+      </w:r>
+      <w:proofErr w:type="gramEnd"/>
+      <w:r>
+        <w:t xml:space="preserve"> perform this conversion.</w:t>
       </w:r>
     </w:p>
     <w:p>
@@ -4572,7 +4541,15 @@
         </w:numPr>
       </w:pPr>
       <w:r>
-        <w:t xml:space="preserve">The x-axis is scaled at 1V/division and the y-axis is scaled at 0.2V/division.  </w:t>
+        <w:t>The x-axis is scaled at 1V/</w:t>
+      </w:r>
+      <w:proofErr w:type="gramStart"/>
+      <w:r>
+        <w:t>division</w:t>
+      </w:r>
+      <w:proofErr w:type="gramEnd"/>
+      <w:r>
+        <w:t xml:space="preserve"> and the y-axis is scaled at 0.2V/division.  </w:t>
       </w:r>
     </w:p>
     <w:p>
@@ -4769,32 +4746,19 @@
           <w:bCs/>
         </w:rPr>
       </w:pPr>
-      <w:bookmarkStart w:id="13" w:name="_Ref137030661"/>
+      <w:bookmarkStart w:id="16" w:name="_Ref137030661"/>
       <w:r>
         <w:t xml:space="preserve">Figure </w:t>
       </w:r>
-      <w:r>
-        <w:fldChar w:fldCharType="begin"/>
-      </w:r>
-      <w:r>
-        <w:instrText xml:space="preserve"> SEQ Figure \* ARABIC </w:instrText>
-      </w:r>
-      <w:r>
-        <w:fldChar w:fldCharType="separate"/>
-      </w:r>
-      <w:r>
-        <w:rPr>
-          <w:noProof/>
-        </w:rPr>
-        <w:t>6</w:t>
-      </w:r>
-      <w:r>
-        <w:rPr>
-          <w:noProof/>
-        </w:rPr>
-        <w:fldChar w:fldCharType="end"/>
-      </w:r>
-      <w:bookmarkEnd w:id="13"/>
+      <w:fldSimple w:instr=" SEQ Figure \* ARABIC ">
+        <w:r>
+          <w:rPr>
+            <w:noProof/>
+          </w:rPr>
+          <w:t>6</w:t>
+        </w:r>
+      </w:fldSimple>
+      <w:bookmarkEnd w:id="16"/>
       <w:r>
         <w:t xml:space="preserve">: A family of curves with colored squares marking points to determine </w:t>
       </w:r>
@@ -4840,57 +4804,46 @@
         <w:pStyle w:val="Caption"/>
         <w:keepNext/>
       </w:pPr>
-      <w:bookmarkStart w:id="14" w:name="_Ref137032443"/>
+      <w:bookmarkStart w:id="17" w:name="_Ref137032443"/>
       <w:r>
         <w:lastRenderedPageBreak/>
         <w:t xml:space="preserve">Table </w:t>
       </w:r>
+      <w:fldSimple w:instr=" SEQ Table \* ARABIC ">
+        <w:r>
+          <w:rPr>
+            <w:noProof/>
+          </w:rPr>
+          <w:t>2</w:t>
+        </w:r>
+      </w:fldSimple>
+      <w:bookmarkEnd w:id="17"/>
+      <w:r>
+        <w:t xml:space="preserve">: Complete the table using the information in </w:t>
+      </w:r>
       <w:r>
         <w:fldChar w:fldCharType="begin"/>
       </w:r>
       <w:r>
-        <w:instrText xml:space="preserve"> SEQ Table \* ARABIC </w:instrText>
+        <w:instrText xml:space="preserve"> REF _Ref137030661 \h </w:instrText>
       </w:r>
       <w:r>
         <w:fldChar w:fldCharType="separate"/>
       </w:r>
       <w:r>
+        <w:t xml:space="preserve">Figure </w:t>
+      </w:r>
+      <w:r>
         <w:rPr>
           <w:noProof/>
         </w:rPr>
-        <w:t>2</w:t>
-      </w:r>
-      <w:r>
-        <w:rPr>
-          <w:noProof/>
-        </w:rPr>
+        <w:t>6</w:t>
+      </w:r>
+      <w:r>
         <w:fldChar w:fldCharType="end"/>
       </w:r>
-      <w:bookmarkEnd w:id="14"/>
-      <w:r>
-        <w:t xml:space="preserve">: Complete the table using the information in </w:t>
-      </w:r>
-      <w:r>
-        <w:fldChar w:fldCharType="begin"/>
-      </w:r>
-      <w:r>
-        <w:instrText xml:space="preserve"> REF _Ref137030661 \h </w:instrText>
-      </w:r>
-      <w:r>
-        <w:fldChar w:fldCharType="separate"/>
-      </w:r>
-      <w:r>
-        <w:t xml:space="preserve">Figure </w:t>
-      </w:r>
-      <w:r>
-        <w:rPr>
-          <w:noProof/>
-        </w:rPr>
-        <w:t>6</w:t>
-      </w:r>
-      <w:r>
-        <w:fldChar w:fldCharType="end"/>
-      </w:r>
+      <w:bookmarkStart w:id="18" w:name="Table2"/>
+      <w:bookmarkEnd w:id="18"/>
       <w:r>
         <w:t>.</w:t>
       </w:r>
@@ -5592,29 +5545,16 @@
               <w:pStyle w:val="Caption"/>
               <w:keepNext/>
             </w:pPr>
-            <w:r>
-              <w:fldChar w:fldCharType="begin"/>
-            </w:r>
-            <w:r>
-              <w:instrText xml:space="preserve"> SEQ Equation \* ARABIC </w:instrText>
-            </w:r>
-            <w:r>
-              <w:fldChar w:fldCharType="separate"/>
-            </w:r>
-            <w:bookmarkStart w:id="15" w:name="_Ref82953727"/>
-            <w:r>
-              <w:rPr>
-                <w:noProof/>
-              </w:rPr>
-              <w:t>4</w:t>
-            </w:r>
-            <w:bookmarkEnd w:id="15"/>
-            <w:r>
-              <w:rPr>
-                <w:noProof/>
-              </w:rPr>
-              <w:fldChar w:fldCharType="end"/>
-            </w:r>
+            <w:fldSimple w:instr=" SEQ Equation \* ARABIC ">
+              <w:bookmarkStart w:id="19" w:name="_Ref82953727"/>
+              <w:r>
+                <w:rPr>
+                  <w:noProof/>
+                </w:rPr>
+                <w:t>4</w:t>
+              </w:r>
+              <w:bookmarkEnd w:id="19"/>
+            </w:fldSimple>
           </w:p>
         </w:tc>
       </w:tr>
@@ -5847,35 +5787,22 @@
               <w:pStyle w:val="Caption"/>
               <w:keepNext/>
             </w:pPr>
-            <w:r>
-              <w:fldChar w:fldCharType="begin"/>
-            </w:r>
-            <w:r>
-              <w:instrText xml:space="preserve"> SEQ Equation \* ARABIC </w:instrText>
-            </w:r>
-            <w:r>
-              <w:fldChar w:fldCharType="separate"/>
-            </w:r>
-            <w:bookmarkStart w:id="16" w:name="_Ref82953742"/>
-            <w:r>
-              <w:rPr>
-                <w:noProof/>
-              </w:rPr>
-              <w:t>5</w:t>
-            </w:r>
-            <w:bookmarkEnd w:id="16"/>
-            <w:r>
-              <w:rPr>
-                <w:noProof/>
-              </w:rPr>
-              <w:fldChar w:fldCharType="end"/>
-            </w:r>
+            <w:fldSimple w:instr=" SEQ Equation \* ARABIC ">
+              <w:bookmarkStart w:id="20" w:name="_Ref82953742"/>
+              <w:r>
+                <w:rPr>
+                  <w:noProof/>
+                </w:rPr>
+                <w:t>5</w:t>
+              </w:r>
+              <w:bookmarkEnd w:id="20"/>
+            </w:fldSimple>
           </w:p>
         </w:tc>
       </w:tr>
     </w:tbl>
     <w:p>
-      <w:bookmarkStart w:id="17" w:name="_Hlk83234355"/>
+      <w:bookmarkStart w:id="21" w:name="_Hlk83234355"/>
       <w:r>
         <w:rPr>
           <w:bCs/>
@@ -6452,32 +6379,19 @@
       <w:pPr>
         <w:pStyle w:val="Caption"/>
       </w:pPr>
-      <w:bookmarkStart w:id="18" w:name="_Ref111459871"/>
+      <w:bookmarkStart w:id="22" w:name="_Ref111459871"/>
       <w:r>
         <w:t xml:space="preserve">Figure </w:t>
       </w:r>
-      <w:r>
-        <w:fldChar w:fldCharType="begin"/>
-      </w:r>
-      <w:r>
-        <w:instrText xml:space="preserve"> SEQ Figure \* ARABIC </w:instrText>
-      </w:r>
-      <w:r>
-        <w:fldChar w:fldCharType="separate"/>
-      </w:r>
-      <w:r>
-        <w:rPr>
-          <w:noProof/>
-        </w:rPr>
-        <w:t>7</w:t>
-      </w:r>
-      <w:r>
-        <w:rPr>
-          <w:noProof/>
-        </w:rPr>
-        <w:fldChar w:fldCharType="end"/>
-      </w:r>
-      <w:bookmarkEnd w:id="18"/>
+      <w:fldSimple w:instr=" SEQ Figure \* ARABIC ">
+        <w:r>
+          <w:rPr>
+            <w:noProof/>
+          </w:rPr>
+          <w:t>7</w:t>
+        </w:r>
+      </w:fldSimple>
+      <w:bookmarkEnd w:id="22"/>
       <w:r>
         <w:t xml:space="preserve">: Measuring the </w:t>
       </w:r>
@@ -6519,8 +6433,8 @@
       <w:r>
         <w:t xml:space="preserve">Now, measure the voltage of each step and record the values </w:t>
       </w:r>
-      <w:bookmarkStart w:id="19" w:name="_Hlk83234365"/>
-      <w:bookmarkEnd w:id="17"/>
+      <w:bookmarkStart w:id="23" w:name="_Hlk83234365"/>
+      <w:bookmarkEnd w:id="21"/>
       <w:r>
         <w:t>i</w:t>
       </w:r>
@@ -6626,34 +6540,21 @@
         <w:pStyle w:val="Caption"/>
         <w:keepNext/>
       </w:pPr>
-      <w:bookmarkStart w:id="20" w:name="_Ref82955824"/>
-      <w:bookmarkEnd w:id="19"/>
+      <w:bookmarkStart w:id="24" w:name="_Ref82955824"/>
+      <w:bookmarkEnd w:id="23"/>
       <w:r>
         <w:t xml:space="preserve">Table </w:t>
       </w:r>
-      <w:r>
-        <w:fldChar w:fldCharType="begin"/>
-      </w:r>
-      <w:r>
-        <w:instrText xml:space="preserve"> SEQ Table \* ARABIC </w:instrText>
-      </w:r>
-      <w:r>
-        <w:fldChar w:fldCharType="separate"/>
-      </w:r>
-      <w:r>
-        <w:rPr>
-          <w:noProof/>
-        </w:rPr>
-        <w:t>3</w:t>
-      </w:r>
-      <w:r>
-        <w:rPr>
-          <w:noProof/>
-        </w:rPr>
-        <w:fldChar w:fldCharType="end"/>
-      </w:r>
-      <w:bookmarkStart w:id="21" w:name="_Hlk83234397"/>
-      <w:bookmarkEnd w:id="20"/>
+      <w:fldSimple w:instr=" SEQ Table \* ARABIC ">
+        <w:r>
+          <w:rPr>
+            <w:noProof/>
+          </w:rPr>
+          <w:t>3</w:t>
+        </w:r>
+      </w:fldSimple>
+      <w:bookmarkStart w:id="25" w:name="_Hlk83234397"/>
+      <w:bookmarkEnd w:id="24"/>
       <w:r>
         <w:t xml:space="preserve">: The </w:t>
       </w:r>
@@ -6666,12 +6567,20 @@
       <w:r>
         <w:t xml:space="preserve"> step of the staircase function</w:t>
       </w:r>
-      <w:bookmarkEnd w:id="21"/>
+      <w:bookmarkEnd w:id="25"/>
       <w:r>
         <w:t>.</w:t>
       </w:r>
       <w:r>
-        <w:t xml:space="preserve">  Yes the V</w:t>
+        <w:t xml:space="preserve">  </w:t>
+      </w:r>
+      <w:proofErr w:type="gramStart"/>
+      <w:r>
+        <w:t>Yes</w:t>
+      </w:r>
+      <w:proofErr w:type="gramEnd"/>
+      <w:r>
+        <w:t xml:space="preserve"> the V</w:t>
       </w:r>
       <w:r>
         <w:rPr>
@@ -6680,8 +6589,18 @@
         <w:t>STAIR</w:t>
       </w:r>
       <w:r>
-        <w:t xml:space="preserve"> voltage are different from those shown in Figure 7.</w:t>
-      </w:r>
+        <w:t xml:space="preserve"> voltage </w:t>
+      </w:r>
+      <w:proofErr w:type="gramStart"/>
+      <w:r>
+        <w:t>are</w:t>
+      </w:r>
+      <w:proofErr w:type="gramEnd"/>
+      <w:r>
+        <w:t xml:space="preserve"> different from those shown in Figure 7.</w:t>
+      </w:r>
+      <w:bookmarkStart w:id="26" w:name="Table3"/>
+      <w:bookmarkEnd w:id="26"/>
     </w:p>
     <w:tbl>
       <w:tblPr>
@@ -7451,7 +7370,15 @@
         <w:t xml:space="preserve"> </w:t>
       </w:r>
       <w:r>
-        <w:t xml:space="preserve">document posted on Canvas.  The document should look similar to </w:t>
+        <w:t xml:space="preserve">document posted on Canvas.  The document should look </w:t>
+      </w:r>
+      <w:proofErr w:type="gramStart"/>
+      <w:r>
+        <w:t>similar to</w:t>
+      </w:r>
+      <w:proofErr w:type="gramEnd"/>
+      <w:r>
+        <w:t xml:space="preserve"> </w:t>
       </w:r>
       <w:r>
         <w:fldChar w:fldCharType="begin"/>
@@ -7779,32 +7706,19 @@
       <w:pPr>
         <w:pStyle w:val="Caption"/>
       </w:pPr>
-      <w:bookmarkStart w:id="22" w:name="_Ref96359359"/>
+      <w:bookmarkStart w:id="27" w:name="_Ref96359359"/>
       <w:r>
         <w:t xml:space="preserve">Figure </w:t>
       </w:r>
-      <w:r>
-        <w:fldChar w:fldCharType="begin"/>
-      </w:r>
-      <w:r>
-        <w:instrText xml:space="preserve"> SEQ Figure \* ARABIC </w:instrText>
-      </w:r>
-      <w:r>
-        <w:fldChar w:fldCharType="separate"/>
-      </w:r>
-      <w:r>
-        <w:rPr>
-          <w:noProof/>
-        </w:rPr>
-        <w:t>8</w:t>
-      </w:r>
-      <w:r>
-        <w:rPr>
-          <w:noProof/>
-        </w:rPr>
-        <w:fldChar w:fldCharType="end"/>
-      </w:r>
-      <w:bookmarkEnd w:id="22"/>
+      <w:fldSimple w:instr=" SEQ Figure \* ARABIC ">
+        <w:r>
+          <w:rPr>
+            <w:noProof/>
+          </w:rPr>
+          <w:t>8</w:t>
+        </w:r>
+      </w:fldSimple>
+      <w:bookmarkEnd w:id="27"/>
       <w:r>
         <w:t xml:space="preserve">: The BJT Performance card you will </w:t>
       </w:r>
@@ -7852,8 +7766,21 @@
       <w:r>
         <w:t xml:space="preserve">is </w:t>
       </w:r>
-      <w:r>
-        <w:t xml:space="preserve">need to collect and compute in order to </w:t>
+      <w:proofErr w:type="gramStart"/>
+      <w:r>
+        <w:t>need</w:t>
+      </w:r>
+      <w:proofErr w:type="gramEnd"/>
+      <w:r>
+        <w:t xml:space="preserve"> to collect and compute </w:t>
+      </w:r>
+      <w:proofErr w:type="gramStart"/>
+      <w:r>
+        <w:t>in order to</w:t>
+      </w:r>
+      <w:proofErr w:type="gramEnd"/>
+      <w:r>
+        <w:t xml:space="preserve"> </w:t>
       </w:r>
       <w:r>
         <w:t>complete th</w:t>
@@ -7879,7 +7806,15 @@
         <w:t>,</w:t>
       </w:r>
       <w:r>
-        <w:t xml:space="preserve"> you will need to setup your oscilloscope</w:t>
+        <w:t xml:space="preserve"> you will need to </w:t>
+      </w:r>
+      <w:proofErr w:type="gramStart"/>
+      <w:r>
+        <w:t>setup</w:t>
+      </w:r>
+      <w:proofErr w:type="gramEnd"/>
+      <w:r>
+        <w:t xml:space="preserve"> your oscilloscope</w:t>
       </w:r>
       <w:r>
         <w:t xml:space="preserve"> as shown in the following table.  Note</w:t>
@@ -8298,8 +8233,13 @@
     </w:tbl>
     <w:p/>
     <w:p>
-      <w:r>
-        <w:t>Finally connect the test BJT to the DUT socket.</w:t>
+      <w:proofErr w:type="gramStart"/>
+      <w:r>
+        <w:t>Finally</w:t>
+      </w:r>
+      <w:proofErr w:type="gramEnd"/>
+      <w:r>
+        <w:t xml:space="preserve"> connect the test BJT to the DUT socket.</w:t>
       </w:r>
     </w:p>
     <w:p>
@@ -8312,8 +8252,13 @@
       <w:r>
         <w:t xml:space="preserve">chaotic set of waveforms </w:t>
       </w:r>
-      <w:r>
-        <w:t>as those</w:t>
+      <w:proofErr w:type="gramStart"/>
+      <w:r>
+        <w:t>as</w:t>
+      </w:r>
+      <w:proofErr w:type="gramEnd"/>
+      <w:r>
+        <w:t xml:space="preserve"> those</w:t>
       </w:r>
       <w:r>
         <w:t xml:space="preserve"> shown in </w:t>
@@ -8438,32 +8383,19 @@
       <w:pPr>
         <w:pStyle w:val="Caption"/>
       </w:pPr>
-      <w:bookmarkStart w:id="23" w:name="_Ref82941130"/>
+      <w:bookmarkStart w:id="28" w:name="_Ref82941130"/>
       <w:r>
         <w:t xml:space="preserve">Figure </w:t>
       </w:r>
-      <w:r>
-        <w:fldChar w:fldCharType="begin"/>
-      </w:r>
-      <w:r>
-        <w:instrText xml:space="preserve"> SEQ Figure \* ARABIC </w:instrText>
-      </w:r>
-      <w:r>
-        <w:fldChar w:fldCharType="separate"/>
-      </w:r>
-      <w:r>
-        <w:rPr>
-          <w:noProof/>
-        </w:rPr>
-        <w:t>9</w:t>
-      </w:r>
-      <w:r>
-        <w:rPr>
-          <w:noProof/>
-        </w:rPr>
-        <w:fldChar w:fldCharType="end"/>
-      </w:r>
-      <w:bookmarkEnd w:id="23"/>
+      <w:fldSimple w:instr=" SEQ Figure \* ARABIC ">
+        <w:r>
+          <w:rPr>
+            <w:noProof/>
+          </w:rPr>
+          <w:t>9</w:t>
+        </w:r>
+      </w:fldSimple>
+      <w:bookmarkEnd w:id="28"/>
       <w:r>
         <w:t>: The oscilloscope output with a DUT in normal mode</w:t>
       </w:r>
@@ -8491,7 +8423,15 @@
       </w:r>
       <w:proofErr w:type="spellEnd"/>
       <w:r>
-        <w:t xml:space="preserve"> button and then use the softkey menu to select X</w:t>
+        <w:t xml:space="preserve"> button and then use the </w:t>
+      </w:r>
+      <w:proofErr w:type="gramStart"/>
+      <w:r>
+        <w:t>softkey</w:t>
+      </w:r>
+      <w:proofErr w:type="gramEnd"/>
+      <w:r>
+        <w:t xml:space="preserve"> menu to select X</w:t>
       </w:r>
       <w:r>
         <w:t>/</w:t>
@@ -8546,32 +8486,19 @@
       <w:pPr>
         <w:pStyle w:val="Caption"/>
       </w:pPr>
-      <w:bookmarkStart w:id="24" w:name="_Ref107831617"/>
+      <w:bookmarkStart w:id="29" w:name="_Ref107831617"/>
       <w:r>
         <w:t xml:space="preserve">Figure </w:t>
       </w:r>
-      <w:r>
-        <w:fldChar w:fldCharType="begin"/>
-      </w:r>
-      <w:r>
-        <w:instrText xml:space="preserve"> SEQ Figure \* ARABIC </w:instrText>
-      </w:r>
-      <w:r>
-        <w:fldChar w:fldCharType="separate"/>
-      </w:r>
-      <w:r>
-        <w:rPr>
-          <w:noProof/>
-        </w:rPr>
-        <w:t>10</w:t>
-      </w:r>
-      <w:r>
-        <w:rPr>
-          <w:noProof/>
-        </w:rPr>
-        <w:fldChar w:fldCharType="end"/>
-      </w:r>
-      <w:bookmarkEnd w:id="24"/>
+      <w:fldSimple w:instr=" SEQ Figure \* ARABIC ">
+        <w:r>
+          <w:rPr>
+            <w:noProof/>
+          </w:rPr>
+          <w:t>10</w:t>
+        </w:r>
+      </w:fldSimple>
+      <w:bookmarkEnd w:id="29"/>
       <w:r>
         <w:t xml:space="preserve">: Display showing the placement of the </w:t>
       </w:r>
@@ -8623,7 +8550,7 @@
         </w:rPr>
         <w:lastRenderedPageBreak/>
         <w:drawing>
-          <wp:inline distT="0" distB="0" distL="0" distR="0" wp14:anchorId="4F88E10A" wp14:editId="04096EF1">
+          <wp:inline distT="0" distB="0" distL="0" distR="0" wp14:anchorId="4F88E10A" wp14:editId="2E1F066F">
             <wp:extent cx="2743200" cy="1754065"/>
             <wp:effectExtent l="0" t="0" r="0" b="0"/>
             <wp:docPr id="1" name="Picture 1"/>
@@ -8676,32 +8603,19 @@
       <w:pPr>
         <w:pStyle w:val="Caption"/>
       </w:pPr>
-      <w:bookmarkStart w:id="25" w:name="_Ref136773948"/>
+      <w:bookmarkStart w:id="30" w:name="_Ref136773948"/>
       <w:r>
         <w:t xml:space="preserve">Figure </w:t>
       </w:r>
-      <w:r>
-        <w:fldChar w:fldCharType="begin"/>
-      </w:r>
-      <w:r>
-        <w:instrText xml:space="preserve"> SEQ Figure \* ARABIC </w:instrText>
-      </w:r>
-      <w:r>
-        <w:fldChar w:fldCharType="separate"/>
-      </w:r>
-      <w:r>
-        <w:rPr>
-          <w:noProof/>
-        </w:rPr>
-        <w:t>11</w:t>
-      </w:r>
-      <w:r>
-        <w:rPr>
-          <w:noProof/>
-        </w:rPr>
-        <w:fldChar w:fldCharType="end"/>
-      </w:r>
-      <w:bookmarkEnd w:id="25"/>
+      <w:fldSimple w:instr=" SEQ Figure \* ARABIC ">
+        <w:r>
+          <w:rPr>
+            <w:noProof/>
+          </w:rPr>
+          <w:t>11</w:t>
+        </w:r>
+      </w:fldSimple>
+      <w:bookmarkEnd w:id="30"/>
       <w:r>
         <w:t>: X-Y mode when first ena</w:t>
       </w:r>
@@ -8747,7 +8661,7 @@
           <w:noProof/>
         </w:rPr>
         <w:drawing>
-          <wp:inline distT="0" distB="0" distL="0" distR="0" wp14:anchorId="70D8E959" wp14:editId="26A0DB4A">
+          <wp:inline distT="0" distB="0" distL="0" distR="0" wp14:anchorId="70D8E959" wp14:editId="21A0BA7D">
             <wp:extent cx="2743200" cy="1754065"/>
             <wp:effectExtent l="0" t="0" r="0" b="0"/>
             <wp:docPr id="19" name="Picture 19"/>
@@ -8800,34 +8714,29 @@
       <w:pPr>
         <w:pStyle w:val="Caption"/>
       </w:pPr>
-      <w:bookmarkStart w:id="26" w:name="_Ref136773968"/>
+      <w:bookmarkStart w:id="31" w:name="_Ref136773968"/>
       <w:r>
         <w:t xml:space="preserve">Figure </w:t>
       </w:r>
-      <w:r>
-        <w:fldChar w:fldCharType="begin"/>
-      </w:r>
-      <w:r>
-        <w:instrText xml:space="preserve"> SEQ Figure \* ARABIC </w:instrText>
-      </w:r>
-      <w:r>
-        <w:fldChar w:fldCharType="separate"/>
-      </w:r>
-      <w:r>
-        <w:rPr>
-          <w:noProof/>
-        </w:rPr>
-        <w:t>12</w:t>
-      </w:r>
-      <w:r>
-        <w:rPr>
-          <w:noProof/>
-        </w:rPr>
-        <w:fldChar w:fldCharType="end"/>
-      </w:r>
-      <w:bookmarkEnd w:id="26"/>
-      <w:r>
-        <w:t>: Use the Channel 1/</w:t>
+      <w:fldSimple w:instr=" SEQ Figure \* ARABIC ">
+        <w:r>
+          <w:rPr>
+            <w:noProof/>
+          </w:rPr>
+          <w:t>12</w:t>
+        </w:r>
+      </w:fldSimple>
+      <w:bookmarkEnd w:id="31"/>
+      <w:r>
+        <w:t xml:space="preserve">: Use </w:t>
+      </w:r>
+      <w:proofErr w:type="gramStart"/>
+      <w:r>
+        <w:t>the Channel</w:t>
+      </w:r>
+      <w:proofErr w:type="gramEnd"/>
+      <w:r>
+        <w:t xml:space="preserve"> 1/</w:t>
       </w:r>
       <w:r>
         <w:t xml:space="preserve">2 scale knobs </w:t>
@@ -8898,7 +8807,7 @@
           <w:noProof/>
         </w:rPr>
         <w:drawing>
-          <wp:inline distT="0" distB="0" distL="0" distR="0" wp14:anchorId="72714103" wp14:editId="79F77DC5">
+          <wp:inline distT="0" distB="0" distL="0" distR="0" wp14:anchorId="72714103" wp14:editId="0774A9BF">
             <wp:extent cx="2743200" cy="1754066"/>
             <wp:effectExtent l="0" t="0" r="0" b="0"/>
             <wp:docPr id="25" name="Picture 25"/>
@@ -8951,32 +8860,19 @@
       <w:pPr>
         <w:pStyle w:val="Caption"/>
       </w:pPr>
-      <w:bookmarkStart w:id="27" w:name="_Ref136773983"/>
+      <w:bookmarkStart w:id="32" w:name="_Ref136773983"/>
       <w:r>
         <w:t xml:space="preserve">Figure </w:t>
       </w:r>
-      <w:r>
-        <w:fldChar w:fldCharType="begin"/>
-      </w:r>
-      <w:r>
-        <w:instrText xml:space="preserve"> SEQ Figure \* ARABIC </w:instrText>
-      </w:r>
-      <w:r>
-        <w:fldChar w:fldCharType="separate"/>
-      </w:r>
-      <w:r>
-        <w:rPr>
-          <w:noProof/>
-        </w:rPr>
-        <w:t>13</w:t>
-      </w:r>
-      <w:r>
-        <w:rPr>
-          <w:noProof/>
-        </w:rPr>
-        <w:fldChar w:fldCharType="end"/>
-      </w:r>
-      <w:bookmarkEnd w:id="27"/>
+      <w:fldSimple w:instr=" SEQ Figure \* ARABIC ">
+        <w:r>
+          <w:rPr>
+            <w:noProof/>
+          </w:rPr>
+          <w:t>13</w:t>
+        </w:r>
+      </w:fldSimple>
+      <w:bookmarkEnd w:id="32"/>
       <w:r>
         <w:t>: Use the Channel 1/2 offs</w:t>
       </w:r>
@@ -9086,7 +8982,7 @@
         </w:rPr>
         <w:lastRenderedPageBreak/>
         <w:drawing>
-          <wp:anchor distT="0" distB="0" distL="114300" distR="114300" simplePos="0" relativeHeight="251660288" behindDoc="0" locked="0" layoutInCell="1" allowOverlap="1" wp14:anchorId="44ABC0DE" wp14:editId="3A6619C5">
+          <wp:anchor distT="0" distB="0" distL="114300" distR="114300" simplePos="0" relativeHeight="251660288" behindDoc="0" locked="0" layoutInCell="1" allowOverlap="1" wp14:anchorId="44ABC0DE" wp14:editId="4472E980">
             <wp:simplePos x="0" y="0"/>
             <wp:positionH relativeFrom="column">
               <wp:posOffset>3055620</wp:posOffset>
@@ -9153,7 +9049,7 @@
           <w:noProof/>
         </w:rPr>
         <w:drawing>
-          <wp:inline distT="0" distB="0" distL="0" distR="0" wp14:anchorId="1A6A59AC" wp14:editId="0B1EDF38">
+          <wp:inline distT="0" distB="0" distL="0" distR="0" wp14:anchorId="1A6A59AC" wp14:editId="29B94AAF">
             <wp:extent cx="2743200" cy="1754945"/>
             <wp:effectExtent l="0" t="0" r="0" b="0"/>
             <wp:docPr id="2057669509" name="Picture 1"/>
@@ -9206,34 +9102,29 @@
       <w:pPr>
         <w:pStyle w:val="Caption"/>
       </w:pPr>
-      <w:bookmarkStart w:id="28" w:name="_Ref136774004"/>
+      <w:bookmarkStart w:id="33" w:name="_Ref136774004"/>
       <w:r>
         <w:t xml:space="preserve">Figure </w:t>
       </w:r>
-      <w:r>
-        <w:fldChar w:fldCharType="begin"/>
-      </w:r>
-      <w:r>
-        <w:instrText xml:space="preserve"> SEQ Figure \* ARABIC </w:instrText>
-      </w:r>
-      <w:r>
-        <w:fldChar w:fldCharType="separate"/>
-      </w:r>
-      <w:r>
-        <w:rPr>
-          <w:noProof/>
-        </w:rPr>
-        <w:t>14</w:t>
-      </w:r>
-      <w:r>
-        <w:rPr>
-          <w:noProof/>
-        </w:rPr>
-        <w:fldChar w:fldCharType="end"/>
-      </w:r>
-      <w:bookmarkEnd w:id="28"/>
-      <w:r>
-        <w:t xml:space="preserve">: Use the intensity (left) or High Resolution Mode to </w:t>
+      <w:fldSimple w:instr=" SEQ Figure \* ARABIC ">
+        <w:r>
+          <w:rPr>
+            <w:noProof/>
+          </w:rPr>
+          <w:t>14</w:t>
+        </w:r>
+      </w:fldSimple>
+      <w:bookmarkEnd w:id="33"/>
+      <w:r>
+        <w:t xml:space="preserve">: Use the intensity (left) or </w:t>
+      </w:r>
+      <w:proofErr w:type="gramStart"/>
+      <w:r>
+        <w:t>High Resolution</w:t>
+      </w:r>
+      <w:proofErr w:type="gramEnd"/>
+      <w:r>
+        <w:t xml:space="preserve"> Mode to </w:t>
       </w:r>
       <w:r>
         <w:t>sharpen</w:t>
@@ -9296,7 +9187,15 @@
         <w:t>change</w:t>
       </w:r>
       <w:r>
-        <w:t xml:space="preserve"> the active cursor using the adjust knob (has a green illuminate circular arrow next to it).  You can adjust the position of the active cursors using the Measure knob.  Start by adjusting the X1 and Y1 cursors to 0v (look at the lower right area of the display to see the voltage of each cursor).  Next adjust the X2 cursor to 1v; this makes the X2 cursor lie at </w:t>
+        <w:t xml:space="preserve"> the active cursor using the adjust knob (has a green </w:t>
+      </w:r>
+      <w:proofErr w:type="gramStart"/>
+      <w:r>
+        <w:t>illuminate</w:t>
+      </w:r>
+      <w:proofErr w:type="gramEnd"/>
+      <w:r>
+        <w:t xml:space="preserve"> circular arrow next to it).  You can adjust the position of the active cursors using the Measure knob.  Start by adjusting the X1 and Y1 cursors to 0v (look at the lower right area of the display to see the voltage of each cursor).  Next adjust the X2 cursor to 1v; this makes the X2 cursor lie at </w:t>
       </w:r>
       <w:proofErr w:type="spellStart"/>
       <w:r>
@@ -9370,32 +9269,19 @@
       <w:pPr>
         <w:pStyle w:val="Caption"/>
       </w:pPr>
-      <w:bookmarkStart w:id="29" w:name="_Ref136774103"/>
+      <w:bookmarkStart w:id="34" w:name="_Ref136774103"/>
       <w:r>
         <w:t xml:space="preserve">Figure </w:t>
       </w:r>
-      <w:r>
-        <w:fldChar w:fldCharType="begin"/>
-      </w:r>
-      <w:r>
-        <w:instrText xml:space="preserve"> SEQ Figure \* ARABIC </w:instrText>
-      </w:r>
-      <w:r>
-        <w:fldChar w:fldCharType="separate"/>
-      </w:r>
-      <w:r>
-        <w:rPr>
-          <w:noProof/>
-        </w:rPr>
-        <w:t>15</w:t>
-      </w:r>
-      <w:r>
-        <w:rPr>
-          <w:noProof/>
-        </w:rPr>
-        <w:fldChar w:fldCharType="end"/>
-      </w:r>
-      <w:bookmarkEnd w:id="29"/>
+      <w:fldSimple w:instr=" SEQ Figure \* ARABIC ">
+        <w:r>
+          <w:rPr>
+            <w:noProof/>
+          </w:rPr>
+          <w:t>15</w:t>
+        </w:r>
+      </w:fldSimple>
+      <w:bookmarkEnd w:id="34"/>
       <w:r>
         <w:t>: Using the cursors to measure the collector current of the 3rd curve.</w:t>
       </w:r>
@@ -9662,97 +9548,84 @@
         <w:pStyle w:val="Caption"/>
         <w:keepNext/>
       </w:pPr>
-      <w:bookmarkStart w:id="30" w:name="_Ref96585768"/>
+      <w:bookmarkStart w:id="35" w:name="_Ref96585768"/>
       <w:r>
         <w:t xml:space="preserve">Table </w:t>
       </w:r>
+      <w:fldSimple w:instr=" SEQ Table \* ARABIC ">
+        <w:r>
+          <w:rPr>
+            <w:noProof/>
+          </w:rPr>
+          <w:t>4</w:t>
+        </w:r>
+      </w:fldSimple>
+      <w:bookmarkEnd w:id="35"/>
+      <w:r>
+        <w:t xml:space="preserve">: The Gain Calculation table filled in using the information from </w:t>
+      </w:r>
       <w:r>
         <w:fldChar w:fldCharType="begin"/>
       </w:r>
       <w:r>
-        <w:instrText xml:space="preserve"> SEQ Table \* ARABIC </w:instrText>
+        <w:instrText xml:space="preserve"> REF _Ref136774103 \h </w:instrText>
       </w:r>
       <w:r>
         <w:fldChar w:fldCharType="separate"/>
       </w:r>
       <w:r>
+        <w:t xml:space="preserve">Figure </w:t>
+      </w:r>
+      <w:r>
         <w:rPr>
           <w:noProof/>
         </w:rPr>
-        <w:t>4</w:t>
+        <w:t>15</w:t>
+      </w:r>
+      <w:r>
+        <w:fldChar w:fldCharType="end"/>
+      </w:r>
+      <w:r>
+        <w:t xml:space="preserve"> and </w:t>
+      </w:r>
+      <w:r>
+        <w:rPr>
+          <w:b/>
+        </w:rPr>
+        <w:fldChar w:fldCharType="begin"/>
+      </w:r>
+      <w:r>
+        <w:instrText xml:space="preserve"> REF _Ref82955824 \h </w:instrText>
+      </w:r>
+      <w:r>
+        <w:instrText xml:space="preserve"> \* MERGEFORMAT </w:instrText>
+      </w:r>
+      <w:r>
+        <w:rPr>
+          <w:b/>
+        </w:rPr>
+      </w:r>
+      <w:r>
+        <w:rPr>
+          <w:b/>
+        </w:rPr>
+        <w:fldChar w:fldCharType="separate"/>
+      </w:r>
+      <w:r>
+        <w:t xml:space="preserve">Table </w:t>
       </w:r>
       <w:r>
         <w:rPr>
           <w:noProof/>
         </w:rPr>
+        <w:t>3</w:t>
+      </w:r>
+      <w:r>
+        <w:rPr>
+          <w:b/>
+        </w:rPr>
         <w:fldChar w:fldCharType="end"/>
       </w:r>
-      <w:bookmarkEnd w:id="30"/>
-      <w:r>
-        <w:t xml:space="preserve">: The Gain Calculation table filled in using the information from </w:t>
-      </w:r>
-      <w:r>
-        <w:fldChar w:fldCharType="begin"/>
-      </w:r>
-      <w:r>
-        <w:instrText xml:space="preserve"> REF _Ref136774103 \h </w:instrText>
-      </w:r>
-      <w:r>
-        <w:fldChar w:fldCharType="separate"/>
-      </w:r>
-      <w:r>
-        <w:t xml:space="preserve">Figure </w:t>
-      </w:r>
-      <w:r>
-        <w:rPr>
-          <w:noProof/>
-        </w:rPr>
-        <w:t>15</w:t>
-      </w:r>
-      <w:r>
-        <w:fldChar w:fldCharType="end"/>
-      </w:r>
-      <w:r>
-        <w:t xml:space="preserve"> and </w:t>
-      </w:r>
-      <w:r>
-        <w:rPr>
-          <w:b/>
-        </w:rPr>
-        <w:fldChar w:fldCharType="begin"/>
-      </w:r>
-      <w:r>
-        <w:instrText xml:space="preserve"> REF _Ref82955824 \h </w:instrText>
-      </w:r>
-      <w:r>
-        <w:instrText xml:space="preserve"> \* MERGEFORMAT </w:instrText>
-      </w:r>
-      <w:r>
-        <w:rPr>
-          <w:b/>
-        </w:rPr>
-      </w:r>
-      <w:r>
-        <w:rPr>
-          <w:b/>
-        </w:rPr>
-        <w:fldChar w:fldCharType="separate"/>
-      </w:r>
-      <w:r>
-        <w:t xml:space="preserve">Table </w:t>
-      </w:r>
-      <w:r>
-        <w:rPr>
-          <w:noProof/>
-        </w:rPr>
-        <w:t>3</w:t>
-      </w:r>
-      <w:r>
-        <w:rPr>
-          <w:b/>
-        </w:rPr>
-        <w:fldChar w:fldCharType="end"/>
-      </w:r>
       <w:r>
         <w:t xml:space="preserve">. </w:t>
       </w:r>
@@ -9762,6 +9635,8 @@
       <w:r>
         <w:t>are unreasonably high and have too much variation.</w:t>
       </w:r>
+      <w:bookmarkStart w:id="36" w:name="Table4"/>
+      <w:bookmarkEnd w:id="36"/>
     </w:p>
     <w:tbl>
       <w:tblPr>
@@ -10910,7 +10785,23 @@
         <w:t>So,</w:t>
       </w:r>
       <w:r>
-        <w:t xml:space="preserve"> we have to be satisfied with the values in our Gain Calculation table </w:t>
+        <w:t xml:space="preserve"> we </w:t>
+      </w:r>
+      <w:proofErr w:type="gramStart"/>
+      <w:r>
+        <w:t>have to</w:t>
+      </w:r>
+      <w:proofErr w:type="gramEnd"/>
+      <w:r>
+        <w:t xml:space="preserve"> be satisfied with the values </w:t>
+      </w:r>
+      <w:proofErr w:type="gramStart"/>
+      <w:r>
+        <w:t>in</w:t>
+      </w:r>
+      <w:proofErr w:type="gramEnd"/>
+      <w:r>
+        <w:t xml:space="preserve"> our Gain Calculation table </w:t>
       </w:r>
       <w:r>
         <w:t>even if the values change with base/collector current.</w:t>
@@ -11089,32 +10980,19 @@
       <w:pPr>
         <w:pStyle w:val="Caption"/>
       </w:pPr>
-      <w:bookmarkStart w:id="31" w:name="_Ref136776672"/>
+      <w:bookmarkStart w:id="37" w:name="_Ref136776672"/>
       <w:r>
         <w:t xml:space="preserve">Figure </w:t>
       </w:r>
-      <w:r>
-        <w:fldChar w:fldCharType="begin"/>
-      </w:r>
-      <w:r>
-        <w:instrText xml:space="preserve"> SEQ Figure \* ARABIC </w:instrText>
-      </w:r>
-      <w:r>
-        <w:fldChar w:fldCharType="separate"/>
-      </w:r>
-      <w:r>
-        <w:rPr>
-          <w:noProof/>
-        </w:rPr>
-        <w:t>16</w:t>
-      </w:r>
-      <w:r>
-        <w:rPr>
-          <w:noProof/>
-        </w:rPr>
-        <w:fldChar w:fldCharType="end"/>
-      </w:r>
-      <w:bookmarkEnd w:id="31"/>
+      <w:fldSimple w:instr=" SEQ Figure \* ARABIC ">
+        <w:r>
+          <w:rPr>
+            <w:noProof/>
+          </w:rPr>
+          <w:t>16</w:t>
+        </w:r>
+      </w:fldSimple>
+      <w:bookmarkEnd w:id="37"/>
       <w:r>
         <w:t>: Calculating the Early voltage requires working with the red and blue similar triangles.</w:t>
       </w:r>
@@ -11145,7 +11023,23 @@
         <w:fldChar w:fldCharType="end"/>
       </w:r>
       <w:r>
-        <w:t xml:space="preserve"> have the same interior angles and as a consequence are similar.  This means that the ratio of their bases and heights are equal.  In other words.</w:t>
+        <w:t xml:space="preserve"> have the same interior angles and </w:t>
+      </w:r>
+      <w:proofErr w:type="gramStart"/>
+      <w:r>
+        <w:t>as a consequence</w:t>
+      </w:r>
+      <w:proofErr w:type="gramEnd"/>
+      <w:r>
+        <w:t xml:space="preserve"> are similar.  This means that the ratio of their bases and heights </w:t>
+      </w:r>
+      <w:proofErr w:type="gramStart"/>
+      <w:r>
+        <w:t>are</w:t>
+      </w:r>
+      <w:proofErr w:type="gramEnd"/>
+      <w:r>
+        <w:t xml:space="preserve"> equal.  In other words.</w:t>
       </w:r>
     </w:p>
     <w:p>
@@ -11444,32 +11338,19 @@
       <w:pPr>
         <w:pStyle w:val="Caption"/>
       </w:pPr>
-      <w:bookmarkStart w:id="32" w:name="_Ref136774289"/>
+      <w:bookmarkStart w:id="38" w:name="_Ref136774289"/>
       <w:r>
         <w:t xml:space="preserve">Figure </w:t>
       </w:r>
-      <w:r>
-        <w:fldChar w:fldCharType="begin"/>
-      </w:r>
-      <w:r>
-        <w:instrText xml:space="preserve"> SEQ Figure \* ARABIC </w:instrText>
-      </w:r>
-      <w:r>
-        <w:fldChar w:fldCharType="separate"/>
-      </w:r>
-      <w:r>
-        <w:rPr>
-          <w:noProof/>
-        </w:rPr>
-        <w:t>17</w:t>
-      </w:r>
-      <w:r>
-        <w:rPr>
-          <w:noProof/>
-        </w:rPr>
-        <w:fldChar w:fldCharType="end"/>
-      </w:r>
-      <w:bookmarkEnd w:id="32"/>
+      <w:fldSimple w:instr=" SEQ Figure \* ARABIC ">
+        <w:r>
+          <w:rPr>
+            <w:noProof/>
+          </w:rPr>
+          <w:t>17</w:t>
+        </w:r>
+      </w:fldSimple>
+      <w:bookmarkEnd w:id="38"/>
       <w:r>
         <w:t>: Measuring the Early voltage of the 6</w:t>
       </w:r>
@@ -11480,7 +11361,15 @@
         <w:t>th</w:t>
       </w:r>
       <w:r>
-        <w:t xml:space="preserve"> curve  using the cursors.</w:t>
+        <w:t xml:space="preserve"> </w:t>
+      </w:r>
+      <w:proofErr w:type="gramStart"/>
+      <w:r>
+        <w:t>curve  using</w:t>
+      </w:r>
+      <w:proofErr w:type="gramEnd"/>
+      <w:r>
+        <w:t xml:space="preserve"> the cursors.</w:t>
       </w:r>
     </w:p>
     <w:p>
@@ -11582,32 +11471,19 @@
         <w:pStyle w:val="Caption"/>
         <w:keepNext/>
       </w:pPr>
-      <w:bookmarkStart w:id="33" w:name="_Ref137032590"/>
+      <w:bookmarkStart w:id="39" w:name="_Ref137032590"/>
       <w:r>
         <w:t xml:space="preserve">Table </w:t>
       </w:r>
-      <w:r>
-        <w:fldChar w:fldCharType="begin"/>
-      </w:r>
-      <w:r>
-        <w:instrText xml:space="preserve"> SEQ Table \* ARABIC </w:instrText>
-      </w:r>
-      <w:r>
-        <w:fldChar w:fldCharType="separate"/>
-      </w:r>
-      <w:r>
-        <w:rPr>
-          <w:noProof/>
-        </w:rPr>
-        <w:t>5</w:t>
-      </w:r>
-      <w:r>
-        <w:rPr>
-          <w:noProof/>
-        </w:rPr>
-        <w:fldChar w:fldCharType="end"/>
-      </w:r>
-      <w:bookmarkEnd w:id="33"/>
+      <w:fldSimple w:instr=" SEQ Table \* ARABIC ">
+        <w:r>
+          <w:rPr>
+            <w:noProof/>
+          </w:rPr>
+          <w:t>5</w:t>
+        </w:r>
+      </w:fldSimple>
+      <w:bookmarkEnd w:id="39"/>
       <w:r>
         <w:t>: The Ealy Voltage table partially filled in using the data from</w:t>
       </w:r>
@@ -12076,7 +11952,15 @@
         <w:t>th</w:t>
       </w:r>
       <w:r>
-        <w:t xml:space="preserve"> curves is provided so that you have a sense of the expected variation in this measurement.</w:t>
+        <w:t xml:space="preserve"> curves </w:t>
+      </w:r>
+      <w:proofErr w:type="gramStart"/>
+      <w:r>
+        <w:t>is</w:t>
+      </w:r>
+      <w:proofErr w:type="gramEnd"/>
+      <w:r>
+        <w:t xml:space="preserve"> provided so that you have a sense of the expected variation in this measurement.</w:t>
       </w:r>
     </w:p>
     <w:p/>
@@ -12101,10 +11985,18 @@
         <w:spacing w:before="100" w:beforeAutospacing="1" w:after="100" w:afterAutospacing="1" w:line="240" w:lineRule="auto"/>
       </w:pPr>
       <w:r>
-        <w:t xml:space="preserve">Make a record of your response to numbered items below and turn them in </w:t>
-      </w:r>
-      <w:r>
-        <w:t>to C</w:t>
+        <w:t xml:space="preserve">Make a record of your response to numbered items below and turn them </w:t>
+      </w:r>
+      <w:proofErr w:type="gramStart"/>
+      <w:r>
+        <w:t xml:space="preserve">in </w:t>
+      </w:r>
+      <w:r>
+        <w:t>to</w:t>
+      </w:r>
+      <w:proofErr w:type="gramEnd"/>
+      <w:r>
+        <w:t xml:space="preserve"> C</w:t>
       </w:r>
       <w:r>
         <w:t xml:space="preserve">anvas using the instructions posted there.  </w:t>
@@ -12164,27 +12056,46 @@
       <w:r>
         <w:t xml:space="preserve">Completed </w:t>
       </w:r>
-      <w:r>
-        <w:fldChar w:fldCharType="begin"/>
-      </w:r>
-      <w:r>
-        <w:instrText xml:space="preserve"> REF _Ref81843149 \h </w:instrText>
-      </w:r>
-      <w:r>
-        <w:fldChar w:fldCharType="separate"/>
-      </w:r>
-      <w:r>
-        <w:t xml:space="preserve">Figure </w:t>
-      </w:r>
-      <w:r>
-        <w:rPr>
-          <w:noProof/>
-        </w:rPr>
-        <w:t>3</w:t>
-      </w:r>
-      <w:r>
-        <w:fldChar w:fldCharType="end"/>
-      </w:r>
+      <w:hyperlink w:anchor="Figure3" w:history="1">
+        <w:r>
+          <w:rPr>
+            <w:rStyle w:val="Hyperlink"/>
+          </w:rPr>
+          <w:fldChar w:fldCharType="begin"/>
+        </w:r>
+        <w:r>
+          <w:rPr>
+            <w:rStyle w:val="Hyperlink"/>
+          </w:rPr>
+          <w:instrText xml:space="preserve"> REF _Ref81843149 \h </w:instrText>
+        </w:r>
+        <w:r>
+          <w:rPr>
+            <w:rStyle w:val="Hyperlink"/>
+          </w:rPr>
+        </w:r>
+        <w:r>
+          <w:rPr>
+            <w:rStyle w:val="Hyperlink"/>
+          </w:rPr>
+          <w:fldChar w:fldCharType="separate"/>
+        </w:r>
+        <w:r>
+          <w:t xml:space="preserve">Figure </w:t>
+        </w:r>
+        <w:r>
+          <w:rPr>
+            <w:noProof/>
+          </w:rPr>
+          <w:t>3</w:t>
+        </w:r>
+        <w:r>
+          <w:rPr>
+            <w:rStyle w:val="Hyperlink"/>
+          </w:rPr>
+          <w:fldChar w:fldCharType="end"/>
+        </w:r>
+      </w:hyperlink>
       <w:r>
         <w:t>.</w:t>
       </w:r>
@@ -12327,7 +12238,7 @@
           <w:b/>
         </w:rPr>
       </w:pPr>
-      <w:bookmarkStart w:id="34" w:name="_Hlk83234607"/>
+      <w:bookmarkStart w:id="40" w:name="_Hlk83234607"/>
       <w:r>
         <w:rPr>
           <w:b/>
@@ -12446,7 +12357,7 @@
       <w:r>
         <w:t>a BJT Performance Card for the 2N3904</w:t>
       </w:r>
-      <w:bookmarkEnd w:id="34"/>
+      <w:bookmarkEnd w:id="40"/>
       <w:r>
         <w:t xml:space="preserve"> BJT</w:t>
       </w:r>
@@ -12596,7 +12507,7 @@
 </file>
 
 <file path=word/endnotes.xml><?xml version="1.0" encoding="utf-8"?>
-<w:endnotes xmlns:wpc="http://schemas.microsoft.com/office/word/2010/wordprocessingCanvas" xmlns:cx="http://schemas.microsoft.com/office/drawing/2014/chartex" xmlns:cx1="http://schemas.microsoft.com/office/drawing/2015/9/8/chartex" xmlns:cx2="http://schemas.microsoft.com/office/drawing/2015/10/21/chartex" xmlns:cx3="http://schemas.microsoft.com/office/drawing/2016/5/9/chartex" xmlns:cx4="http://schemas.microsoft.com/office/drawing/2016/5/10/chartex" xmlns:cx5="http://schemas.microsoft.com/office/drawing/2016/5/11/chartex" xmlns:cx6="http://schemas.microsoft.com/office/drawing/2016/5/12/chartex" xmlns:cx7="http://schemas.microsoft.com/office/drawing/2016/5/13/chartex" xmlns:cx8="http://schemas.microsoft.com/office/drawing/2016/5/14/chartex" xmlns:mc="http://schemas.openxmlformats.org/markup-compatibility/2006" xmlns:aink="http://schemas.microsoft.com/office/drawing/2016/ink" xmlns:am3d="http://schemas.microsoft.com/office/drawing/2017/model3d" xmlns:o="urn:schemas-microsoft-com:office:office" xmlns:oel="http://schemas.microsoft.com/office/2019/extlst" xmlns:r="http://schemas.openxmlformats.org/officeDocument/2006/relationships" xmlns:m="http://schemas.openxmlformats.org/officeDocument/2006/math" xmlns:v="urn:schemas-microsoft-com:vml" xmlns:wp14="http://schemas.microsoft.com/office/word/2010/wordprocessingDrawing" xmlns:wp="http://schemas.openxmlformats.org/drawingml/2006/wordprocessingDrawing" xmlns:w10="urn:schemas-microsoft-com:office:word" xmlns:w="http://schemas.openxmlformats.org/wordprocessingml/2006/main" xmlns:w14="http://schemas.microsoft.com/office/word/2010/wordml" xmlns:w15="http://schemas.microsoft.com/office/word/2012/wordml" xmlns:w16cex="http://schemas.microsoft.com/office/word/2018/wordml/cex" xmlns:w16cid="http://schemas.microsoft.com/office/word/2016/wordml/cid" xmlns:w16="http://schemas.microsoft.com/office/word/2018/wordml" xmlns:w16du="http://schemas.microsoft.com/office/word/2023/wordml/word16du" xmlns:w16sdtdh="http://schemas.microsoft.com/office/word/2020/wordml/sdtdatahash" xmlns:w16se="http://schemas.microsoft.com/office/word/2015/wordml/symex" xmlns:wpg="http://schemas.microsoft.com/office/word/2010/wordprocessingGroup" xmlns:wpi="http://schemas.microsoft.com/office/word/2010/wordprocessingInk" xmlns:wne="http://schemas.microsoft.com/office/word/2006/wordml" xmlns:wps="http://schemas.microsoft.com/office/word/2010/wordprocessingShape" mc:Ignorable="w14 w15 w16se w16cid w16 w16cex w16sdtdh w16du wp14">
+<w:endnotes xmlns:wpc="http://schemas.microsoft.com/office/word/2010/wordprocessingCanvas" xmlns:cx="http://schemas.microsoft.com/office/drawing/2014/chartex" xmlns:cx1="http://schemas.microsoft.com/office/drawing/2015/9/8/chartex" xmlns:cx2="http://schemas.microsoft.com/office/drawing/2015/10/21/chartex" xmlns:cx3="http://schemas.microsoft.com/office/drawing/2016/5/9/chartex" xmlns:cx4="http://schemas.microsoft.com/office/drawing/2016/5/10/chartex" xmlns:cx5="http://schemas.microsoft.com/office/drawing/2016/5/11/chartex" xmlns:cx6="http://schemas.microsoft.com/office/drawing/2016/5/12/chartex" xmlns:cx7="http://schemas.microsoft.com/office/drawing/2016/5/13/chartex" xmlns:cx8="http://schemas.microsoft.com/office/drawing/2016/5/14/chartex" xmlns:mc="http://schemas.openxmlformats.org/markup-compatibility/2006" xmlns:aink="http://schemas.microsoft.com/office/drawing/2016/ink" xmlns:am3d="http://schemas.microsoft.com/office/drawing/2017/model3d" xmlns:o="urn:schemas-microsoft-com:office:office" xmlns:oel="http://schemas.microsoft.com/office/2019/extlst" xmlns:r="http://schemas.openxmlformats.org/officeDocument/2006/relationships" xmlns:m="http://schemas.openxmlformats.org/officeDocument/2006/math" xmlns:v="urn:schemas-microsoft-com:vml" xmlns:wp14="http://schemas.microsoft.com/office/word/2010/wordprocessingDrawing" xmlns:wp="http://schemas.openxmlformats.org/drawingml/2006/wordprocessingDrawing" xmlns:w10="urn:schemas-microsoft-com:office:word" xmlns:w="http://schemas.openxmlformats.org/wordprocessingml/2006/main" xmlns:w14="http://schemas.microsoft.com/office/word/2010/wordml" xmlns:w15="http://schemas.microsoft.com/office/word/2012/wordml" xmlns:w16cex="http://schemas.microsoft.com/office/word/2018/wordml/cex" xmlns:w16cid="http://schemas.microsoft.com/office/word/2016/wordml/cid" xmlns:w16="http://schemas.microsoft.com/office/word/2018/wordml" xmlns:w16du="http://schemas.microsoft.com/office/word/2023/wordml/word16du" xmlns:w16sdtdh="http://schemas.microsoft.com/office/word/2020/wordml/sdtdatahash" xmlns:w16sdtfl="http://schemas.microsoft.com/office/word/2024/wordml/sdtformatlock" xmlns:w16se="http://schemas.microsoft.com/office/word/2015/wordml/symex" xmlns:wpg="http://schemas.microsoft.com/office/word/2010/wordprocessingGroup" xmlns:wpi="http://schemas.microsoft.com/office/word/2010/wordprocessingInk" xmlns:wne="http://schemas.microsoft.com/office/word/2006/wordml" xmlns:wps="http://schemas.microsoft.com/office/word/2010/wordprocessingShape" mc:Ignorable="w14 w15 w16se w16cid w16 w16cex w16sdtdh w16sdtfl w16du wp14">
   <w:endnote w:type="separator" w:id="-1">
     <w:p>
       <w:pPr>
@@ -12621,7 +12532,7 @@
 </file>
 
 <file path=word/footer1.xml><?xml version="1.0" encoding="utf-8"?>
-<w:ftr xmlns:wpc="http://schemas.microsoft.com/office/word/2010/wordprocessingCanvas" xmlns:cx="http://schemas.microsoft.com/office/drawing/2014/chartex" xmlns:cx1="http://schemas.microsoft.com/office/drawing/2015/9/8/chartex" xmlns:cx2="http://schemas.microsoft.com/office/drawing/2015/10/21/chartex" xmlns:cx3="http://schemas.microsoft.com/office/drawing/2016/5/9/chartex" xmlns:cx4="http://schemas.microsoft.com/office/drawing/2016/5/10/chartex" xmlns:cx5="http://schemas.microsoft.com/office/drawing/2016/5/11/chartex" xmlns:cx6="http://schemas.microsoft.com/office/drawing/2016/5/12/chartex" xmlns:cx7="http://schemas.microsoft.com/office/drawing/2016/5/13/chartex" xmlns:cx8="http://schemas.microsoft.com/office/drawing/2016/5/14/chartex" xmlns:mc="http://schemas.openxmlformats.org/markup-compatibility/2006" xmlns:aink="http://schemas.microsoft.com/office/drawing/2016/ink" xmlns:am3d="http://schemas.microsoft.com/office/drawing/2017/model3d" xmlns:o="urn:schemas-microsoft-com:office:office" xmlns:oel="http://schemas.microsoft.com/office/2019/extlst" xmlns:r="http://schemas.openxmlformats.org/officeDocument/2006/relationships" xmlns:m="http://schemas.openxmlformats.org/officeDocument/2006/math" xmlns:v="urn:schemas-microsoft-com:vml" xmlns:wp14="http://schemas.microsoft.com/office/word/2010/wordprocessingDrawing" xmlns:wp="http://schemas.openxmlformats.org/drawingml/2006/wordprocessingDrawing" xmlns:w10="urn:schemas-microsoft-com:office:word" xmlns:w="http://schemas.openxmlformats.org/wordprocessingml/2006/main" xmlns:w14="http://schemas.microsoft.com/office/word/2010/wordml" xmlns:w15="http://schemas.microsoft.com/office/word/2012/wordml" xmlns:w16cex="http://schemas.microsoft.com/office/word/2018/wordml/cex" xmlns:w16cid="http://schemas.microsoft.com/office/word/2016/wordml/cid" xmlns:w16="http://schemas.microsoft.com/office/word/2018/wordml" xmlns:w16du="http://schemas.microsoft.com/office/word/2023/wordml/word16du" xmlns:w16sdtdh="http://schemas.microsoft.com/office/word/2020/wordml/sdtdatahash" xmlns:w16se="http://schemas.microsoft.com/office/word/2015/wordml/symex" xmlns:wpg="http://schemas.microsoft.com/office/word/2010/wordprocessingGroup" xmlns:wpi="http://schemas.microsoft.com/office/word/2010/wordprocessingInk" xmlns:wne="http://schemas.microsoft.com/office/word/2006/wordml" xmlns:wps="http://schemas.microsoft.com/office/word/2010/wordprocessingShape" mc:Ignorable="w14 w15 w16se w16cid w16 w16cex w16sdtdh w16du wp14">
+<w:ftr xmlns:wpc="http://schemas.microsoft.com/office/word/2010/wordprocessingCanvas" xmlns:cx="http://schemas.microsoft.com/office/drawing/2014/chartex" xmlns:cx1="http://schemas.microsoft.com/office/drawing/2015/9/8/chartex" xmlns:cx2="http://schemas.microsoft.com/office/drawing/2015/10/21/chartex" xmlns:cx3="http://schemas.microsoft.com/office/drawing/2016/5/9/chartex" xmlns:cx4="http://schemas.microsoft.com/office/drawing/2016/5/10/chartex" xmlns:cx5="http://schemas.microsoft.com/office/drawing/2016/5/11/chartex" xmlns:cx6="http://schemas.microsoft.com/office/drawing/2016/5/12/chartex" xmlns:cx7="http://schemas.microsoft.com/office/drawing/2016/5/13/chartex" xmlns:cx8="http://schemas.microsoft.com/office/drawing/2016/5/14/chartex" xmlns:mc="http://schemas.openxmlformats.org/markup-compatibility/2006" xmlns:aink="http://schemas.microsoft.com/office/drawing/2016/ink" xmlns:am3d="http://schemas.microsoft.com/office/drawing/2017/model3d" xmlns:o="urn:schemas-microsoft-com:office:office" xmlns:oel="http://schemas.microsoft.com/office/2019/extlst" xmlns:r="http://schemas.openxmlformats.org/officeDocument/2006/relationships" xmlns:m="http://schemas.openxmlformats.org/officeDocument/2006/math" xmlns:v="urn:schemas-microsoft-com:vml" xmlns:wp14="http://schemas.microsoft.com/office/word/2010/wordprocessingDrawing" xmlns:wp="http://schemas.openxmlformats.org/drawingml/2006/wordprocessingDrawing" xmlns:w10="urn:schemas-microsoft-com:office:word" xmlns:w="http://schemas.openxmlformats.org/wordprocessingml/2006/main" xmlns:w14="http://schemas.microsoft.com/office/word/2010/wordml" xmlns:w15="http://schemas.microsoft.com/office/word/2012/wordml" xmlns:w16cex="http://schemas.microsoft.com/office/word/2018/wordml/cex" xmlns:w16cid="http://schemas.microsoft.com/office/word/2016/wordml/cid" xmlns:w16="http://schemas.microsoft.com/office/word/2018/wordml" xmlns:w16du="http://schemas.microsoft.com/office/word/2023/wordml/word16du" xmlns:w16sdtdh="http://schemas.microsoft.com/office/word/2020/wordml/sdtdatahash" xmlns:w16sdtfl="http://schemas.microsoft.com/office/word/2024/wordml/sdtformatlock" xmlns:w16se="http://schemas.microsoft.com/office/word/2015/wordml/symex" xmlns:wpg="http://schemas.microsoft.com/office/word/2010/wordprocessingGroup" xmlns:wpi="http://schemas.microsoft.com/office/word/2010/wordprocessingInk" xmlns:wne="http://schemas.microsoft.com/office/word/2006/wordml" xmlns:wps="http://schemas.microsoft.com/office/word/2010/wordprocessingShape" mc:Ignorable="w14 w15 w16se w16cid w16 w16cex w16sdtdh w16sdtfl w16du wp14">
   <w:p>
     <w:pPr>
       <w:spacing w:after="0" w:line="259" w:lineRule="auto"/>
@@ -12672,7 +12583,7 @@
 </file>
 
 <file path=word/footer2.xml><?xml version="1.0" encoding="utf-8"?>
-<w:ftr xmlns:wpc="http://schemas.microsoft.com/office/word/2010/wordprocessingCanvas" xmlns:cx="http://schemas.microsoft.com/office/drawing/2014/chartex" xmlns:cx1="http://schemas.microsoft.com/office/drawing/2015/9/8/chartex" xmlns:cx2="http://schemas.microsoft.com/office/drawing/2015/10/21/chartex" xmlns:cx3="http://schemas.microsoft.com/office/drawing/2016/5/9/chartex" xmlns:cx4="http://schemas.microsoft.com/office/drawing/2016/5/10/chartex" xmlns:cx5="http://schemas.microsoft.com/office/drawing/2016/5/11/chartex" xmlns:cx6="http://schemas.microsoft.com/office/drawing/2016/5/12/chartex" xmlns:cx7="http://schemas.microsoft.com/office/drawing/2016/5/13/chartex" xmlns:cx8="http://schemas.microsoft.com/office/drawing/2016/5/14/chartex" xmlns:mc="http://schemas.openxmlformats.org/markup-compatibility/2006" xmlns:aink="http://schemas.microsoft.com/office/drawing/2016/ink" xmlns:am3d="http://schemas.microsoft.com/office/drawing/2017/model3d" xmlns:o="urn:schemas-microsoft-com:office:office" xmlns:oel="http://schemas.microsoft.com/office/2019/extlst" xmlns:r="http://schemas.openxmlformats.org/officeDocument/2006/relationships" xmlns:m="http://schemas.openxmlformats.org/officeDocument/2006/math" xmlns:v="urn:schemas-microsoft-com:vml" xmlns:wp14="http://schemas.microsoft.com/office/word/2010/wordprocessingDrawing" xmlns:wp="http://schemas.openxmlformats.org/drawingml/2006/wordprocessingDrawing" xmlns:w10="urn:schemas-microsoft-com:office:word" xmlns:w="http://schemas.openxmlformats.org/wordprocessingml/2006/main" xmlns:w14="http://schemas.microsoft.com/office/word/2010/wordml" xmlns:w15="http://schemas.microsoft.com/office/word/2012/wordml" xmlns:w16cex="http://schemas.microsoft.com/office/word/2018/wordml/cex" xmlns:w16cid="http://schemas.microsoft.com/office/word/2016/wordml/cid" xmlns:w16="http://schemas.microsoft.com/office/word/2018/wordml" xmlns:w16du="http://schemas.microsoft.com/office/word/2023/wordml/word16du" xmlns:w16sdtdh="http://schemas.microsoft.com/office/word/2020/wordml/sdtdatahash" xmlns:w16se="http://schemas.microsoft.com/office/word/2015/wordml/symex" xmlns:wpg="http://schemas.microsoft.com/office/word/2010/wordprocessingGroup" xmlns:wpi="http://schemas.microsoft.com/office/word/2010/wordprocessingInk" xmlns:wne="http://schemas.microsoft.com/office/word/2006/wordml" xmlns:wps="http://schemas.microsoft.com/office/word/2010/wordprocessingShape" mc:Ignorable="w14 w15 w16se w16cid w16 w16cex w16sdtdh w16du wp14">
+<w:ftr xmlns:wpc="http://schemas.microsoft.com/office/word/2010/wordprocessingCanvas" xmlns:cx="http://schemas.microsoft.com/office/drawing/2014/chartex" xmlns:cx1="http://schemas.microsoft.com/office/drawing/2015/9/8/chartex" xmlns:cx2="http://schemas.microsoft.com/office/drawing/2015/10/21/chartex" xmlns:cx3="http://schemas.microsoft.com/office/drawing/2016/5/9/chartex" xmlns:cx4="http://schemas.microsoft.com/office/drawing/2016/5/10/chartex" xmlns:cx5="http://schemas.microsoft.com/office/drawing/2016/5/11/chartex" xmlns:cx6="http://schemas.microsoft.com/office/drawing/2016/5/12/chartex" xmlns:cx7="http://schemas.microsoft.com/office/drawing/2016/5/13/chartex" xmlns:cx8="http://schemas.microsoft.com/office/drawing/2016/5/14/chartex" xmlns:mc="http://schemas.openxmlformats.org/markup-compatibility/2006" xmlns:aink="http://schemas.microsoft.com/office/drawing/2016/ink" xmlns:am3d="http://schemas.microsoft.com/office/drawing/2017/model3d" xmlns:o="urn:schemas-microsoft-com:office:office" xmlns:oel="http://schemas.microsoft.com/office/2019/extlst" xmlns:r="http://schemas.openxmlformats.org/officeDocument/2006/relationships" xmlns:m="http://schemas.openxmlformats.org/officeDocument/2006/math" xmlns:v="urn:schemas-microsoft-com:vml" xmlns:wp14="http://schemas.microsoft.com/office/word/2010/wordprocessingDrawing" xmlns:wp="http://schemas.openxmlformats.org/drawingml/2006/wordprocessingDrawing" xmlns:w10="urn:schemas-microsoft-com:office:word" xmlns:w="http://schemas.openxmlformats.org/wordprocessingml/2006/main" xmlns:w14="http://schemas.microsoft.com/office/word/2010/wordml" xmlns:w15="http://schemas.microsoft.com/office/word/2012/wordml" xmlns:w16cex="http://schemas.microsoft.com/office/word/2018/wordml/cex" xmlns:w16cid="http://schemas.microsoft.com/office/word/2016/wordml/cid" xmlns:w16="http://schemas.microsoft.com/office/word/2018/wordml" xmlns:w16du="http://schemas.microsoft.com/office/word/2023/wordml/word16du" xmlns:w16sdtdh="http://schemas.microsoft.com/office/word/2020/wordml/sdtdatahash" xmlns:w16sdtfl="http://schemas.microsoft.com/office/word/2024/wordml/sdtformatlock" xmlns:w16se="http://schemas.microsoft.com/office/word/2015/wordml/symex" xmlns:wpg="http://schemas.microsoft.com/office/word/2010/wordprocessingGroup" xmlns:wpi="http://schemas.microsoft.com/office/word/2010/wordprocessingInk" xmlns:wne="http://schemas.microsoft.com/office/word/2006/wordml" xmlns:wps="http://schemas.microsoft.com/office/word/2010/wordprocessingShape" mc:Ignorable="w14 w15 w16se w16cid w16 w16cex w16sdtdh w16sdtfl w16du wp14">
   <w:p>
     <w:pPr>
       <w:spacing w:after="0" w:line="259" w:lineRule="auto"/>
@@ -12724,7 +12635,7 @@
 </file>
 
 <file path=word/footer3.xml><?xml version="1.0" encoding="utf-8"?>
-<w:ftr xmlns:wpc="http://schemas.microsoft.com/office/word/2010/wordprocessingCanvas" xmlns:cx="http://schemas.microsoft.com/office/drawing/2014/chartex" xmlns:cx1="http://schemas.microsoft.com/office/drawing/2015/9/8/chartex" xmlns:cx2="http://schemas.microsoft.com/office/drawing/2015/10/21/chartex" xmlns:cx3="http://schemas.microsoft.com/office/drawing/2016/5/9/chartex" xmlns:cx4="http://schemas.microsoft.com/office/drawing/2016/5/10/chartex" xmlns:cx5="http://schemas.microsoft.com/office/drawing/2016/5/11/chartex" xmlns:cx6="http://schemas.microsoft.com/office/drawing/2016/5/12/chartex" xmlns:cx7="http://schemas.microsoft.com/office/drawing/2016/5/13/chartex" xmlns:cx8="http://schemas.microsoft.com/office/drawing/2016/5/14/chartex" xmlns:mc="http://schemas.openxmlformats.org/markup-compatibility/2006" xmlns:aink="http://schemas.microsoft.com/office/drawing/2016/ink" xmlns:am3d="http://schemas.microsoft.com/office/drawing/2017/model3d" xmlns:o="urn:schemas-microsoft-com:office:office" xmlns:oel="http://schemas.microsoft.com/office/2019/extlst" xmlns:r="http://schemas.openxmlformats.org/officeDocument/2006/relationships" xmlns:m="http://schemas.openxmlformats.org/officeDocument/2006/math" xmlns:v="urn:schemas-microsoft-com:vml" xmlns:wp14="http://schemas.microsoft.com/office/word/2010/wordprocessingDrawing" xmlns:wp="http://schemas.openxmlformats.org/drawingml/2006/wordprocessingDrawing" xmlns:w10="urn:schemas-microsoft-com:office:word" xmlns:w="http://schemas.openxmlformats.org/wordprocessingml/2006/main" xmlns:w14="http://schemas.microsoft.com/office/word/2010/wordml" xmlns:w15="http://schemas.microsoft.com/office/word/2012/wordml" xmlns:w16cex="http://schemas.microsoft.com/office/word/2018/wordml/cex" xmlns:w16cid="http://schemas.microsoft.com/office/word/2016/wordml/cid" xmlns:w16="http://schemas.microsoft.com/office/word/2018/wordml" xmlns:w16du="http://schemas.microsoft.com/office/word/2023/wordml/word16du" xmlns:w16sdtdh="http://schemas.microsoft.com/office/word/2020/wordml/sdtdatahash" xmlns:w16se="http://schemas.microsoft.com/office/word/2015/wordml/symex" xmlns:wpg="http://schemas.microsoft.com/office/word/2010/wordprocessingGroup" xmlns:wpi="http://schemas.microsoft.com/office/word/2010/wordprocessingInk" xmlns:wne="http://schemas.microsoft.com/office/word/2006/wordml" xmlns:wps="http://schemas.microsoft.com/office/word/2010/wordprocessingShape" mc:Ignorable="w14 w15 w16se w16cid w16 w16cex w16sdtdh w16du wp14">
+<w:ftr xmlns:wpc="http://schemas.microsoft.com/office/word/2010/wordprocessingCanvas" xmlns:cx="http://schemas.microsoft.com/office/drawing/2014/chartex" xmlns:cx1="http://schemas.microsoft.com/office/drawing/2015/9/8/chartex" xmlns:cx2="http://schemas.microsoft.com/office/drawing/2015/10/21/chartex" xmlns:cx3="http://schemas.microsoft.com/office/drawing/2016/5/9/chartex" xmlns:cx4="http://schemas.microsoft.com/office/drawing/2016/5/10/chartex" xmlns:cx5="http://schemas.microsoft.com/office/drawing/2016/5/11/chartex" xmlns:cx6="http://schemas.microsoft.com/office/drawing/2016/5/12/chartex" xmlns:cx7="http://schemas.microsoft.com/office/drawing/2016/5/13/chartex" xmlns:cx8="http://schemas.microsoft.com/office/drawing/2016/5/14/chartex" xmlns:mc="http://schemas.openxmlformats.org/markup-compatibility/2006" xmlns:aink="http://schemas.microsoft.com/office/drawing/2016/ink" xmlns:am3d="http://schemas.microsoft.com/office/drawing/2017/model3d" xmlns:o="urn:schemas-microsoft-com:office:office" xmlns:oel="http://schemas.microsoft.com/office/2019/extlst" xmlns:r="http://schemas.openxmlformats.org/officeDocument/2006/relationships" xmlns:m="http://schemas.openxmlformats.org/officeDocument/2006/math" xmlns:v="urn:schemas-microsoft-com:vml" xmlns:wp14="http://schemas.microsoft.com/office/word/2010/wordprocessingDrawing" xmlns:wp="http://schemas.openxmlformats.org/drawingml/2006/wordprocessingDrawing" xmlns:w10="urn:schemas-microsoft-com:office:word" xmlns:w="http://schemas.openxmlformats.org/wordprocessingml/2006/main" xmlns:w14="http://schemas.microsoft.com/office/word/2010/wordml" xmlns:w15="http://schemas.microsoft.com/office/word/2012/wordml" xmlns:w16cex="http://schemas.microsoft.com/office/word/2018/wordml/cex" xmlns:w16cid="http://schemas.microsoft.com/office/word/2016/wordml/cid" xmlns:w16="http://schemas.microsoft.com/office/word/2018/wordml" xmlns:w16du="http://schemas.microsoft.com/office/word/2023/wordml/word16du" xmlns:w16sdtdh="http://schemas.microsoft.com/office/word/2020/wordml/sdtdatahash" xmlns:w16sdtfl="http://schemas.microsoft.com/office/word/2024/wordml/sdtformatlock" xmlns:w16se="http://schemas.microsoft.com/office/word/2015/wordml/symex" xmlns:wpg="http://schemas.microsoft.com/office/word/2010/wordprocessingGroup" xmlns:wpi="http://schemas.microsoft.com/office/word/2010/wordprocessingInk" xmlns:wne="http://schemas.microsoft.com/office/word/2006/wordml" xmlns:wps="http://schemas.microsoft.com/office/word/2010/wordprocessingShape" mc:Ignorable="w14 w15 w16se w16cid w16 w16cex w16sdtdh w16sdtfl w16du wp14">
   <w:p>
     <w:pPr>
       <w:spacing w:after="0" w:line="259" w:lineRule="auto"/>
@@ -12776,7 +12687,7 @@
 </file>
 
 <file path=word/footnotes.xml><?xml version="1.0" encoding="utf-8"?>
-<w:footnotes xmlns:wpc="http://schemas.microsoft.com/office/word/2010/wordprocessingCanvas" xmlns:cx="http://schemas.microsoft.com/office/drawing/2014/chartex" xmlns:cx1="http://schemas.microsoft.com/office/drawing/2015/9/8/chartex" xmlns:cx2="http://schemas.microsoft.com/office/drawing/2015/10/21/chartex" xmlns:cx3="http://schemas.microsoft.com/office/drawing/2016/5/9/chartex" xmlns:cx4="http://schemas.microsoft.com/office/drawing/2016/5/10/chartex" xmlns:cx5="http://schemas.microsoft.com/office/drawing/2016/5/11/chartex" xmlns:cx6="http://schemas.microsoft.com/office/drawing/2016/5/12/chartex" xmlns:cx7="http://schemas.microsoft.com/office/drawing/2016/5/13/chartex" xmlns:cx8="http://schemas.microsoft.com/office/drawing/2016/5/14/chartex" xmlns:mc="http://schemas.openxmlformats.org/markup-compatibility/2006" xmlns:aink="http://schemas.microsoft.com/office/drawing/2016/ink" xmlns:am3d="http://schemas.microsoft.com/office/drawing/2017/model3d" xmlns:o="urn:schemas-microsoft-com:office:office" xmlns:oel="http://schemas.microsoft.com/office/2019/extlst" xmlns:r="http://schemas.openxmlformats.org/officeDocument/2006/relationships" xmlns:m="http://schemas.openxmlformats.org/officeDocument/2006/math" xmlns:v="urn:schemas-microsoft-com:vml" xmlns:wp14="http://schemas.microsoft.com/office/word/2010/wordprocessingDrawing" xmlns:wp="http://schemas.openxmlformats.org/drawingml/2006/wordprocessingDrawing" xmlns:w10="urn:schemas-microsoft-com:office:word" xmlns:w="http://schemas.openxmlformats.org/wordprocessingml/2006/main" xmlns:w14="http://schemas.microsoft.com/office/word/2010/wordml" xmlns:w15="http://schemas.microsoft.com/office/word/2012/wordml" xmlns:w16cex="http://schemas.microsoft.com/office/word/2018/wordml/cex" xmlns:w16cid="http://schemas.microsoft.com/office/word/2016/wordml/cid" xmlns:w16="http://schemas.microsoft.com/office/word/2018/wordml" xmlns:w16du="http://schemas.microsoft.com/office/word/2023/wordml/word16du" xmlns:w16sdtdh="http://schemas.microsoft.com/office/word/2020/wordml/sdtdatahash" xmlns:w16se="http://schemas.microsoft.com/office/word/2015/wordml/symex" xmlns:wpg="http://schemas.microsoft.com/office/word/2010/wordprocessingGroup" xmlns:wpi="http://schemas.microsoft.com/office/word/2010/wordprocessingInk" xmlns:wne="http://schemas.microsoft.com/office/word/2006/wordml" xmlns:wps="http://schemas.microsoft.com/office/word/2010/wordprocessingShape" mc:Ignorable="w14 w15 w16se w16cid w16 w16cex w16sdtdh w16du wp14">
+<w:footnotes xmlns:wpc="http://schemas.microsoft.com/office/word/2010/wordprocessingCanvas" xmlns:cx="http://schemas.microsoft.com/office/drawing/2014/chartex" xmlns:cx1="http://schemas.microsoft.com/office/drawing/2015/9/8/chartex" xmlns:cx2="http://schemas.microsoft.com/office/drawing/2015/10/21/chartex" xmlns:cx3="http://schemas.microsoft.com/office/drawing/2016/5/9/chartex" xmlns:cx4="http://schemas.microsoft.com/office/drawing/2016/5/10/chartex" xmlns:cx5="http://schemas.microsoft.com/office/drawing/2016/5/11/chartex" xmlns:cx6="http://schemas.microsoft.com/office/drawing/2016/5/12/chartex" xmlns:cx7="http://schemas.microsoft.com/office/drawing/2016/5/13/chartex" xmlns:cx8="http://schemas.microsoft.com/office/drawing/2016/5/14/chartex" xmlns:mc="http://schemas.openxmlformats.org/markup-compatibility/2006" xmlns:aink="http://schemas.microsoft.com/office/drawing/2016/ink" xmlns:am3d="http://schemas.microsoft.com/office/drawing/2017/model3d" xmlns:o="urn:schemas-microsoft-com:office:office" xmlns:oel="http://schemas.microsoft.com/office/2019/extlst" xmlns:r="http://schemas.openxmlformats.org/officeDocument/2006/relationships" xmlns:m="http://schemas.openxmlformats.org/officeDocument/2006/math" xmlns:v="urn:schemas-microsoft-com:vml" xmlns:wp14="http://schemas.microsoft.com/office/word/2010/wordprocessingDrawing" xmlns:wp="http://schemas.openxmlformats.org/drawingml/2006/wordprocessingDrawing" xmlns:w10="urn:schemas-microsoft-com:office:word" xmlns:w="http://schemas.openxmlformats.org/wordprocessingml/2006/main" xmlns:w14="http://schemas.microsoft.com/office/word/2010/wordml" xmlns:w15="http://schemas.microsoft.com/office/word/2012/wordml" xmlns:w16cex="http://schemas.microsoft.com/office/word/2018/wordml/cex" xmlns:w16cid="http://schemas.microsoft.com/office/word/2016/wordml/cid" xmlns:w16="http://schemas.microsoft.com/office/word/2018/wordml" xmlns:w16du="http://schemas.microsoft.com/office/word/2023/wordml/word16du" xmlns:w16sdtdh="http://schemas.microsoft.com/office/word/2020/wordml/sdtdatahash" xmlns:w16sdtfl="http://schemas.microsoft.com/office/word/2024/wordml/sdtformatlock" xmlns:w16se="http://schemas.microsoft.com/office/word/2015/wordml/symex" xmlns:wpg="http://schemas.microsoft.com/office/word/2010/wordprocessingGroup" xmlns:wpi="http://schemas.microsoft.com/office/word/2010/wordprocessingInk" xmlns:wne="http://schemas.microsoft.com/office/word/2006/wordml" xmlns:wps="http://schemas.microsoft.com/office/word/2010/wordprocessingShape" mc:Ignorable="w14 w15 w16se w16cid w16 w16cex w16sdtdh w16sdtfl w16du wp14">
   <w:footnote w:type="separator" w:id="-1">
     <w:p>
       <w:pPr>
@@ -12801,7 +12712,7 @@
 </file>
 
 <file path=word/header1.xml><?xml version="1.0" encoding="utf-8"?>
-<w:hdr xmlns:wpc="http://schemas.microsoft.com/office/word/2010/wordprocessingCanvas" xmlns:cx="http://schemas.microsoft.com/office/drawing/2014/chartex" xmlns:cx1="http://schemas.microsoft.com/office/drawing/2015/9/8/chartex" xmlns:cx2="http://schemas.microsoft.com/office/drawing/2015/10/21/chartex" xmlns:cx3="http://schemas.microsoft.com/office/drawing/2016/5/9/chartex" xmlns:cx4="http://schemas.microsoft.com/office/drawing/2016/5/10/chartex" xmlns:cx5="http://schemas.microsoft.com/office/drawing/2016/5/11/chartex" xmlns:cx6="http://schemas.microsoft.com/office/drawing/2016/5/12/chartex" xmlns:cx7="http://schemas.microsoft.com/office/drawing/2016/5/13/chartex" xmlns:cx8="http://schemas.microsoft.com/office/drawing/2016/5/14/chartex" xmlns:mc="http://schemas.openxmlformats.org/markup-compatibility/2006" xmlns:aink="http://schemas.microsoft.com/office/drawing/2016/ink" xmlns:am3d="http://schemas.microsoft.com/office/drawing/2017/model3d" xmlns:o="urn:schemas-microsoft-com:office:office" xmlns:oel="http://schemas.microsoft.com/office/2019/extlst" xmlns:r="http://schemas.openxmlformats.org/officeDocument/2006/relationships" xmlns:m="http://schemas.openxmlformats.org/officeDocument/2006/math" xmlns:v="urn:schemas-microsoft-com:vml" xmlns:wp14="http://schemas.microsoft.com/office/word/2010/wordprocessingDrawing" xmlns:wp="http://schemas.openxmlformats.org/drawingml/2006/wordprocessingDrawing" xmlns:w10="urn:schemas-microsoft-com:office:word" xmlns:w="http://schemas.openxmlformats.org/wordprocessingml/2006/main" xmlns:w14="http://schemas.microsoft.com/office/word/2010/wordml" xmlns:w15="http://schemas.microsoft.com/office/word/2012/wordml" xmlns:w16cex="http://schemas.microsoft.com/office/word/2018/wordml/cex" xmlns:w16cid="http://schemas.microsoft.com/office/word/2016/wordml/cid" xmlns:w16="http://schemas.microsoft.com/office/word/2018/wordml" xmlns:w16du="http://schemas.microsoft.com/office/word/2023/wordml/word16du" xmlns:w16sdtdh="http://schemas.microsoft.com/office/word/2020/wordml/sdtdatahash" xmlns:w16se="http://schemas.microsoft.com/office/word/2015/wordml/symex" xmlns:wpg="http://schemas.microsoft.com/office/word/2010/wordprocessingGroup" xmlns:wpi="http://schemas.microsoft.com/office/word/2010/wordprocessingInk" xmlns:wne="http://schemas.microsoft.com/office/word/2006/wordml" xmlns:wps="http://schemas.microsoft.com/office/word/2010/wordprocessingShape" mc:Ignorable="w14 w15 w16se w16cid w16 w16cex w16sdtdh w16du wp14">
+<w:hdr xmlns:wpc="http://schemas.microsoft.com/office/word/2010/wordprocessingCanvas" xmlns:cx="http://schemas.microsoft.com/office/drawing/2014/chartex" xmlns:cx1="http://schemas.microsoft.com/office/drawing/2015/9/8/chartex" xmlns:cx2="http://schemas.microsoft.com/office/drawing/2015/10/21/chartex" xmlns:cx3="http://schemas.microsoft.com/office/drawing/2016/5/9/chartex" xmlns:cx4="http://schemas.microsoft.com/office/drawing/2016/5/10/chartex" xmlns:cx5="http://schemas.microsoft.com/office/drawing/2016/5/11/chartex" xmlns:cx6="http://schemas.microsoft.com/office/drawing/2016/5/12/chartex" xmlns:cx7="http://schemas.microsoft.com/office/drawing/2016/5/13/chartex" xmlns:cx8="http://schemas.microsoft.com/office/drawing/2016/5/14/chartex" xmlns:mc="http://schemas.openxmlformats.org/markup-compatibility/2006" xmlns:aink="http://schemas.microsoft.com/office/drawing/2016/ink" xmlns:am3d="http://schemas.microsoft.com/office/drawing/2017/model3d" xmlns:o="urn:schemas-microsoft-com:office:office" xmlns:oel="http://schemas.microsoft.com/office/2019/extlst" xmlns:r="http://schemas.openxmlformats.org/officeDocument/2006/relationships" xmlns:m="http://schemas.openxmlformats.org/officeDocument/2006/math" xmlns:v="urn:schemas-microsoft-com:vml" xmlns:wp14="http://schemas.microsoft.com/office/word/2010/wordprocessingDrawing" xmlns:wp="http://schemas.openxmlformats.org/drawingml/2006/wordprocessingDrawing" xmlns:w10="urn:schemas-microsoft-com:office:word" xmlns:w="http://schemas.openxmlformats.org/wordprocessingml/2006/main" xmlns:w14="http://schemas.microsoft.com/office/word/2010/wordml" xmlns:w15="http://schemas.microsoft.com/office/word/2012/wordml" xmlns:w16cex="http://schemas.microsoft.com/office/word/2018/wordml/cex" xmlns:w16cid="http://schemas.microsoft.com/office/word/2016/wordml/cid" xmlns:w16="http://schemas.microsoft.com/office/word/2018/wordml" xmlns:w16du="http://schemas.microsoft.com/office/word/2023/wordml/word16du" xmlns:w16sdtdh="http://schemas.microsoft.com/office/word/2020/wordml/sdtdatahash" xmlns:w16sdtfl="http://schemas.microsoft.com/office/word/2024/wordml/sdtformatlock" xmlns:w16se="http://schemas.microsoft.com/office/word/2015/wordml/symex" xmlns:wpg="http://schemas.microsoft.com/office/word/2010/wordprocessingGroup" xmlns:wpi="http://schemas.microsoft.com/office/word/2010/wordprocessingInk" xmlns:wne="http://schemas.microsoft.com/office/word/2006/wordml" xmlns:wps="http://schemas.microsoft.com/office/word/2010/wordprocessingShape" mc:Ignorable="w14 w15 w16se w16cid w16 w16cex w16sdtdh w16sdtfl w16du wp14">
   <w:p>
     <w:pPr>
       <w:spacing w:after="0" w:line="259" w:lineRule="auto"/>
@@ -12877,7 +12788,7 @@
 </file>
 
 <file path=word/header2.xml><?xml version="1.0" encoding="utf-8"?>
-<w:hdr xmlns:wpc="http://schemas.microsoft.com/office/word/2010/wordprocessingCanvas" xmlns:cx="http://schemas.microsoft.com/office/drawing/2014/chartex" xmlns:cx1="http://schemas.microsoft.com/office/drawing/2015/9/8/chartex" xmlns:cx2="http://schemas.microsoft.com/office/drawing/2015/10/21/chartex" xmlns:cx3="http://schemas.microsoft.com/office/drawing/2016/5/9/chartex" xmlns:cx4="http://schemas.microsoft.com/office/drawing/2016/5/10/chartex" xmlns:cx5="http://schemas.microsoft.com/office/drawing/2016/5/11/chartex" xmlns:cx6="http://schemas.microsoft.com/office/drawing/2016/5/12/chartex" xmlns:cx7="http://schemas.microsoft.com/office/drawing/2016/5/13/chartex" xmlns:cx8="http://schemas.microsoft.com/office/drawing/2016/5/14/chartex" xmlns:mc="http://schemas.openxmlformats.org/markup-compatibility/2006" xmlns:aink="http://schemas.microsoft.com/office/drawing/2016/ink" xmlns:am3d="http://schemas.microsoft.com/office/drawing/2017/model3d" xmlns:o="urn:schemas-microsoft-com:office:office" xmlns:oel="http://schemas.microsoft.com/office/2019/extlst" xmlns:r="http://schemas.openxmlformats.org/officeDocument/2006/relationships" xmlns:m="http://schemas.openxmlformats.org/officeDocument/2006/math" xmlns:v="urn:schemas-microsoft-com:vml" xmlns:wp14="http://schemas.microsoft.com/office/word/2010/wordprocessingDrawing" xmlns:wp="http://schemas.openxmlformats.org/drawingml/2006/wordprocessingDrawing" xmlns:w10="urn:schemas-microsoft-com:office:word" xmlns:w="http://schemas.openxmlformats.org/wordprocessingml/2006/main" xmlns:w14="http://schemas.microsoft.com/office/word/2010/wordml" xmlns:w15="http://schemas.microsoft.com/office/word/2012/wordml" xmlns:w16cex="http://schemas.microsoft.com/office/word/2018/wordml/cex" xmlns:w16cid="http://schemas.microsoft.com/office/word/2016/wordml/cid" xmlns:w16="http://schemas.microsoft.com/office/word/2018/wordml" xmlns:w16du="http://schemas.microsoft.com/office/word/2023/wordml/word16du" xmlns:w16sdtdh="http://schemas.microsoft.com/office/word/2020/wordml/sdtdatahash" xmlns:w16se="http://schemas.microsoft.com/office/word/2015/wordml/symex" xmlns:wpg="http://schemas.microsoft.com/office/word/2010/wordprocessingGroup" xmlns:wpi="http://schemas.microsoft.com/office/word/2010/wordprocessingInk" xmlns:wne="http://schemas.microsoft.com/office/word/2006/wordml" xmlns:wps="http://schemas.microsoft.com/office/word/2010/wordprocessingShape" mc:Ignorable="w14 w15 w16se w16cid w16 w16cex w16sdtdh w16du wp14">
+<w:hdr xmlns:wpc="http://schemas.microsoft.com/office/word/2010/wordprocessingCanvas" xmlns:cx="http://schemas.microsoft.com/office/drawing/2014/chartex" xmlns:cx1="http://schemas.microsoft.com/office/drawing/2015/9/8/chartex" xmlns:cx2="http://schemas.microsoft.com/office/drawing/2015/10/21/chartex" xmlns:cx3="http://schemas.microsoft.com/office/drawing/2016/5/9/chartex" xmlns:cx4="http://schemas.microsoft.com/office/drawing/2016/5/10/chartex" xmlns:cx5="http://schemas.microsoft.com/office/drawing/2016/5/11/chartex" xmlns:cx6="http://schemas.microsoft.com/office/drawing/2016/5/12/chartex" xmlns:cx7="http://schemas.microsoft.com/office/drawing/2016/5/13/chartex" xmlns:cx8="http://schemas.microsoft.com/office/drawing/2016/5/14/chartex" xmlns:mc="http://schemas.openxmlformats.org/markup-compatibility/2006" xmlns:aink="http://schemas.microsoft.com/office/drawing/2016/ink" xmlns:am3d="http://schemas.microsoft.com/office/drawing/2017/model3d" xmlns:o="urn:schemas-microsoft-com:office:office" xmlns:oel="http://schemas.microsoft.com/office/2019/extlst" xmlns:r="http://schemas.openxmlformats.org/officeDocument/2006/relationships" xmlns:m="http://schemas.openxmlformats.org/officeDocument/2006/math" xmlns:v="urn:schemas-microsoft-com:vml" xmlns:wp14="http://schemas.microsoft.com/office/word/2010/wordprocessingDrawing" xmlns:wp="http://schemas.openxmlformats.org/drawingml/2006/wordprocessingDrawing" xmlns:w10="urn:schemas-microsoft-com:office:word" xmlns:w="http://schemas.openxmlformats.org/wordprocessingml/2006/main" xmlns:w14="http://schemas.microsoft.com/office/word/2010/wordml" xmlns:w15="http://schemas.microsoft.com/office/word/2012/wordml" xmlns:w16cex="http://schemas.microsoft.com/office/word/2018/wordml/cex" xmlns:w16cid="http://schemas.microsoft.com/office/word/2016/wordml/cid" xmlns:w16="http://schemas.microsoft.com/office/word/2018/wordml" xmlns:w16du="http://schemas.microsoft.com/office/word/2023/wordml/word16du" xmlns:w16sdtdh="http://schemas.microsoft.com/office/word/2020/wordml/sdtdatahash" xmlns:w16sdtfl="http://schemas.microsoft.com/office/word/2024/wordml/sdtformatlock" xmlns:w16se="http://schemas.microsoft.com/office/word/2015/wordml/symex" xmlns:wpg="http://schemas.microsoft.com/office/word/2010/wordprocessingGroup" xmlns:wpi="http://schemas.microsoft.com/office/word/2010/wordprocessingInk" xmlns:wne="http://schemas.microsoft.com/office/word/2006/wordml" xmlns:wps="http://schemas.microsoft.com/office/word/2010/wordprocessingShape" mc:Ignorable="w14 w15 w16se w16cid w16 w16cex w16sdtdh w16sdtfl w16du wp14">
   <w:p>
     <w:pPr>
       <w:spacing w:after="0" w:line="240" w:lineRule="auto"/>
@@ -12902,7 +12813,7 @@
 </file>
 
 <file path=word/header3.xml><?xml version="1.0" encoding="utf-8"?>
-<w:hdr xmlns:wpc="http://schemas.microsoft.com/office/word/2010/wordprocessingCanvas" xmlns:cx="http://schemas.microsoft.com/office/drawing/2014/chartex" xmlns:cx1="http://schemas.microsoft.com/office/drawing/2015/9/8/chartex" xmlns:cx2="http://schemas.microsoft.com/office/drawing/2015/10/21/chartex" xmlns:cx3="http://schemas.microsoft.com/office/drawing/2016/5/9/chartex" xmlns:cx4="http://schemas.microsoft.com/office/drawing/2016/5/10/chartex" xmlns:cx5="http://schemas.microsoft.com/office/drawing/2016/5/11/chartex" xmlns:cx6="http://schemas.microsoft.com/office/drawing/2016/5/12/chartex" xmlns:cx7="http://schemas.microsoft.com/office/drawing/2016/5/13/chartex" xmlns:cx8="http://schemas.microsoft.com/office/drawing/2016/5/14/chartex" xmlns:mc="http://schemas.openxmlformats.org/markup-compatibility/2006" xmlns:aink="http://schemas.microsoft.com/office/drawing/2016/ink" xmlns:am3d="http://schemas.microsoft.com/office/drawing/2017/model3d" xmlns:o="urn:schemas-microsoft-com:office:office" xmlns:oel="http://schemas.microsoft.com/office/2019/extlst" xmlns:r="http://schemas.openxmlformats.org/officeDocument/2006/relationships" xmlns:m="http://schemas.openxmlformats.org/officeDocument/2006/math" xmlns:v="urn:schemas-microsoft-com:vml" xmlns:wp14="http://schemas.microsoft.com/office/word/2010/wordprocessingDrawing" xmlns:wp="http://schemas.openxmlformats.org/drawingml/2006/wordprocessingDrawing" xmlns:w10="urn:schemas-microsoft-com:office:word" xmlns:w="http://schemas.openxmlformats.org/wordprocessingml/2006/main" xmlns:w14="http://schemas.microsoft.com/office/word/2010/wordml" xmlns:w15="http://schemas.microsoft.com/office/word/2012/wordml" xmlns:w16cex="http://schemas.microsoft.com/office/word/2018/wordml/cex" xmlns:w16cid="http://schemas.microsoft.com/office/word/2016/wordml/cid" xmlns:w16="http://schemas.microsoft.com/office/word/2018/wordml" xmlns:w16du="http://schemas.microsoft.com/office/word/2023/wordml/word16du" xmlns:w16sdtdh="http://schemas.microsoft.com/office/word/2020/wordml/sdtdatahash" xmlns:w16se="http://schemas.microsoft.com/office/word/2015/wordml/symex" xmlns:wpg="http://schemas.microsoft.com/office/word/2010/wordprocessingGroup" xmlns:wpi="http://schemas.microsoft.com/office/word/2010/wordprocessingInk" xmlns:wne="http://schemas.microsoft.com/office/word/2006/wordml" xmlns:wps="http://schemas.microsoft.com/office/word/2010/wordprocessingShape" mc:Ignorable="w14 w15 w16se w16cid w16 w16cex w16sdtdh w16du wp14">
+<w:hdr xmlns:wpc="http://schemas.microsoft.com/office/word/2010/wordprocessingCanvas" xmlns:cx="http://schemas.microsoft.com/office/drawing/2014/chartex" xmlns:cx1="http://schemas.microsoft.com/office/drawing/2015/9/8/chartex" xmlns:cx2="http://schemas.microsoft.com/office/drawing/2015/10/21/chartex" xmlns:cx3="http://schemas.microsoft.com/office/drawing/2016/5/9/chartex" xmlns:cx4="http://schemas.microsoft.com/office/drawing/2016/5/10/chartex" xmlns:cx5="http://schemas.microsoft.com/office/drawing/2016/5/11/chartex" xmlns:cx6="http://schemas.microsoft.com/office/drawing/2016/5/12/chartex" xmlns:cx7="http://schemas.microsoft.com/office/drawing/2016/5/13/chartex" xmlns:cx8="http://schemas.microsoft.com/office/drawing/2016/5/14/chartex" xmlns:mc="http://schemas.openxmlformats.org/markup-compatibility/2006" xmlns:aink="http://schemas.microsoft.com/office/drawing/2016/ink" xmlns:am3d="http://schemas.microsoft.com/office/drawing/2017/model3d" xmlns:o="urn:schemas-microsoft-com:office:office" xmlns:oel="http://schemas.microsoft.com/office/2019/extlst" xmlns:r="http://schemas.openxmlformats.org/officeDocument/2006/relationships" xmlns:m="http://schemas.openxmlformats.org/officeDocument/2006/math" xmlns:v="urn:schemas-microsoft-com:vml" xmlns:wp14="http://schemas.microsoft.com/office/word/2010/wordprocessingDrawing" xmlns:wp="http://schemas.openxmlformats.org/drawingml/2006/wordprocessingDrawing" xmlns:w10="urn:schemas-microsoft-com:office:word" xmlns:w="http://schemas.openxmlformats.org/wordprocessingml/2006/main" xmlns:w14="http://schemas.microsoft.com/office/word/2010/wordml" xmlns:w15="http://schemas.microsoft.com/office/word/2012/wordml" xmlns:w16cex="http://schemas.microsoft.com/office/word/2018/wordml/cex" xmlns:w16cid="http://schemas.microsoft.com/office/word/2016/wordml/cid" xmlns:w16="http://schemas.microsoft.com/office/word/2018/wordml" xmlns:w16du="http://schemas.microsoft.com/office/word/2023/wordml/word16du" xmlns:w16sdtdh="http://schemas.microsoft.com/office/word/2020/wordml/sdtdatahash" xmlns:w16sdtfl="http://schemas.microsoft.com/office/word/2024/wordml/sdtformatlock" xmlns:w16se="http://schemas.microsoft.com/office/word/2015/wordml/symex" xmlns:wpg="http://schemas.microsoft.com/office/word/2010/wordprocessingGroup" xmlns:wpi="http://schemas.microsoft.com/office/word/2010/wordprocessingInk" xmlns:wne="http://schemas.microsoft.com/office/word/2006/wordml" xmlns:wps="http://schemas.microsoft.com/office/word/2010/wordprocessingShape" mc:Ignorable="w14 w15 w16se w16cid w16 w16cex w16sdtdh w16sdtfl w16du wp14">
   <w:p>
     <w:pPr>
       <w:spacing w:after="0" w:line="259" w:lineRule="auto"/>
@@ -12966,7 +12877,7 @@
 </file>
 
 <file path=word/numbering.xml><?xml version="1.0" encoding="utf-8"?>
-<w:numbering xmlns:wpc="http://schemas.microsoft.com/office/word/2010/wordprocessingCanvas" xmlns:cx="http://schemas.microsoft.com/office/drawing/2014/chartex" xmlns:cx1="http://schemas.microsoft.com/office/drawing/2015/9/8/chartex" xmlns:cx2="http://schemas.microsoft.com/office/drawing/2015/10/21/chartex" xmlns:cx3="http://schemas.microsoft.com/office/drawing/2016/5/9/chartex" xmlns:cx4="http://schemas.microsoft.com/office/drawing/2016/5/10/chartex" xmlns:cx5="http://schemas.microsoft.com/office/drawing/2016/5/11/chartex" xmlns:cx6="http://schemas.microsoft.com/office/drawing/2016/5/12/chartex" xmlns:cx7="http://schemas.microsoft.com/office/drawing/2016/5/13/chartex" xmlns:cx8="http://schemas.microsoft.com/office/drawing/2016/5/14/chartex" xmlns:mc="http://schemas.openxmlformats.org/markup-compatibility/2006" xmlns:aink="http://schemas.microsoft.com/office/drawing/2016/ink" xmlns:am3d="http://schemas.microsoft.com/office/drawing/2017/model3d" xmlns:o="urn:schemas-microsoft-com:office:office" xmlns:oel="http://schemas.microsoft.com/office/2019/extlst" xmlns:r="http://schemas.openxmlformats.org/officeDocument/2006/relationships" xmlns:m="http://schemas.openxmlformats.org/officeDocument/2006/math" xmlns:v="urn:schemas-microsoft-com:vml" xmlns:wp14="http://schemas.microsoft.com/office/word/2010/wordprocessingDrawing" xmlns:wp="http://schemas.openxmlformats.org/drawingml/2006/wordprocessingDrawing" xmlns:w10="urn:schemas-microsoft-com:office:word" xmlns:w="http://schemas.openxmlformats.org/wordprocessingml/2006/main" xmlns:w14="http://schemas.microsoft.com/office/word/2010/wordml" xmlns:w15="http://schemas.microsoft.com/office/word/2012/wordml" xmlns:w16cex="http://schemas.microsoft.com/office/word/2018/wordml/cex" xmlns:w16cid="http://schemas.microsoft.com/office/word/2016/wordml/cid" xmlns:w16="http://schemas.microsoft.com/office/word/2018/wordml" xmlns:w16du="http://schemas.microsoft.com/office/word/2023/wordml/word16du" xmlns:w16sdtdh="http://schemas.microsoft.com/office/word/2020/wordml/sdtdatahash" xmlns:w16se="http://schemas.microsoft.com/office/word/2015/wordml/symex" xmlns:wpg="http://schemas.microsoft.com/office/word/2010/wordprocessingGroup" xmlns:wpi="http://schemas.microsoft.com/office/word/2010/wordprocessingInk" xmlns:wne="http://schemas.microsoft.com/office/word/2006/wordml" xmlns:wps="http://schemas.microsoft.com/office/word/2010/wordprocessingShape" mc:Ignorable="w14 w15 w16se w16cid w16 w16cex w16sdtdh w16du wp14">
+<w:numbering xmlns:wpc="http://schemas.microsoft.com/office/word/2010/wordprocessingCanvas" xmlns:cx="http://schemas.microsoft.com/office/drawing/2014/chartex" xmlns:cx1="http://schemas.microsoft.com/office/drawing/2015/9/8/chartex" xmlns:cx2="http://schemas.microsoft.com/office/drawing/2015/10/21/chartex" xmlns:cx3="http://schemas.microsoft.com/office/drawing/2016/5/9/chartex" xmlns:cx4="http://schemas.microsoft.com/office/drawing/2016/5/10/chartex" xmlns:cx5="http://schemas.microsoft.com/office/drawing/2016/5/11/chartex" xmlns:cx6="http://schemas.microsoft.com/office/drawing/2016/5/12/chartex" xmlns:cx7="http://schemas.microsoft.com/office/drawing/2016/5/13/chartex" xmlns:cx8="http://schemas.microsoft.com/office/drawing/2016/5/14/chartex" xmlns:mc="http://schemas.openxmlformats.org/markup-compatibility/2006" xmlns:aink="http://schemas.microsoft.com/office/drawing/2016/ink" xmlns:am3d="http://schemas.microsoft.com/office/drawing/2017/model3d" xmlns:o="urn:schemas-microsoft-com:office:office" xmlns:oel="http://schemas.microsoft.com/office/2019/extlst" xmlns:r="http://schemas.openxmlformats.org/officeDocument/2006/relationships" xmlns:m="http://schemas.openxmlformats.org/officeDocument/2006/math" xmlns:v="urn:schemas-microsoft-com:vml" xmlns:wp14="http://schemas.microsoft.com/office/word/2010/wordprocessingDrawing" xmlns:wp="http://schemas.openxmlformats.org/drawingml/2006/wordprocessingDrawing" xmlns:w10="urn:schemas-microsoft-com:office:word" xmlns:w="http://schemas.openxmlformats.org/wordprocessingml/2006/main" xmlns:w14="http://schemas.microsoft.com/office/word/2010/wordml" xmlns:w15="http://schemas.microsoft.com/office/word/2012/wordml" xmlns:w16cex="http://schemas.microsoft.com/office/word/2018/wordml/cex" xmlns:w16cid="http://schemas.microsoft.com/office/word/2016/wordml/cid" xmlns:w16="http://schemas.microsoft.com/office/word/2018/wordml" xmlns:w16du="http://schemas.microsoft.com/office/word/2023/wordml/word16du" xmlns:w16sdtdh="http://schemas.microsoft.com/office/word/2020/wordml/sdtdatahash" xmlns:w16sdtfl="http://schemas.microsoft.com/office/word/2024/wordml/sdtformatlock" xmlns:w16se="http://schemas.microsoft.com/office/word/2015/wordml/symex" xmlns:wpg="http://schemas.microsoft.com/office/word/2010/wordprocessingGroup" xmlns:wpi="http://schemas.microsoft.com/office/word/2010/wordprocessingInk" xmlns:wne="http://schemas.microsoft.com/office/word/2006/wordml" xmlns:wps="http://schemas.microsoft.com/office/word/2010/wordprocessingShape" mc:Ignorable="w14 w15 w16se w16cid w16 w16cex w16sdtdh w16sdtfl w16du wp14">
   <w:abstractNum w:abstractNumId="0" w15:restartNumberingAfterBreak="0">
     <w:nsid w:val="03F62769"/>
     <w:multiLevelType w:val="hybridMultilevel"/>
@@ -16976,7 +16887,7 @@
 </file>
 
 <file path=word/styles.xml><?xml version="1.0" encoding="utf-8"?>
-<w:styles xmlns:mc="http://schemas.openxmlformats.org/markup-compatibility/2006" xmlns:r="http://schemas.openxmlformats.org/officeDocument/2006/relationships" xmlns:w="http://schemas.openxmlformats.org/wordprocessingml/2006/main" xmlns:w14="http://schemas.microsoft.com/office/word/2010/wordml" xmlns:w15="http://schemas.microsoft.com/office/word/2012/wordml" xmlns:w16cex="http://schemas.microsoft.com/office/word/2018/wordml/cex" xmlns:w16cid="http://schemas.microsoft.com/office/word/2016/wordml/cid" xmlns:w16="http://schemas.microsoft.com/office/word/2018/wordml" xmlns:w16du="http://schemas.microsoft.com/office/word/2023/wordml/word16du" xmlns:w16sdtdh="http://schemas.microsoft.com/office/word/2020/wordml/sdtdatahash" xmlns:w16se="http://schemas.microsoft.com/office/word/2015/wordml/symex" mc:Ignorable="w14 w15 w16se w16cid w16 w16cex w16sdtdh w16du">
+<w:styles xmlns:mc="http://schemas.openxmlformats.org/markup-compatibility/2006" xmlns:r="http://schemas.openxmlformats.org/officeDocument/2006/relationships" xmlns:w="http://schemas.openxmlformats.org/wordprocessingml/2006/main" xmlns:w14="http://schemas.microsoft.com/office/word/2010/wordml" xmlns:w15="http://schemas.microsoft.com/office/word/2012/wordml" xmlns:w16cex="http://schemas.microsoft.com/office/word/2018/wordml/cex" xmlns:w16cid="http://schemas.microsoft.com/office/word/2016/wordml/cid" xmlns:w16="http://schemas.microsoft.com/office/word/2018/wordml" xmlns:w16du="http://schemas.microsoft.com/office/word/2023/wordml/word16du" xmlns:w16sdtdh="http://schemas.microsoft.com/office/word/2020/wordml/sdtdatahash" xmlns:w16sdtfl="http://schemas.microsoft.com/office/word/2024/wordml/sdtformatlock" xmlns:w16se="http://schemas.microsoft.com/office/word/2015/wordml/symex" mc:Ignorable="w14 w15 w16se w16cid w16 w16cex w16sdtdh w16sdtfl w16du">
   <w:docDefaults>
     <w:rPrDefault>
       <w:rPr>
@@ -17932,6 +17843,18 @@
       <w:szCs w:val="26"/>
     </w:rPr>
   </w:style>
+  <w:style w:type="character" w:styleId="UnresolvedMention">
+    <w:name w:val="Unresolved Mention"/>
+    <w:basedOn w:val="DefaultParagraphFont"/>
+    <w:uiPriority w:val="99"/>
+    <w:semiHidden/>
+    <w:unhideWhenUsed/>
+    <w:rsid w:val="00E96605"/>
+    <w:rPr>
+      <w:color w:val="605E5C"/>
+      <w:shd w:val="clear" w:color="auto" w:fill="E1DFDD"/>
+    </w:rPr>
+  </w:style>
 </w:styles>
 </file>
 
